--- a/4 семестр/ТСПП/курсовик/ПЗ.docx
+++ b/4 семестр/ТСПП/курсовик/ПЗ.docx
@@ -2967,7 +2967,7 @@
           <w:r>
             <w:fldChar w:fldCharType="separate"/>
           </w:r>
-          <w:hyperlink w:anchor="_Toc228267603" w:history="1">
+          <w:hyperlink w:anchor="_Toc228285533" w:history="1">
             <w:r>
               <w:rPr>
                 <w:rStyle w:val="a4"/>
@@ -2994,7 +2994,7 @@
                 <w:noProof/>
                 <w:webHidden/>
               </w:rPr>
-              <w:instrText xml:space="preserve"> PAGEREF _Toc228267603 \h </w:instrText>
+              <w:instrText xml:space="preserve"> PAGEREF _Toc228285533 \h </w:instrText>
             </w:r>
             <w:r>
               <w:rPr>
@@ -3038,7 +3038,7 @@
               <w14:ligatures w14:val="standardContextual"/>
             </w:rPr>
           </w:pPr>
-          <w:hyperlink w:anchor="_Toc228267604" w:history="1">
+          <w:hyperlink w:anchor="_Toc228285534" w:history="1">
             <w:r>
               <w:rPr>
                 <w:rStyle w:val="a4"/>
@@ -3065,7 +3065,7 @@
                 <w:noProof/>
                 <w:webHidden/>
               </w:rPr>
-              <w:instrText xml:space="preserve"> PAGEREF _Toc228267604 \h </w:instrText>
+              <w:instrText xml:space="preserve"> PAGEREF _Toc228285534 \h </w:instrText>
             </w:r>
             <w:r>
               <w:rPr>
@@ -3109,13 +3109,13 @@
               <w14:ligatures w14:val="standardContextual"/>
             </w:rPr>
           </w:pPr>
-          <w:hyperlink w:anchor="_Toc228267605" w:history="1">
+          <w:hyperlink w:anchor="_Toc228285535" w:history="1">
             <w:r>
               <w:rPr>
                 <w:rStyle w:val="a4"/>
                 <w:noProof/>
               </w:rPr>
-              <w:t>1</w:t>
+              <w:t>1 ПРОЕКТИРОВАНИЕ СИСТЕМЫ</w:t>
             </w:r>
             <w:r>
               <w:rPr>
@@ -3136,7 +3136,7 @@
                 <w:noProof/>
                 <w:webHidden/>
               </w:rPr>
-              <w:instrText xml:space="preserve"> PAGEREF _Toc228267605 \h </w:instrText>
+              <w:instrText xml:space="preserve"> PAGEREF _Toc228285535 \h </w:instrText>
             </w:r>
             <w:r>
               <w:rPr>
@@ -3156,7 +3156,532 @@
                 <w:noProof/>
                 <w:webHidden/>
               </w:rPr>
-              <w:t>5</w:t>
+              <w:t>6</w:t>
+            </w:r>
+            <w:r>
+              <w:rPr>
+                <w:noProof/>
+                <w:webHidden/>
+              </w:rPr>
+              <w:fldChar w:fldCharType="end"/>
+            </w:r>
+          </w:hyperlink>
+        </w:p>
+        <w:p>
+          <w:pPr>
+            <w:pStyle w:val="21"/>
+            <w:tabs>
+              <w:tab w:val="left" w:pos="960"/>
+            </w:tabs>
+            <w:rPr>
+              <w:rFonts w:asciiTheme="minorHAnsi" w:eastAsiaTheme="minorEastAsia" w:hAnsiTheme="minorHAnsi"/>
+              <w:noProof/>
+              <w:kern w:val="2"/>
+              <w:sz w:val="24"/>
+              <w:szCs w:val="24"/>
+              <w:lang w:eastAsia="ru-RU"/>
+              <w14:ligatures w14:val="standardContextual"/>
+            </w:rPr>
+          </w:pPr>
+          <w:hyperlink w:anchor="_Toc228285536" w:history="1">
+            <w:r>
+              <w:rPr>
+                <w:rStyle w:val="a4"/>
+                <w:noProof/>
+              </w:rPr>
+              <w:t>1.1</w:t>
+            </w:r>
+            <w:r>
+              <w:rPr>
+                <w:rFonts w:asciiTheme="minorHAnsi" w:eastAsiaTheme="minorEastAsia" w:hAnsiTheme="minorHAnsi"/>
+                <w:noProof/>
+                <w:kern w:val="2"/>
+                <w:sz w:val="24"/>
+                <w:szCs w:val="24"/>
+                <w:lang w:eastAsia="ru-RU"/>
+                <w14:ligatures w14:val="standardContextual"/>
+              </w:rPr>
+              <w:tab/>
+            </w:r>
+            <w:r>
+              <w:rPr>
+                <w:rStyle w:val="a4"/>
+                <w:noProof/>
+              </w:rPr>
+              <w:t>Диаграмма</w:t>
+            </w:r>
+            <w:r>
+              <w:rPr>
+                <w:rStyle w:val="a4"/>
+                <w:noProof/>
+              </w:rPr>
+              <w:t xml:space="preserve"> </w:t>
+            </w:r>
+            <w:r>
+              <w:rPr>
+                <w:rStyle w:val="a4"/>
+                <w:noProof/>
+              </w:rPr>
+              <w:t>прецедентов (Use Case Diagram)</w:t>
+            </w:r>
+            <w:r>
+              <w:rPr>
+                <w:noProof/>
+                <w:webHidden/>
+              </w:rPr>
+              <w:tab/>
+            </w:r>
+            <w:r>
+              <w:rPr>
+                <w:noProof/>
+                <w:webHidden/>
+              </w:rPr>
+              <w:fldChar w:fldCharType="begin"/>
+            </w:r>
+            <w:r>
+              <w:rPr>
+                <w:noProof/>
+                <w:webHidden/>
+              </w:rPr>
+              <w:instrText xml:space="preserve"> PAGEREF _Toc228285536 \h </w:instrText>
+            </w:r>
+            <w:r>
+              <w:rPr>
+                <w:noProof/>
+                <w:webHidden/>
+              </w:rPr>
+            </w:r>
+            <w:r>
+              <w:rPr>
+                <w:noProof/>
+                <w:webHidden/>
+              </w:rPr>
+              <w:fldChar w:fldCharType="separate"/>
+            </w:r>
+            <w:r>
+              <w:rPr>
+                <w:noProof/>
+                <w:webHidden/>
+              </w:rPr>
+              <w:t>6</w:t>
+            </w:r>
+            <w:r>
+              <w:rPr>
+                <w:noProof/>
+                <w:webHidden/>
+              </w:rPr>
+              <w:fldChar w:fldCharType="end"/>
+            </w:r>
+          </w:hyperlink>
+        </w:p>
+        <w:p>
+          <w:pPr>
+            <w:pStyle w:val="21"/>
+            <w:tabs>
+              <w:tab w:val="left" w:pos="960"/>
+            </w:tabs>
+            <w:rPr>
+              <w:rFonts w:asciiTheme="minorHAnsi" w:eastAsiaTheme="minorEastAsia" w:hAnsiTheme="minorHAnsi"/>
+              <w:noProof/>
+              <w:kern w:val="2"/>
+              <w:sz w:val="24"/>
+              <w:szCs w:val="24"/>
+              <w:lang w:eastAsia="ru-RU"/>
+              <w14:ligatures w14:val="standardContextual"/>
+            </w:rPr>
+          </w:pPr>
+          <w:hyperlink w:anchor="_Toc228285537" w:history="1">
+            <w:r>
+              <w:rPr>
+                <w:rStyle w:val="a4"/>
+                <w:noProof/>
+              </w:rPr>
+              <w:t>1.2</w:t>
+            </w:r>
+            <w:r>
+              <w:rPr>
+                <w:rFonts w:asciiTheme="minorHAnsi" w:eastAsiaTheme="minorEastAsia" w:hAnsiTheme="minorHAnsi"/>
+                <w:noProof/>
+                <w:kern w:val="2"/>
+                <w:sz w:val="24"/>
+                <w:szCs w:val="24"/>
+                <w:lang w:eastAsia="ru-RU"/>
+                <w14:ligatures w14:val="standardContextual"/>
+              </w:rPr>
+              <w:tab/>
+            </w:r>
+            <w:r>
+              <w:rPr>
+                <w:rStyle w:val="a4"/>
+                <w:noProof/>
+              </w:rPr>
+              <w:t>Диаграмма классов (</w:t>
+            </w:r>
+            <w:r>
+              <w:rPr>
+                <w:rStyle w:val="a4"/>
+                <w:noProof/>
+                <w:lang w:val="en-US"/>
+              </w:rPr>
+              <w:t>C</w:t>
+            </w:r>
+            <w:r>
+              <w:rPr>
+                <w:rStyle w:val="a4"/>
+                <w:noProof/>
+              </w:rPr>
+              <w:t xml:space="preserve">lass </w:t>
+            </w:r>
+            <w:r>
+              <w:rPr>
+                <w:rStyle w:val="a4"/>
+                <w:noProof/>
+                <w:lang w:val="en-US"/>
+              </w:rPr>
+              <w:t>D</w:t>
+            </w:r>
+            <w:r>
+              <w:rPr>
+                <w:rStyle w:val="a4"/>
+                <w:noProof/>
+              </w:rPr>
+              <w:t>iagram)</w:t>
+            </w:r>
+            <w:r>
+              <w:rPr>
+                <w:noProof/>
+                <w:webHidden/>
+              </w:rPr>
+              <w:tab/>
+            </w:r>
+            <w:r>
+              <w:rPr>
+                <w:noProof/>
+                <w:webHidden/>
+              </w:rPr>
+              <w:fldChar w:fldCharType="begin"/>
+            </w:r>
+            <w:r>
+              <w:rPr>
+                <w:noProof/>
+                <w:webHidden/>
+              </w:rPr>
+              <w:instrText xml:space="preserve"> PAGEREF _Toc228285537 \h </w:instrText>
+            </w:r>
+            <w:r>
+              <w:rPr>
+                <w:noProof/>
+                <w:webHidden/>
+              </w:rPr>
+            </w:r>
+            <w:r>
+              <w:rPr>
+                <w:noProof/>
+                <w:webHidden/>
+              </w:rPr>
+              <w:fldChar w:fldCharType="separate"/>
+            </w:r>
+            <w:r>
+              <w:rPr>
+                <w:noProof/>
+                <w:webHidden/>
+              </w:rPr>
+              <w:t>6</w:t>
+            </w:r>
+            <w:r>
+              <w:rPr>
+                <w:noProof/>
+                <w:webHidden/>
+              </w:rPr>
+              <w:fldChar w:fldCharType="end"/>
+            </w:r>
+          </w:hyperlink>
+        </w:p>
+        <w:p>
+          <w:pPr>
+            <w:pStyle w:val="21"/>
+            <w:tabs>
+              <w:tab w:val="left" w:pos="960"/>
+            </w:tabs>
+            <w:rPr>
+              <w:rFonts w:asciiTheme="minorHAnsi" w:eastAsiaTheme="minorEastAsia" w:hAnsiTheme="minorHAnsi"/>
+              <w:noProof/>
+              <w:kern w:val="2"/>
+              <w:sz w:val="24"/>
+              <w:szCs w:val="24"/>
+              <w:lang w:eastAsia="ru-RU"/>
+              <w14:ligatures w14:val="standardContextual"/>
+            </w:rPr>
+          </w:pPr>
+          <w:hyperlink w:anchor="_Toc228285538" w:history="1">
+            <w:r>
+              <w:rPr>
+                <w:rStyle w:val="a4"/>
+                <w:noProof/>
+              </w:rPr>
+              <w:t>1.3</w:t>
+            </w:r>
+            <w:r>
+              <w:rPr>
+                <w:rFonts w:asciiTheme="minorHAnsi" w:eastAsiaTheme="minorEastAsia" w:hAnsiTheme="minorHAnsi"/>
+                <w:noProof/>
+                <w:kern w:val="2"/>
+                <w:sz w:val="24"/>
+                <w:szCs w:val="24"/>
+                <w:lang w:eastAsia="ru-RU"/>
+                <w14:ligatures w14:val="standardContextual"/>
+              </w:rPr>
+              <w:tab/>
+            </w:r>
+            <w:r>
+              <w:rPr>
+                <w:rStyle w:val="a4"/>
+                <w:noProof/>
+              </w:rPr>
+              <w:t>Диаграммы состояний</w:t>
+            </w:r>
+            <w:r>
+              <w:rPr>
+                <w:rStyle w:val="a4"/>
+                <w:noProof/>
+                <w:lang w:val="en-US"/>
+              </w:rPr>
+              <w:t xml:space="preserve"> (Statechart Diagram)</w:t>
+            </w:r>
+            <w:r>
+              <w:rPr>
+                <w:noProof/>
+                <w:webHidden/>
+              </w:rPr>
+              <w:tab/>
+            </w:r>
+            <w:r>
+              <w:rPr>
+                <w:noProof/>
+                <w:webHidden/>
+              </w:rPr>
+              <w:fldChar w:fldCharType="begin"/>
+            </w:r>
+            <w:r>
+              <w:rPr>
+                <w:noProof/>
+                <w:webHidden/>
+              </w:rPr>
+              <w:instrText xml:space="preserve"> PAGEREF _Toc228285538 \h </w:instrText>
+            </w:r>
+            <w:r>
+              <w:rPr>
+                <w:noProof/>
+                <w:webHidden/>
+              </w:rPr>
+            </w:r>
+            <w:r>
+              <w:rPr>
+                <w:noProof/>
+                <w:webHidden/>
+              </w:rPr>
+              <w:fldChar w:fldCharType="separate"/>
+            </w:r>
+            <w:r>
+              <w:rPr>
+                <w:noProof/>
+                <w:webHidden/>
+              </w:rPr>
+              <w:t>6</w:t>
+            </w:r>
+            <w:r>
+              <w:rPr>
+                <w:noProof/>
+                <w:webHidden/>
+              </w:rPr>
+              <w:fldChar w:fldCharType="end"/>
+            </w:r>
+          </w:hyperlink>
+        </w:p>
+        <w:p>
+          <w:pPr>
+            <w:pStyle w:val="21"/>
+            <w:tabs>
+              <w:tab w:val="left" w:pos="960"/>
+            </w:tabs>
+            <w:rPr>
+              <w:rFonts w:asciiTheme="minorHAnsi" w:eastAsiaTheme="minorEastAsia" w:hAnsiTheme="minorHAnsi"/>
+              <w:noProof/>
+              <w:kern w:val="2"/>
+              <w:sz w:val="24"/>
+              <w:szCs w:val="24"/>
+              <w:lang w:eastAsia="ru-RU"/>
+              <w14:ligatures w14:val="standardContextual"/>
+            </w:rPr>
+          </w:pPr>
+          <w:hyperlink w:anchor="_Toc228285539" w:history="1">
+            <w:r>
+              <w:rPr>
+                <w:rStyle w:val="a4"/>
+                <w:noProof/>
+              </w:rPr>
+              <w:t>1.4</w:t>
+            </w:r>
+            <w:r>
+              <w:rPr>
+                <w:rFonts w:asciiTheme="minorHAnsi" w:eastAsiaTheme="minorEastAsia" w:hAnsiTheme="minorHAnsi"/>
+                <w:noProof/>
+                <w:kern w:val="2"/>
+                <w:sz w:val="24"/>
+                <w:szCs w:val="24"/>
+                <w:lang w:eastAsia="ru-RU"/>
+                <w14:ligatures w14:val="standardContextual"/>
+              </w:rPr>
+              <w:tab/>
+            </w:r>
+            <w:r>
+              <w:rPr>
+                <w:rStyle w:val="a4"/>
+                <w:noProof/>
+              </w:rPr>
+              <w:t>Диаграммы деятельности (</w:t>
+            </w:r>
+            <w:r>
+              <w:rPr>
+                <w:rStyle w:val="a4"/>
+                <w:noProof/>
+                <w:lang w:val="en-US"/>
+              </w:rPr>
+              <w:t>A</w:t>
+            </w:r>
+            <w:r>
+              <w:rPr>
+                <w:rStyle w:val="a4"/>
+                <w:noProof/>
+              </w:rPr>
+              <w:t xml:space="preserve">ctivity </w:t>
+            </w:r>
+            <w:r>
+              <w:rPr>
+                <w:rStyle w:val="a4"/>
+                <w:noProof/>
+                <w:lang w:val="en-US"/>
+              </w:rPr>
+              <w:t>D</w:t>
+            </w:r>
+            <w:r>
+              <w:rPr>
+                <w:rStyle w:val="a4"/>
+                <w:noProof/>
+              </w:rPr>
+              <w:t>iagram)</w:t>
+            </w:r>
+            <w:r>
+              <w:rPr>
+                <w:noProof/>
+                <w:webHidden/>
+              </w:rPr>
+              <w:tab/>
+            </w:r>
+            <w:r>
+              <w:rPr>
+                <w:noProof/>
+                <w:webHidden/>
+              </w:rPr>
+              <w:fldChar w:fldCharType="begin"/>
+            </w:r>
+            <w:r>
+              <w:rPr>
+                <w:noProof/>
+                <w:webHidden/>
+              </w:rPr>
+              <w:instrText xml:space="preserve"> PAGEREF _Toc228285539 \h </w:instrText>
+            </w:r>
+            <w:r>
+              <w:rPr>
+                <w:noProof/>
+                <w:webHidden/>
+              </w:rPr>
+            </w:r>
+            <w:r>
+              <w:rPr>
+                <w:noProof/>
+                <w:webHidden/>
+              </w:rPr>
+              <w:fldChar w:fldCharType="separate"/>
+            </w:r>
+            <w:r>
+              <w:rPr>
+                <w:noProof/>
+                <w:webHidden/>
+              </w:rPr>
+              <w:t>6</w:t>
+            </w:r>
+            <w:r>
+              <w:rPr>
+                <w:noProof/>
+                <w:webHidden/>
+              </w:rPr>
+              <w:fldChar w:fldCharType="end"/>
+            </w:r>
+          </w:hyperlink>
+        </w:p>
+        <w:p>
+          <w:pPr>
+            <w:pStyle w:val="21"/>
+            <w:rPr>
+              <w:rFonts w:asciiTheme="minorHAnsi" w:eastAsiaTheme="minorEastAsia" w:hAnsiTheme="minorHAnsi"/>
+              <w:noProof/>
+              <w:kern w:val="2"/>
+              <w:sz w:val="24"/>
+              <w:szCs w:val="24"/>
+              <w:lang w:eastAsia="ru-RU"/>
+              <w14:ligatures w14:val="standardContextual"/>
+            </w:rPr>
+          </w:pPr>
+          <w:hyperlink w:anchor="_Toc228285540" w:history="1">
+            <w:r>
+              <w:rPr>
+                <w:rStyle w:val="a4"/>
+                <w:noProof/>
+              </w:rPr>
+              <w:t>1.5 Диаграмма последовательности (Sequence Diagram)</w:t>
+            </w:r>
+            <w:r>
+              <w:rPr>
+                <w:noProof/>
+                <w:webHidden/>
+              </w:rPr>
+              <w:tab/>
+            </w:r>
+            <w:r>
+              <w:rPr>
+                <w:noProof/>
+                <w:webHidden/>
+              </w:rPr>
+              <w:fldChar w:fldCharType="begin"/>
+            </w:r>
+            <w:r>
+              <w:rPr>
+                <w:noProof/>
+                <w:webHidden/>
+              </w:rPr>
+              <w:instrText xml:space="preserve"> PAGEREF _Toc228285540 \h </w:instrText>
+            </w:r>
+            <w:r>
+              <w:rPr>
+                <w:noProof/>
+                <w:webHidden/>
+              </w:rPr>
+            </w:r>
+            <w:r>
+              <w:rPr>
+                <w:noProof/>
+                <w:webHidden/>
+              </w:rPr>
+              <w:fldChar w:fldCharType="separate"/>
+            </w:r>
+            <w:r>
+              <w:rPr>
+                <w:noProof/>
+                <w:webHidden/>
+              </w:rPr>
+              <w:t>6</w:t>
             </w:r>
             <w:r>
               <w:rPr>
@@ -3180,13 +3705,13 @@
               <w14:ligatures w14:val="standardContextual"/>
             </w:rPr>
           </w:pPr>
-          <w:hyperlink w:anchor="_Toc228267606" w:history="1">
+          <w:hyperlink w:anchor="_Toc228285541" w:history="1">
             <w:r>
               <w:rPr>
                 <w:rStyle w:val="a4"/>
                 <w:noProof/>
               </w:rPr>
-              <w:t>2</w:t>
+              <w:t>2 РАЗРАБОТКА ПРОГРАММНОЙ РЕАЛИЗАЦИИ</w:t>
             </w:r>
             <w:r>
               <w:rPr>
@@ -3207,7 +3732,7 @@
                 <w:noProof/>
                 <w:webHidden/>
               </w:rPr>
-              <w:instrText xml:space="preserve"> PAGEREF _Toc228267606 \h </w:instrText>
+              <w:instrText xml:space="preserve"> PAGEREF _Toc228285541 \h </w:instrText>
             </w:r>
             <w:r>
               <w:rPr>
@@ -3227,7 +3752,7 @@
                 <w:noProof/>
                 <w:webHidden/>
               </w:rPr>
-              <w:t>6</w:t>
+              <w:t>7</w:t>
             </w:r>
             <w:r>
               <w:rPr>
@@ -3251,13 +3776,13 @@
               <w14:ligatures w14:val="standardContextual"/>
             </w:rPr>
           </w:pPr>
-          <w:hyperlink w:anchor="_Toc228267607" w:history="1">
+          <w:hyperlink w:anchor="_Toc228285542" w:history="1">
             <w:r>
               <w:rPr>
                 <w:rStyle w:val="a4"/>
                 <w:noProof/>
               </w:rPr>
-              <w:t>3</w:t>
+              <w:t>ЗАКЛЮЧЕНИЕ</w:t>
             </w:r>
             <w:r>
               <w:rPr>
@@ -3278,7 +3803,7 @@
                 <w:noProof/>
                 <w:webHidden/>
               </w:rPr>
-              <w:instrText xml:space="preserve"> PAGEREF _Toc228267607 \h </w:instrText>
+              <w:instrText xml:space="preserve"> PAGEREF _Toc228285542 \h </w:instrText>
             </w:r>
             <w:r>
               <w:rPr>
@@ -3298,7 +3823,7 @@
                 <w:noProof/>
                 <w:webHidden/>
               </w:rPr>
-              <w:t>7</w:t>
+              <w:t>8</w:t>
             </w:r>
             <w:r>
               <w:rPr>
@@ -3322,13 +3847,13 @@
               <w14:ligatures w14:val="standardContextual"/>
             </w:rPr>
           </w:pPr>
-          <w:hyperlink w:anchor="_Toc228267608" w:history="1">
+          <w:hyperlink w:anchor="_Toc228285543" w:history="1">
             <w:r>
               <w:rPr>
                 <w:rStyle w:val="a4"/>
                 <w:noProof/>
               </w:rPr>
-              <w:t>ЗАКЛЮЧЕНИЕ</w:t>
+              <w:t>СПИСОК ИСПОЛЬЗОВАННЫХ ИСТОЧНИКОВ</w:t>
             </w:r>
             <w:r>
               <w:rPr>
@@ -3349,7 +3874,7 @@
                 <w:noProof/>
                 <w:webHidden/>
               </w:rPr>
-              <w:instrText xml:space="preserve"> PAGEREF _Toc228267608 \h </w:instrText>
+              <w:instrText xml:space="preserve"> PAGEREF _Toc228285543 \h </w:instrText>
             </w:r>
             <w:r>
               <w:rPr>
@@ -3369,7 +3894,7 @@
                 <w:noProof/>
                 <w:webHidden/>
               </w:rPr>
-              <w:t>8</w:t>
+              <w:t>9</w:t>
             </w:r>
             <w:r>
               <w:rPr>
@@ -3393,13 +3918,13 @@
               <w14:ligatures w14:val="standardContextual"/>
             </w:rPr>
           </w:pPr>
-          <w:hyperlink w:anchor="_Toc228267609" w:history="1">
+          <w:hyperlink w:anchor="_Toc228285544" w:history="1">
             <w:r>
               <w:rPr>
                 <w:rStyle w:val="a4"/>
                 <w:noProof/>
               </w:rPr>
-              <w:t>СПИСОК ИСПОЛЬЗОВАННЫХ ИСТОЧНИКОВ</w:t>
+              <w:t>ПРИЛОЖЕНИЕ А</w:t>
             </w:r>
             <w:r>
               <w:rPr>
@@ -3420,78 +3945,7 @@
                 <w:noProof/>
                 <w:webHidden/>
               </w:rPr>
-              <w:instrText xml:space="preserve"> PAGEREF _Toc228267609 \h </w:instrText>
-            </w:r>
-            <w:r>
-              <w:rPr>
-                <w:noProof/>
-                <w:webHidden/>
-              </w:rPr>
-            </w:r>
-            <w:r>
-              <w:rPr>
-                <w:noProof/>
-                <w:webHidden/>
-              </w:rPr>
-              <w:fldChar w:fldCharType="separate"/>
-            </w:r>
-            <w:r>
-              <w:rPr>
-                <w:noProof/>
-                <w:webHidden/>
-              </w:rPr>
-              <w:t>9</w:t>
-            </w:r>
-            <w:r>
-              <w:rPr>
-                <w:noProof/>
-                <w:webHidden/>
-              </w:rPr>
-              <w:fldChar w:fldCharType="end"/>
-            </w:r>
-          </w:hyperlink>
-        </w:p>
-        <w:p>
-          <w:pPr>
-            <w:pStyle w:val="11"/>
-            <w:rPr>
-              <w:rFonts w:asciiTheme="minorHAnsi" w:eastAsiaTheme="minorEastAsia" w:hAnsiTheme="minorHAnsi"/>
-              <w:noProof/>
-              <w:kern w:val="2"/>
-              <w:sz w:val="24"/>
-              <w:szCs w:val="24"/>
-              <w:lang w:eastAsia="ru-RU"/>
-              <w14:ligatures w14:val="standardContextual"/>
-            </w:rPr>
-          </w:pPr>
-          <w:hyperlink w:anchor="_Toc228267610" w:history="1">
-            <w:r>
-              <w:rPr>
-                <w:rStyle w:val="a4"/>
-                <w:noProof/>
-              </w:rPr>
-              <w:t>ПРИЛОЖЕНИЕ А</w:t>
-            </w:r>
-            <w:r>
-              <w:rPr>
-                <w:noProof/>
-                <w:webHidden/>
-              </w:rPr>
-              <w:tab/>
-            </w:r>
-            <w:r>
-              <w:rPr>
-                <w:noProof/>
-                <w:webHidden/>
-              </w:rPr>
-              <w:fldChar w:fldCharType="begin"/>
-            </w:r>
-            <w:r>
-              <w:rPr>
-                <w:noProof/>
-                <w:webHidden/>
-              </w:rPr>
-              <w:instrText xml:space="preserve"> PAGEREF _Toc228267610 \h </w:instrText>
+              <w:instrText xml:space="preserve"> PAGEREF _Toc228285544 \h </w:instrText>
             </w:r>
             <w:r>
               <w:rPr>
@@ -3554,7 +4008,7 @@
       <w:pPr>
         <w:pStyle w:val="1"/>
       </w:pPr>
-      <w:bookmarkStart w:id="0" w:name="_Toc228267603"/>
+      <w:bookmarkStart w:id="0" w:name="_Toc228285533"/>
       <w:r>
         <w:lastRenderedPageBreak/>
         <w:t>ВВЕДЕНИЕ</w:t>
@@ -3760,7 +4214,7 @@
       <w:pPr>
         <w:pStyle w:val="1"/>
       </w:pPr>
-      <w:bookmarkStart w:id="1" w:name="_Toc228267604"/>
+      <w:bookmarkStart w:id="1" w:name="_Toc228285534"/>
       <w:r>
         <w:lastRenderedPageBreak/>
         <w:t>ПОСТАНОВКА ЗАДАЧИ</w:t>
@@ -3768,115 +4222,94 @@
       <w:bookmarkEnd w:id="1"/>
     </w:p>
     <w:p/>
-    <w:p>
-      <w:pPr>
+    <w:p/>
+    <w:p>
+      <w:r>
+        <w:t xml:space="preserve">В рамках курсового проекта </w:t>
+      </w:r>
+      <w:r>
+        <w:t>необходимо</w:t>
+      </w:r>
+      <w:r>
+        <w:t xml:space="preserve"> разработ</w:t>
+      </w:r>
+      <w:r>
+        <w:t>ать</w:t>
+      </w:r>
+      <w:r>
+        <w:t xml:space="preserve"> программн</w:t>
+      </w:r>
+      <w:r>
+        <w:t xml:space="preserve">ую </w:t>
+      </w:r>
+      <w:r>
+        <w:t>систем</w:t>
+      </w:r>
+      <w:r>
+        <w:t>у</w:t>
+      </w:r>
+      <w:r>
+        <w:t>, моделирующ</w:t>
+      </w:r>
+      <w:r>
+        <w:t>ую</w:t>
+      </w:r>
+      <w:r>
+        <w:t xml:space="preserve"> работу банкомата (</w:t>
+      </w:r>
+      <w:r>
         <w:rPr>
           <w:lang w:val="en-US"/>
         </w:rPr>
-      </w:pPr>
-    </w:p>
-    <w:p>
-      <w:r>
-        <w:t xml:space="preserve">В рамках курсового проекта </w:t>
-      </w:r>
-      <w:r>
-        <w:t>необходимо</w:t>
-      </w:r>
-      <w:r>
-        <w:t xml:space="preserve"> разработ</w:t>
-      </w:r>
-      <w:r>
-        <w:t>ать</w:t>
-      </w:r>
-      <w:r>
-        <w:t xml:space="preserve"> программн</w:t>
-      </w:r>
-      <w:r>
-        <w:t xml:space="preserve">ую </w:t>
-      </w:r>
-      <w:r>
-        <w:t>систем</w:t>
-      </w:r>
-      <w:r>
-        <w:t>у</w:t>
-      </w:r>
-      <w:r>
-        <w:t>, моделирующ</w:t>
-      </w:r>
-      <w:r>
-        <w:t>ую</w:t>
-      </w:r>
-      <w:r>
-        <w:t xml:space="preserve"> работу банкомата (Automatic teller machine, АТМ)</w:t>
-      </w:r>
-      <w:r>
-        <w:t>.</w:t>
-      </w:r>
-    </w:p>
-    <w:p>
-      <w:r>
-        <w:t>Система предназначена для управления работой банкомата. Основной функцией системы должно являться удовлетворение запросов клиентов, а также работников банка, в частности обслуживающего персонала</w:t>
+        <w:t>Automatic</w:t>
       </w:r>
       <w:r>
         <w:t xml:space="preserve"> </w:t>
       </w:r>
       <w:r>
+        <w:rPr>
+          <w:lang w:val="en-US"/>
+        </w:rPr>
+        <w:t>teller</w:t>
+      </w:r>
+      <w:r>
+        <w:t xml:space="preserve"> </w:t>
+      </w:r>
+      <w:r>
+        <w:rPr>
+          <w:lang w:val="en-US"/>
+        </w:rPr>
+        <w:t>machine</w:t>
+      </w:r>
+      <w:r>
+        <w:t>, АТМ).</w:t>
+      </w:r>
+    </w:p>
+    <w:p>
+      <w:r>
+        <w:t xml:space="preserve">Система предназначена для управления работой банкомата. Основной функцией системы должно являться удовлетворение запросов клиентов, а также работников банка, в частности обслуживающего персонала </w:t>
+      </w:r>
+      <w:r>
         <w:t xml:space="preserve">/ </w:t>
       </w:r>
       <w:r>
-        <w:t>инкассации</w:t>
-      </w:r>
-      <w:r>
-        <w:t>.</w:t>
-      </w:r>
-    </w:p>
-    <w:p>
-      <w:r>
-        <w:t>Д</w:t>
-      </w:r>
-      <w:r>
-        <w:t>ля клиента банкомат должен выполнять следующие функции: пополнение счёта клиента наличными, снятие наличных, осуществление оплаты за различные услуги (коммунальные и т.д.</w:t>
-      </w:r>
-      <w:r>
-        <w:t>),</w:t>
-      </w:r>
-      <w:r>
-        <w:t xml:space="preserve"> просмотр текущего состояния счёта. </w:t>
-      </w:r>
-    </w:p>
-    <w:p>
-      <w:r>
-        <w:t xml:space="preserve">Для работников банка система должна реализовывать следующие </w:t>
-      </w:r>
-      <w:r>
-        <w:t>операции</w:t>
-      </w:r>
-      <w:r>
-        <w:t xml:space="preserve">: сигнализировать соответствующие службы банка о некоторых событиях </w:t>
+        <w:t>инкассации.</w:t>
+      </w:r>
+    </w:p>
+    <w:p>
+      <w:r>
+        <w:t xml:space="preserve">Для клиента банкомат должен выполнять следующие функции: пополнение счёта клиента наличными, снятие наличных, осуществление оплаты за различные услуги (коммунальные и т.д.), просмотр текущего состояния счёта. </w:t>
+      </w:r>
+    </w:p>
+    <w:p>
+      <w:r>
+        <w:t xml:space="preserve">Для работников банка система должна реализовывать следующие операции: сигнализировать соответствующие службы банка о некоторых событиях </w:t>
       </w:r>
       <w:r>
         <w:sym w:font="Symbol" w:char="F02D"/>
       </w:r>
       <w:r>
-        <w:t xml:space="preserve"> переполнение банкомата наличными, нехватка наличных средств в банкомате</w:t>
-      </w:r>
-      <w:r>
-        <w:t>,</w:t>
-      </w:r>
-      <w:r>
-        <w:t xml:space="preserve"> факт забытия карты в банкомате</w:t>
-      </w:r>
-      <w:r>
-        <w:t>,</w:t>
-      </w:r>
-      <w:r>
-        <w:t xml:space="preserve"> несанкционированный доступ к счёту</w:t>
-      </w:r>
-      <w:r>
-        <w:t>,</w:t>
-      </w:r>
-      <w:r>
-        <w:t xml:space="preserve"> попытка взлома.</w:t>
+        <w:t xml:space="preserve"> переполнение банкомата наличными, нехватка наличных средств в банкомате, факт забытия карты в банкомате, несанкционированный доступ к счёту, попытка взлома.</w:t>
       </w:r>
     </w:p>
     <w:p>
@@ -3914,22 +4347,7 @@
         <w:t>еобходимо составить пять типов диаграмм: прецедентов, классов, состояний, видов деятельности, последовательности.</w:t>
       </w:r>
       <w:r>
-        <w:t xml:space="preserve"> Они </w:t>
-      </w:r>
-      <w:r>
-        <w:t>характеризую</w:t>
-      </w:r>
-      <w:r>
-        <w:t>т</w:t>
-      </w:r>
-      <w:r>
-        <w:t xml:space="preserve"> различные аспекты системы</w:t>
-      </w:r>
-      <w:r>
-        <w:t xml:space="preserve">. </w:t>
-      </w:r>
-      <w:r>
-        <w:t xml:space="preserve">Проектирование осуществляется с помощью графического языка моделирования </w:t>
+        <w:t xml:space="preserve"> Они характеризуют различные аспекты системы. Проектирование осуществляется с помощью графического языка моделирования </w:t>
       </w:r>
       <w:r>
         <w:rPr>
@@ -4037,18 +4455,15 @@
       <w:pPr>
         <w:pStyle w:val="1"/>
       </w:pPr>
-      <w:bookmarkStart w:id="2" w:name="_Toc228267605"/>
+      <w:bookmarkStart w:id="2" w:name="_Toc228285535"/>
       <w:r>
         <w:lastRenderedPageBreak/>
-        <w:t>1</w:t>
+        <w:t xml:space="preserve">1 </w:t>
+      </w:r>
+      <w:r>
+        <w:t>ПРОЕКТИРОВАНИЕ СИСТЕМЫ</w:t>
       </w:r>
       <w:bookmarkEnd w:id="2"/>
-      <w:r>
-        <w:t xml:space="preserve"> </w:t>
-      </w:r>
-      <w:r>
-        <w:t>ПРОЕКТИРОВАНИЕ СИСТЕМЫ</w:t>
-      </w:r>
     </w:p>
     <w:p>
       <w:pPr>
@@ -4065,26 +4480,216 @@
           <w:numId w:val="12"/>
         </w:numPr>
       </w:pPr>
+      <w:bookmarkStart w:id="4" w:name="_Toc228285536"/>
       <w:r>
         <w:t>Диаграмма прецедентов (</w:t>
       </w:r>
       <w:r>
-        <w:t>Use Case Diagram)</w:t>
-      </w:r>
-    </w:p>
-    <w:p>
-      <w:pPr>
         <w:rPr>
           <w:lang w:val="en-US"/>
         </w:rPr>
-      </w:pPr>
-    </w:p>
-    <w:p>
-      <w:r>
-        <w:t>Этап анализа предметной области был начат с изучения прецедентов.</w:t>
+        <w:t>Use</w:t>
+      </w:r>
+      <w:r>
+        <w:t xml:space="preserve"> Case </w:t>
+      </w:r>
+      <w:r>
+        <w:rPr>
+          <w:lang w:val="en-US"/>
+        </w:rPr>
+        <w:t>Diagram</w:t>
+      </w:r>
+      <w:r>
+        <w:t>)</w:t>
+      </w:r>
+      <w:bookmarkEnd w:id="4"/>
+    </w:p>
+    <w:p>
+      <w:pPr>
+        <w:rPr>
+          <w:lang w:val="en-US"/>
+        </w:rPr>
+      </w:pPr>
+    </w:p>
+    <w:p>
+      <w:r>
+        <w:t xml:space="preserve">Этап анализа предметной области был начат с </w:t>
+      </w:r>
+      <w:r>
+        <w:t>составления диаграммы</w:t>
+      </w:r>
+      <w:r>
+        <w:t xml:space="preserve"> прецедентов</w:t>
+      </w:r>
+      <w:r>
+        <w:t xml:space="preserve"> (рисунок 1.1)</w:t>
+      </w:r>
+      <w:r>
+        <w:t>.</w:t>
+      </w:r>
+      <w:r>
+        <w:t xml:space="preserve"> </w:t>
+      </w:r>
+      <w:r>
+        <w:t xml:space="preserve">Она описывает </w:t>
+      </w:r>
+      <w:r>
+        <w:t>функциональност</w:t>
+      </w:r>
+      <w:r>
+        <w:t>ь</w:t>
+      </w:r>
+      <w:r>
+        <w:t xml:space="preserve"> и поведени</w:t>
+      </w:r>
+      <w:r>
+        <w:t xml:space="preserve">е проектируемой системы. </w:t>
+      </w:r>
+      <w:r>
+        <w:t xml:space="preserve">В ней система описывается </w:t>
+      </w:r>
+      <w:r>
+        <w:t>на концептуальном уровне через взаимосвязь акторов и прецедентов.</w:t>
       </w:r>
     </w:p>
     <w:p/>
+    <w:p>
+      <w:pPr>
+        <w:ind w:firstLine="0"/>
+        <w:jc w:val="center"/>
+        <w:rPr>
+          <w:lang w:val="en-US"/>
+        </w:rPr>
+      </w:pPr>
+      <w:r>
+        <w:rPr>
+          <w:noProof/>
+        </w:rPr>
+        <w:drawing>
+          <wp:inline distT="0" distB="0" distL="0" distR="0" wp14:anchorId="5565BE92" wp14:editId="2B0AEFE4">
+            <wp:extent cx="5842084" cy="4165600"/>
+            <wp:effectExtent l="0" t="0" r="6350" b="6350"/>
+            <wp:docPr id="1" name="Рисунок 1"/>
+            <wp:cNvGraphicFramePr>
+              <a:graphicFrameLocks xmlns:a="http://schemas.openxmlformats.org/drawingml/2006/main" noChangeAspect="1"/>
+            </wp:cNvGraphicFramePr>
+            <a:graphic xmlns:a="http://schemas.openxmlformats.org/drawingml/2006/main">
+              <a:graphicData uri="http://schemas.openxmlformats.org/drawingml/2006/picture">
+                <pic:pic xmlns:pic="http://schemas.openxmlformats.org/drawingml/2006/picture">
+                  <pic:nvPicPr>
+                    <pic:cNvPr id="1" name=""/>
+                    <pic:cNvPicPr/>
+                  </pic:nvPicPr>
+                  <pic:blipFill>
+                    <a:blip r:embed="rId8"/>
+                    <a:stretch>
+                      <a:fillRect/>
+                    </a:stretch>
+                  </pic:blipFill>
+                  <pic:spPr>
+                    <a:xfrm>
+                      <a:off x="0" y="0"/>
+                      <a:ext cx="5845151" cy="4167787"/>
+                    </a:xfrm>
+                    <a:prstGeom prst="rect">
+                      <a:avLst/>
+                    </a:prstGeom>
+                  </pic:spPr>
+                </pic:pic>
+              </a:graphicData>
+            </a:graphic>
+          </wp:inline>
+        </w:drawing>
+      </w:r>
+    </w:p>
+    <w:p>
+      <w:pPr>
+        <w:ind w:firstLine="0"/>
+        <w:jc w:val="center"/>
+      </w:pPr>
+      <w:r>
+        <w:t>Рисунок 1</w:t>
+      </w:r>
+      <w:r>
+        <w:t>.1</w:t>
+      </w:r>
+      <w:r>
+        <w:t xml:space="preserve"> – Диаграмма прецедентов</w:t>
+      </w:r>
+    </w:p>
+    <w:p>
+      <w:pPr>
+        <w:ind w:firstLine="0"/>
+      </w:pPr>
+    </w:p>
+    <w:p>
+      <w:r>
+        <w:t>Каждый прецедент описывает некоторый сервис, предоставляющий актору или другому модулю системы некоторый законченный сценарий взаимодействия</w:t>
+      </w:r>
+      <w:r>
+        <w:t>, некоторую функциональность</w:t>
+      </w:r>
+      <w:r>
+        <w:t>.</w:t>
+      </w:r>
+    </w:p>
+    <w:p>
+      <w:r>
+        <w:lastRenderedPageBreak/>
+        <w:t>Акторы разделены на три группы: клиент банка, инкассатор и банковский служащий. Клиенту доступны прецеденты, отвечающие за стандартные операции клиентского обслуживания, инкассатору – операции с содержимым кассы, служащему – мониторинг информационной системы.</w:t>
+      </w:r>
+    </w:p>
+    <w:p>
+      <w:r>
+        <w:t>Прецеденты</w:t>
+      </w:r>
+      <w:r>
+        <w:t xml:space="preserve"> разделены на блоки, соответствующим функциональным модулям банкомата</w:t>
+      </w:r>
+      <w:r>
+        <w:t>: картоприёмник, интерфейс (компьютер), валидатор, касса. Также прецеденты связаны отношениями: они могут расширять (</w:t>
+      </w:r>
+      <w:r>
+        <w:rPr>
+          <w:lang w:val="en-US"/>
+        </w:rPr>
+        <w:t>extend</w:t>
+      </w:r>
+      <w:r>
+        <w:t>)</w:t>
+      </w:r>
+      <w:r>
+        <w:t xml:space="preserve"> или дополнять </w:t>
+      </w:r>
+      <w:r>
+        <w:t>(</w:t>
+      </w:r>
+      <w:r>
+        <w:rPr>
+          <w:lang w:val="en-US"/>
+        </w:rPr>
+        <w:t>include</w:t>
+      </w:r>
+      <w:r>
+        <w:t xml:space="preserve">) </w:t>
+      </w:r>
+      <w:r>
+        <w:t>друг друга</w:t>
+      </w:r>
+      <w:r>
+        <w:t>.</w:t>
+      </w:r>
+    </w:p>
+    <w:p>
+      <w:r>
+        <w:t xml:space="preserve">Таким образом диаграмма позволяет определить пользователей системы и способы их взаимодействия с ней, т.е. весь доступный функционал. </w:t>
+      </w:r>
+    </w:p>
+    <w:p>
+      <w:pPr>
+        <w:ind w:firstLine="0"/>
+      </w:pPr>
+    </w:p>
     <w:p/>
     <w:p>
       <w:pPr>
@@ -4094,6 +4699,7 @@
           <w:numId w:val="12"/>
         </w:numPr>
       </w:pPr>
+      <w:bookmarkStart w:id="5" w:name="_Toc228285537"/>
       <w:r>
         <w:t>Диаграмма классов (</w:t>
       </w:r>
@@ -4104,7 +4710,13 @@
         <w:t>C</w:t>
       </w:r>
       <w:r>
-        <w:t xml:space="preserve">lass </w:t>
+        <w:rPr>
+          <w:lang w:val="en-US"/>
+        </w:rPr>
+        <w:t>lass</w:t>
+      </w:r>
+      <w:r>
+        <w:t xml:space="preserve"> </w:t>
       </w:r>
       <w:r>
         <w:rPr>
@@ -4113,16 +4725,141 @@
         <w:t>D</w:t>
       </w:r>
       <w:r>
+        <w:rPr>
+          <w:lang w:val="en-US"/>
+        </w:rPr>
         <w:t>iagram</w:t>
       </w:r>
       <w:r>
         <w:t>)</w:t>
       </w:r>
+      <w:bookmarkEnd w:id="5"/>
     </w:p>
     <w:p/>
     <w:p>
       <w:r>
+        <w:t>Для проектирования программной реализации системы была составлена диаграмма классов</w:t>
+      </w:r>
+      <w:r>
+        <w:t xml:space="preserve"> (</w:t>
+      </w:r>
+      <w:r>
+        <w:t>рисунок</w:t>
+      </w:r>
+      <w:r>
+        <w:t xml:space="preserve"> 1.2)</w:t>
+      </w:r>
+      <w:r>
         <w:t>.</w:t>
+      </w:r>
+    </w:p>
+    <w:p/>
+    <w:p>
+      <w:pPr>
+        <w:ind w:firstLine="0"/>
+        <w:jc w:val="center"/>
+      </w:pPr>
+      <w:r>
+        <w:rPr>
+          <w:noProof/>
+        </w:rPr>
+        <w:drawing>
+          <wp:inline distT="0" distB="0" distL="0" distR="0" wp14:anchorId="55AD61D0" wp14:editId="21A244B2">
+            <wp:extent cx="5835650" cy="3078701"/>
+            <wp:effectExtent l="0" t="0" r="0" b="7620"/>
+            <wp:docPr id="1942115799" name="Рисунок 1"/>
+            <wp:cNvGraphicFramePr>
+              <a:graphicFrameLocks xmlns:a="http://schemas.openxmlformats.org/drawingml/2006/main" noChangeAspect="1"/>
+            </wp:cNvGraphicFramePr>
+            <a:graphic xmlns:a="http://schemas.openxmlformats.org/drawingml/2006/main">
+              <a:graphicData uri="http://schemas.openxmlformats.org/drawingml/2006/picture">
+                <pic:pic xmlns:pic="http://schemas.openxmlformats.org/drawingml/2006/picture">
+                  <pic:nvPicPr>
+                    <pic:cNvPr id="1942115799" name=""/>
+                    <pic:cNvPicPr/>
+                  </pic:nvPicPr>
+                  <pic:blipFill>
+                    <a:blip r:embed="rId9"/>
+                    <a:stretch>
+                      <a:fillRect/>
+                    </a:stretch>
+                  </pic:blipFill>
+                  <pic:spPr>
+                    <a:xfrm>
+                      <a:off x="0" y="0"/>
+                      <a:ext cx="5842694" cy="3082417"/>
+                    </a:xfrm>
+                    <a:prstGeom prst="rect">
+                      <a:avLst/>
+                    </a:prstGeom>
+                  </pic:spPr>
+                </pic:pic>
+              </a:graphicData>
+            </a:graphic>
+          </wp:inline>
+        </w:drawing>
+      </w:r>
+    </w:p>
+    <w:p>
+      <w:pPr>
+        <w:ind w:firstLine="0"/>
+        <w:jc w:val="center"/>
+      </w:pPr>
+      <w:r>
+        <w:t>Рисунок 1</w:t>
+      </w:r>
+      <w:r>
+        <w:t>.2</w:t>
+      </w:r>
+      <w:r>
+        <w:t xml:space="preserve"> – Диаграмма классов</w:t>
+      </w:r>
+    </w:p>
+    <w:p>
+      <w:pPr>
+        <w:rPr>
+          <w:lang w:val="en-US"/>
+        </w:rPr>
+      </w:pPr>
+    </w:p>
+    <w:p>
+      <w:r>
+        <w:lastRenderedPageBreak/>
+        <w:t>Предметная область была разделена на классы, для каждого класса были определены атрибуты и операции</w:t>
+      </w:r>
+      <w:r>
+        <w:t>. Моделирование велось с прицелом на дальнейшую разработку в парадигме ООП, поэтому членам классов также были заданы модификаторы доступа (</w:t>
+      </w:r>
+      <w:r>
+        <w:rPr>
+          <w:lang w:val="en-US"/>
+        </w:rPr>
+        <w:t>public</w:t>
+      </w:r>
+      <w:r>
+        <w:t xml:space="preserve"> +, </w:t>
+      </w:r>
+      <w:r>
+        <w:rPr>
+          <w:lang w:val="en-US"/>
+        </w:rPr>
+        <w:t>protected</w:t>
+      </w:r>
+      <w:r>
+        <w:t xml:space="preserve"> #).</w:t>
+      </w:r>
+    </w:p>
+    <w:p>
+      <w:r>
+        <w:t xml:space="preserve">Классы связаны между собой разными типами отношений: </w:t>
+      </w:r>
+      <w:r>
+        <w:t>ассоциация, агрегация, композиция, зависимость, обобщение (наследование) и реализация</w:t>
+      </w:r>
+    </w:p>
+    <w:p>
+      <w:r>
+        <w:t>Диаграмма демонстрирует общую структуру иерархии классов системы, их взаимосвязь, атрибуты, методы и интерфейсы.</w:t>
       </w:r>
     </w:p>
     <w:p/>
@@ -4135,6 +4872,7 @@
           <w:numId w:val="12"/>
         </w:numPr>
       </w:pPr>
+      <w:bookmarkStart w:id="6" w:name="_Toc228285538"/>
       <w:r>
         <w:t>Диаграммы состояний</w:t>
       </w:r>
@@ -4148,7 +4886,13 @@
         <w:rPr>
           <w:lang w:val="en-US"/>
         </w:rPr>
-        <w:t xml:space="preserve">Statechart </w:t>
+        <w:t>Statechart</w:t>
+      </w:r>
+      <w:r>
+        <w:rPr>
+          <w:lang w:val="en-US"/>
+        </w:rPr>
+        <w:t xml:space="preserve"> </w:t>
       </w:r>
       <w:r>
         <w:rPr>
@@ -4162,11 +4906,329 @@
         </w:rPr>
         <w:t>iagram)</w:t>
       </w:r>
+      <w:bookmarkEnd w:id="6"/>
     </w:p>
     <w:p/>
     <w:p>
       <w:r>
+        <w:t>Для того, чтобы описать поведение объектов системы во времени, было составлено несколько диаграмм состояний.</w:t>
+      </w:r>
+    </w:p>
+    <w:p>
+      <w:r>
+        <w:t>Первые две</w:t>
+      </w:r>
+      <w:r>
+        <w:t xml:space="preserve"> диаграммы</w:t>
+      </w:r>
+      <w:r>
+        <w:t xml:space="preserve"> (рисунки 1.3</w:t>
+      </w:r>
+      <w:r>
+        <w:t>.1</w:t>
+      </w:r>
+      <w:r>
+        <w:t>-1.</w:t>
+      </w:r>
+      <w:r>
+        <w:t>3.2</w:t>
+      </w:r>
+      <w:r>
+        <w:t xml:space="preserve">) описывают состояния основного объекта системы – банкомата – при работе в двух режимах: взаимодействие с пользователем и обслуживание инкассатором. </w:t>
+      </w:r>
+    </w:p>
+    <w:p/>
+    <w:p>
+      <w:pPr>
+        <w:ind w:firstLine="0"/>
+        <w:jc w:val="center"/>
+      </w:pPr>
+      <w:r>
+        <w:rPr>
+          <w:noProof/>
+        </w:rPr>
+        <w:drawing>
+          <wp:inline distT="0" distB="0" distL="0" distR="0" wp14:anchorId="2E38E0C1" wp14:editId="57130CED">
+            <wp:extent cx="3498850" cy="2622922"/>
+            <wp:effectExtent l="0" t="0" r="6350" b="6350"/>
+            <wp:docPr id="1120182541" name="Рисунок 1"/>
+            <wp:cNvGraphicFramePr>
+              <a:graphicFrameLocks xmlns:a="http://schemas.openxmlformats.org/drawingml/2006/main" noChangeAspect="1"/>
+            </wp:cNvGraphicFramePr>
+            <a:graphic xmlns:a="http://schemas.openxmlformats.org/drawingml/2006/main">
+              <a:graphicData uri="http://schemas.openxmlformats.org/drawingml/2006/picture">
+                <pic:pic xmlns:pic="http://schemas.openxmlformats.org/drawingml/2006/picture">
+                  <pic:nvPicPr>
+                    <pic:cNvPr id="1120182541" name=""/>
+                    <pic:cNvPicPr/>
+                  </pic:nvPicPr>
+                  <pic:blipFill>
+                    <a:blip r:embed="rId10"/>
+                    <a:stretch>
+                      <a:fillRect/>
+                    </a:stretch>
+                  </pic:blipFill>
+                  <pic:spPr>
+                    <a:xfrm>
+                      <a:off x="0" y="0"/>
+                      <a:ext cx="3502612" cy="2625742"/>
+                    </a:xfrm>
+                    <a:prstGeom prst="rect">
+                      <a:avLst/>
+                    </a:prstGeom>
+                  </pic:spPr>
+                </pic:pic>
+              </a:graphicData>
+            </a:graphic>
+          </wp:inline>
+        </w:drawing>
+      </w:r>
+    </w:p>
+    <w:p>
+      <w:pPr>
+        <w:ind w:firstLine="0"/>
+        <w:jc w:val="center"/>
+      </w:pPr>
+      <w:r>
+        <w:t>Рисунок 1.3.</w:t>
+      </w:r>
+      <w:r>
+        <w:t>1</w:t>
+      </w:r>
+      <w:r>
+        <w:t xml:space="preserve"> – Диаграмма состояний банкомата (работа инкассатора)</w:t>
+      </w:r>
+    </w:p>
+    <w:p/>
+    <w:p>
+      <w:pPr>
+        <w:ind w:firstLine="0"/>
+        <w:jc w:val="center"/>
+      </w:pPr>
+      <w:r>
+        <w:rPr>
+          <w:noProof/>
+        </w:rPr>
+        <w:lastRenderedPageBreak/>
+        <w:drawing>
+          <wp:inline distT="0" distB="0" distL="0" distR="0" wp14:anchorId="4531DC28" wp14:editId="1848A36F">
+            <wp:extent cx="5782310" cy="5619750"/>
+            <wp:effectExtent l="0" t="0" r="8890" b="0"/>
+            <wp:docPr id="1596766024" name="Рисунок 1"/>
+            <wp:cNvGraphicFramePr>
+              <a:graphicFrameLocks xmlns:a="http://schemas.openxmlformats.org/drawingml/2006/main" noChangeAspect="1"/>
+            </wp:cNvGraphicFramePr>
+            <a:graphic xmlns:a="http://schemas.openxmlformats.org/drawingml/2006/main">
+              <a:graphicData uri="http://schemas.openxmlformats.org/drawingml/2006/picture">
+                <pic:pic xmlns:pic="http://schemas.openxmlformats.org/drawingml/2006/picture">
+                  <pic:nvPicPr>
+                    <pic:cNvPr id="1596766024" name=""/>
+                    <pic:cNvPicPr/>
+                  </pic:nvPicPr>
+                  <pic:blipFill>
+                    <a:blip r:embed="rId11"/>
+                    <a:stretch>
+                      <a:fillRect/>
+                    </a:stretch>
+                  </pic:blipFill>
+                  <pic:spPr>
+                    <a:xfrm>
+                      <a:off x="0" y="0"/>
+                      <a:ext cx="5784629" cy="5622004"/>
+                    </a:xfrm>
+                    <a:prstGeom prst="rect">
+                      <a:avLst/>
+                    </a:prstGeom>
+                  </pic:spPr>
+                </pic:pic>
+              </a:graphicData>
+            </a:graphic>
+          </wp:inline>
+        </w:drawing>
+      </w:r>
+    </w:p>
+    <w:p>
+      <w:pPr>
+        <w:ind w:firstLine="0"/>
+        <w:jc w:val="center"/>
+      </w:pPr>
+      <w:r>
+        <w:t>Рисунок 1</w:t>
+      </w:r>
+      <w:r>
+        <w:t>.3</w:t>
+      </w:r>
+      <w:r>
         <w:t>.</w:t>
+      </w:r>
+      <w:r>
+        <w:t>2</w:t>
+      </w:r>
+      <w:r>
+        <w:t xml:space="preserve"> – Диаграмма состояний банкомата (работа с клиентом)</w:t>
+      </w:r>
+    </w:p>
+    <w:p>
+      <w:pPr>
+        <w:ind w:firstLine="0"/>
+      </w:pPr>
+    </w:p>
+    <w:p>
+      <w:r>
+        <w:t>Третья диаграмма (рисунок 1.3.3) демонстрирует состояния банковской карты клиента, которая в моделируемой системе также представлена отдельным объектом со своими параметрами и свойствами.</w:t>
+      </w:r>
+    </w:p>
+    <w:p/>
+    <w:p>
+      <w:pPr>
+        <w:ind w:firstLine="0"/>
+        <w:jc w:val="center"/>
+      </w:pPr>
+      <w:r>
+        <w:rPr>
+          <w:noProof/>
+        </w:rPr>
+        <w:lastRenderedPageBreak/>
+        <w:drawing>
+          <wp:inline distT="0" distB="0" distL="0" distR="0" wp14:anchorId="7B055831" wp14:editId="21D4C2A1">
+            <wp:extent cx="3594225" cy="2518839"/>
+            <wp:effectExtent l="0" t="0" r="6350" b="0"/>
+            <wp:docPr id="702871745" name="Рисунок 1"/>
+            <wp:cNvGraphicFramePr>
+              <a:graphicFrameLocks xmlns:a="http://schemas.openxmlformats.org/drawingml/2006/main" noChangeAspect="1"/>
+            </wp:cNvGraphicFramePr>
+            <a:graphic xmlns:a="http://schemas.openxmlformats.org/drawingml/2006/main">
+              <a:graphicData uri="http://schemas.openxmlformats.org/drawingml/2006/picture">
+                <pic:pic xmlns:pic="http://schemas.openxmlformats.org/drawingml/2006/picture">
+                  <pic:nvPicPr>
+                    <pic:cNvPr id="702871745" name=""/>
+                    <pic:cNvPicPr/>
+                  </pic:nvPicPr>
+                  <pic:blipFill>
+                    <a:blip r:embed="rId12"/>
+                    <a:stretch>
+                      <a:fillRect/>
+                    </a:stretch>
+                  </pic:blipFill>
+                  <pic:spPr>
+                    <a:xfrm>
+                      <a:off x="0" y="0"/>
+                      <a:ext cx="3605885" cy="2527010"/>
+                    </a:xfrm>
+                    <a:prstGeom prst="rect">
+                      <a:avLst/>
+                    </a:prstGeom>
+                  </pic:spPr>
+                </pic:pic>
+              </a:graphicData>
+            </a:graphic>
+          </wp:inline>
+        </w:drawing>
+      </w:r>
+    </w:p>
+    <w:p>
+      <w:pPr>
+        <w:ind w:firstLine="0"/>
+        <w:jc w:val="center"/>
+      </w:pPr>
+      <w:r>
+        <w:t xml:space="preserve">Рисунок </w:t>
+      </w:r>
+      <w:r>
+        <w:t>1.3.</w:t>
+      </w:r>
+      <w:r>
+        <w:t>3 – Диаграмма состояний банковской карты</w:t>
+      </w:r>
+    </w:p>
+    <w:p>
+      <w:pPr>
+        <w:ind w:firstLine="0"/>
+        <w:jc w:val="center"/>
+      </w:pPr>
+    </w:p>
+    <w:p>
+      <w:r>
+        <w:t>Четвёртая диаграмма (рисунок 1.3.4) соответствует состояниям кассы банковского аппарата – в структуре банкомата она выступает отдельным модулем, который принимает сигналы от других модулей и отвечает за выдачу и хранение наличных средств.</w:t>
+      </w:r>
+    </w:p>
+    <w:p/>
+    <w:p>
+      <w:pPr>
+        <w:ind w:firstLine="0"/>
+        <w:jc w:val="center"/>
+      </w:pPr>
+      <w:r>
+        <w:rPr>
+          <w:noProof/>
+        </w:rPr>
+        <w:drawing>
+          <wp:inline distT="0" distB="0" distL="0" distR="0" wp14:anchorId="0D52B37E" wp14:editId="38348C5F">
+            <wp:extent cx="4648200" cy="3153124"/>
+            <wp:effectExtent l="0" t="0" r="0" b="9525"/>
+            <wp:docPr id="2099284569" name="Рисунок 1"/>
+            <wp:cNvGraphicFramePr>
+              <a:graphicFrameLocks xmlns:a="http://schemas.openxmlformats.org/drawingml/2006/main" noChangeAspect="1"/>
+            </wp:cNvGraphicFramePr>
+            <a:graphic xmlns:a="http://schemas.openxmlformats.org/drawingml/2006/main">
+              <a:graphicData uri="http://schemas.openxmlformats.org/drawingml/2006/picture">
+                <pic:pic xmlns:pic="http://schemas.openxmlformats.org/drawingml/2006/picture">
+                  <pic:nvPicPr>
+                    <pic:cNvPr id="2099284569" name=""/>
+                    <pic:cNvPicPr/>
+                  </pic:nvPicPr>
+                  <pic:blipFill>
+                    <a:blip r:embed="rId13"/>
+                    <a:stretch>
+                      <a:fillRect/>
+                    </a:stretch>
+                  </pic:blipFill>
+                  <pic:spPr>
+                    <a:xfrm>
+                      <a:off x="0" y="0"/>
+                      <a:ext cx="4663754" cy="3163675"/>
+                    </a:xfrm>
+                    <a:prstGeom prst="rect">
+                      <a:avLst/>
+                    </a:prstGeom>
+                  </pic:spPr>
+                </pic:pic>
+              </a:graphicData>
+            </a:graphic>
+          </wp:inline>
+        </w:drawing>
+      </w:r>
+    </w:p>
+    <w:p>
+      <w:pPr>
+        <w:ind w:firstLine="0"/>
+        <w:jc w:val="center"/>
+      </w:pPr>
+      <w:r>
+        <w:t xml:space="preserve">Рисунок </w:t>
+      </w:r>
+      <w:r>
+        <w:t>1.3.4</w:t>
+      </w:r>
+      <w:r>
+        <w:t xml:space="preserve"> – Диаграмма состояний кассы банкомата</w:t>
+      </w:r>
+    </w:p>
+    <w:p/>
+    <w:p>
+      <w:r>
+        <w:lastRenderedPageBreak/>
+        <w:t>Каждое состояние отвечает за некоторую возможную ситуацию с объектом, которая характеризуется значениями его атрибутов и запуском его методов. Изменения внутри объекта вызывают смену его состояния.</w:t>
+      </w:r>
+    </w:p>
+    <w:p>
+      <w:r>
+        <w:t>Каждый объект имеет начальное и конечное состояния. Переходы из одного состояния в другое обозначены дугами, которым соответствует некоторое внешнее событие.</w:t>
+      </w:r>
+    </w:p>
+    <w:p>
+      <w:r>
+        <w:t xml:space="preserve">Диаграммы состояний моделируют жизненный цикл объектов, их изменчивость во времени при различных сценариях функционирования системы. </w:t>
       </w:r>
     </w:p>
     <w:p/>
@@ -4179,6 +5241,7 @@
           <w:numId w:val="12"/>
         </w:numPr>
       </w:pPr>
+      <w:bookmarkStart w:id="7" w:name="_Toc228285539"/>
       <w:r>
         <w:t>Диаграммы деятельности (</w:t>
       </w:r>
@@ -4189,25 +5252,287 @@
         <w:t>A</w:t>
       </w:r>
       <w:r>
-        <w:t xml:space="preserve">ctivity </w:t>
-      </w:r>
-      <w:r>
         <w:rPr>
           <w:lang w:val="en-US"/>
         </w:rPr>
-        <w:t>D</w:t>
-      </w:r>
-      <w:r>
-        <w:t>iagram</w:t>
+        <w:t>ctivity</w:t>
+      </w:r>
+      <w:r>
+        <w:t xml:space="preserve"> </w:t>
+      </w:r>
+      <w:r>
+        <w:rPr>
+          <w:lang w:val="en-US"/>
+        </w:rPr>
+        <w:t>Diagram</w:t>
       </w:r>
       <w:r>
         <w:t>)</w:t>
       </w:r>
+      <w:bookmarkEnd w:id="7"/>
+    </w:p>
+    <w:p>
+      <w:pPr>
+        <w:rPr>
+          <w:lang w:val="en-US"/>
+        </w:rPr>
+      </w:pPr>
+    </w:p>
+    <w:p>
+      <w:r>
+        <w:t>Более наглядно динамическое взаимодействие объектов представляют диаграммы видов деятельности. На них демонстрируется некоторый происходящий во времени процесс, действия которого выполняются и передаются друг другу разными акторами и объектами.</w:t>
+      </w:r>
+    </w:p>
+    <w:p>
+      <w:r>
+        <w:t xml:space="preserve">Для проектируемой системы в качестве примера были созданы три диаграммы. Первая </w:t>
+      </w:r>
+      <w:r>
+        <w:t>моделирует</w:t>
+      </w:r>
+      <w:r>
+        <w:t xml:space="preserve"> процесс валидации карты клиента при начале его обслуживания (рисунок 1.4.1).</w:t>
+      </w:r>
+      <w:r>
+        <w:t xml:space="preserve"> Пользователь должен ввести </w:t>
+      </w:r>
+      <w:r>
+        <w:rPr>
+          <w:lang w:val="en-US"/>
+        </w:rPr>
+        <w:t>PIN</w:t>
+      </w:r>
+      <w:r>
+        <w:t>-</w:t>
+      </w:r>
+      <w:r>
+        <w:t>код, но если он не верный и клиент тратит три попытки – карта блокируется.</w:t>
+      </w:r>
+    </w:p>
+    <w:p>
+      <w:r>
+        <w:t>Вторая и третья диаграммы (рисунки 1.4.2-1.43) моделируют процессы пополнения клиентом счёта и снятия наличных соответственно. В целом процессы несложные, однако также рассмотрены сценарии, при которых в кассе избыточно или недостаточно купюр.</w:t>
+      </w:r>
     </w:p>
     <w:p/>
     <w:p>
-      <w:r>
-        <w:t>.</w:t>
+      <w:pPr>
+        <w:ind w:firstLine="0"/>
+        <w:jc w:val="center"/>
+        <w:rPr>
+          <w:lang w:val="en-US"/>
+        </w:rPr>
+      </w:pPr>
+      <w:r>
+        <w:rPr>
+          <w:noProof/>
+        </w:rPr>
+        <w:lastRenderedPageBreak/>
+        <w:drawing>
+          <wp:inline distT="0" distB="0" distL="0" distR="0" wp14:anchorId="04E99CB1" wp14:editId="19244C5C">
+            <wp:extent cx="2165350" cy="3906468"/>
+            <wp:effectExtent l="0" t="0" r="6350" b="0"/>
+            <wp:docPr id="1059789951" name="Рисунок 1"/>
+            <wp:cNvGraphicFramePr>
+              <a:graphicFrameLocks xmlns:a="http://schemas.openxmlformats.org/drawingml/2006/main" noChangeAspect="1"/>
+            </wp:cNvGraphicFramePr>
+            <a:graphic xmlns:a="http://schemas.openxmlformats.org/drawingml/2006/main">
+              <a:graphicData uri="http://schemas.openxmlformats.org/drawingml/2006/picture">
+                <pic:pic xmlns:pic="http://schemas.openxmlformats.org/drawingml/2006/picture">
+                  <pic:nvPicPr>
+                    <pic:cNvPr id="1059789951" name=""/>
+                    <pic:cNvPicPr/>
+                  </pic:nvPicPr>
+                  <pic:blipFill>
+                    <a:blip r:embed="rId14"/>
+                    <a:stretch>
+                      <a:fillRect/>
+                    </a:stretch>
+                  </pic:blipFill>
+                  <pic:spPr>
+                    <a:xfrm>
+                      <a:off x="0" y="0"/>
+                      <a:ext cx="2168902" cy="3912877"/>
+                    </a:xfrm>
+                    <a:prstGeom prst="rect">
+                      <a:avLst/>
+                    </a:prstGeom>
+                  </pic:spPr>
+                </pic:pic>
+              </a:graphicData>
+            </a:graphic>
+          </wp:inline>
+        </w:drawing>
+      </w:r>
+    </w:p>
+    <w:p>
+      <w:pPr>
+        <w:ind w:firstLine="0"/>
+        <w:jc w:val="center"/>
+      </w:pPr>
+      <w:r>
+        <w:t xml:space="preserve">Рисунок </w:t>
+      </w:r>
+      <w:r>
+        <w:t>1.4.</w:t>
+      </w:r>
+      <w:r>
+        <w:t>1</w:t>
+      </w:r>
+      <w:r>
+        <w:t xml:space="preserve"> – Диаграмма видов деятельности (идентификация карты)</w:t>
+      </w:r>
+    </w:p>
+    <w:p/>
+    <w:p>
+      <w:pPr>
+        <w:ind w:firstLine="0"/>
+        <w:jc w:val="center"/>
+        <w:rPr>
+          <w:lang w:val="en-US"/>
+        </w:rPr>
+      </w:pPr>
+      <w:r>
+        <w:rPr>
+          <w:noProof/>
+        </w:rPr>
+        <w:drawing>
+          <wp:inline distT="0" distB="0" distL="0" distR="0" wp14:anchorId="0B09C958" wp14:editId="1D96830A">
+            <wp:extent cx="4002026" cy="3855720"/>
+            <wp:effectExtent l="0" t="0" r="0" b="0"/>
+            <wp:docPr id="1521715870" name="Рисунок 1"/>
+            <wp:cNvGraphicFramePr>
+              <a:graphicFrameLocks xmlns:a="http://schemas.openxmlformats.org/drawingml/2006/main" noChangeAspect="1"/>
+            </wp:cNvGraphicFramePr>
+            <a:graphic xmlns:a="http://schemas.openxmlformats.org/drawingml/2006/main">
+              <a:graphicData uri="http://schemas.openxmlformats.org/drawingml/2006/picture">
+                <pic:pic xmlns:pic="http://schemas.openxmlformats.org/drawingml/2006/picture">
+                  <pic:nvPicPr>
+                    <pic:cNvPr id="1521715870" name=""/>
+                    <pic:cNvPicPr/>
+                  </pic:nvPicPr>
+                  <pic:blipFill>
+                    <a:blip r:embed="rId15"/>
+                    <a:stretch>
+                      <a:fillRect/>
+                    </a:stretch>
+                  </pic:blipFill>
+                  <pic:spPr>
+                    <a:xfrm>
+                      <a:off x="0" y="0"/>
+                      <a:ext cx="4007425" cy="3860922"/>
+                    </a:xfrm>
+                    <a:prstGeom prst="rect">
+                      <a:avLst/>
+                    </a:prstGeom>
+                  </pic:spPr>
+                </pic:pic>
+              </a:graphicData>
+            </a:graphic>
+          </wp:inline>
+        </w:drawing>
+      </w:r>
+    </w:p>
+    <w:p>
+      <w:pPr>
+        <w:ind w:firstLine="0"/>
+        <w:jc w:val="center"/>
+      </w:pPr>
+      <w:r>
+        <w:t>Рисунок 1</w:t>
+      </w:r>
+      <w:r>
+        <w:t>.4.</w:t>
+      </w:r>
+      <w:r>
+        <w:t>2</w:t>
+      </w:r>
+      <w:r>
+        <w:t xml:space="preserve"> – Диаграмма видов деятельности (пополнение счёта)</w:t>
+      </w:r>
+    </w:p>
+    <w:p/>
+    <w:p>
+      <w:pPr>
+        <w:ind w:firstLine="0"/>
+        <w:jc w:val="center"/>
+        <w:rPr>
+          <w:lang w:val="en-US"/>
+        </w:rPr>
+      </w:pPr>
+      <w:r>
+        <w:rPr>
+          <w:noProof/>
+        </w:rPr>
+        <w:lastRenderedPageBreak/>
+        <w:drawing>
+          <wp:inline distT="0" distB="0" distL="0" distR="0" wp14:anchorId="316CEE66" wp14:editId="14749717">
+            <wp:extent cx="3733800" cy="3645194"/>
+            <wp:effectExtent l="0" t="0" r="0" b="0"/>
+            <wp:docPr id="777598985" name="Рисунок 1"/>
+            <wp:cNvGraphicFramePr>
+              <a:graphicFrameLocks xmlns:a="http://schemas.openxmlformats.org/drawingml/2006/main" noChangeAspect="1"/>
+            </wp:cNvGraphicFramePr>
+            <a:graphic xmlns:a="http://schemas.openxmlformats.org/drawingml/2006/main">
+              <a:graphicData uri="http://schemas.openxmlformats.org/drawingml/2006/picture">
+                <pic:pic xmlns:pic="http://schemas.openxmlformats.org/drawingml/2006/picture">
+                  <pic:nvPicPr>
+                    <pic:cNvPr id="777598985" name=""/>
+                    <pic:cNvPicPr/>
+                  </pic:nvPicPr>
+                  <pic:blipFill>
+                    <a:blip r:embed="rId16"/>
+                    <a:stretch>
+                      <a:fillRect/>
+                    </a:stretch>
+                  </pic:blipFill>
+                  <pic:spPr>
+                    <a:xfrm>
+                      <a:off x="0" y="0"/>
+                      <a:ext cx="3742695" cy="3653878"/>
+                    </a:xfrm>
+                    <a:prstGeom prst="rect">
+                      <a:avLst/>
+                    </a:prstGeom>
+                  </pic:spPr>
+                </pic:pic>
+              </a:graphicData>
+            </a:graphic>
+          </wp:inline>
+        </w:drawing>
+      </w:r>
+    </w:p>
+    <w:p>
+      <w:pPr>
+        <w:ind w:firstLine="0"/>
+        <w:jc w:val="center"/>
+      </w:pPr>
+      <w:r>
+        <w:t xml:space="preserve">Рисунок </w:t>
+      </w:r>
+      <w:r>
+        <w:t>1.4.</w:t>
+      </w:r>
+      <w:r>
+        <w:t>3 – Диаграмма видов деятельности (снятие наличных)</w:t>
+      </w:r>
+    </w:p>
+    <w:p/>
+    <w:p>
+      <w:r>
+        <w:t>В диаграммах деятельности</w:t>
+      </w:r>
+      <w:r>
+        <w:t xml:space="preserve"> выполнение сложных процессов разбивается на элементарные законченные операции, каждая сопоставляется со своим исполнителем</w:t>
+      </w:r>
+      <w:r>
+        <w:t>, которому соответствует именованная дорожка</w:t>
+      </w:r>
+      <w:r>
+        <w:t>. П</w:t>
+      </w:r>
+      <w:r>
+        <w:t>ри этом учитываются различные сценарии и действия со стороны исполнителей.</w:t>
       </w:r>
     </w:p>
     <w:p/>
@@ -4216,15 +5541,29 @@
       <w:pPr>
         <w:pStyle w:val="2"/>
       </w:pPr>
+      <w:bookmarkStart w:id="8" w:name="_Toc228285540"/>
       <w:r>
         <w:t>1.5 Диаграмма последовательности (</w:t>
       </w:r>
       <w:r>
-        <w:t>Sequence Diagram</w:t>
+        <w:rPr>
+          <w:lang w:val="en-US"/>
+        </w:rPr>
+        <w:t>Sequence</w:t>
+      </w:r>
+      <w:r>
+        <w:t xml:space="preserve"> </w:t>
+      </w:r>
+      <w:r>
+        <w:rPr>
+          <w:lang w:val="en-US"/>
+        </w:rPr>
+        <w:t>Diagram</w:t>
       </w:r>
       <w:r>
         <w:t>)</w:t>
       </w:r>
+      <w:bookmarkEnd w:id="8"/>
     </w:p>
     <w:p/>
     <w:p>
@@ -4232,6 +5571,73 @@
         <w:t>.</w:t>
       </w:r>
     </w:p>
+    <w:p/>
+    <w:p>
+      <w:pPr>
+        <w:ind w:firstLine="0"/>
+        <w:jc w:val="center"/>
+      </w:pPr>
+      <w:r>
+        <w:rPr>
+          <w:noProof/>
+        </w:rPr>
+        <w:lastRenderedPageBreak/>
+        <w:drawing>
+          <wp:inline distT="0" distB="0" distL="0" distR="0" wp14:anchorId="0809ADC5" wp14:editId="765C0B12">
+            <wp:extent cx="5124354" cy="5422900"/>
+            <wp:effectExtent l="0" t="0" r="635" b="6350"/>
+            <wp:docPr id="231787318" name="Рисунок 1"/>
+            <wp:cNvGraphicFramePr>
+              <a:graphicFrameLocks xmlns:a="http://schemas.openxmlformats.org/drawingml/2006/main" noChangeAspect="1"/>
+            </wp:cNvGraphicFramePr>
+            <a:graphic xmlns:a="http://schemas.openxmlformats.org/drawingml/2006/main">
+              <a:graphicData uri="http://schemas.openxmlformats.org/drawingml/2006/picture">
+                <pic:pic xmlns:pic="http://schemas.openxmlformats.org/drawingml/2006/picture">
+                  <pic:nvPicPr>
+                    <pic:cNvPr id="231787318" name=""/>
+                    <pic:cNvPicPr/>
+                  </pic:nvPicPr>
+                  <pic:blipFill>
+                    <a:blip r:embed="rId17"/>
+                    <a:stretch>
+                      <a:fillRect/>
+                    </a:stretch>
+                  </pic:blipFill>
+                  <pic:spPr>
+                    <a:xfrm>
+                      <a:off x="0" y="0"/>
+                      <a:ext cx="5126736" cy="5425421"/>
+                    </a:xfrm>
+                    <a:prstGeom prst="rect">
+                      <a:avLst/>
+                    </a:prstGeom>
+                  </pic:spPr>
+                </pic:pic>
+              </a:graphicData>
+            </a:graphic>
+          </wp:inline>
+        </w:drawing>
+      </w:r>
+    </w:p>
+    <w:p>
+      <w:pPr>
+        <w:ind w:firstLine="0"/>
+        <w:jc w:val="center"/>
+      </w:pPr>
+      <w:r>
+        <w:t>Рисунок 1</w:t>
+      </w:r>
+      <w:r>
+        <w:t>.5</w:t>
+      </w:r>
+      <w:r>
+        <w:t xml:space="preserve"> – Диаграмма последовательност</w:t>
+      </w:r>
+      <w:r>
+        <w:t>и</w:t>
+      </w:r>
+    </w:p>
+    <w:p/>
     <w:bookmarkEnd w:id="3"/>
     <w:p>
       <w:pPr>
@@ -4253,18 +5659,15 @@
       <w:pPr>
         <w:pStyle w:val="1"/>
       </w:pPr>
-      <w:bookmarkStart w:id="4" w:name="_Toc228267606"/>
+      <w:bookmarkStart w:id="9" w:name="_Toc228285541"/>
       <w:r>
         <w:lastRenderedPageBreak/>
-        <w:t>2</w:t>
-      </w:r>
-      <w:bookmarkEnd w:id="4"/>
-      <w:r>
-        <w:t xml:space="preserve"> </w:t>
+        <w:t xml:space="preserve">2 </w:t>
       </w:r>
       <w:r>
         <w:t>РАЗРАБОТКА ПРОГРАММНОЙ РЕАЛИЗАЦИИ</w:t>
       </w:r>
+      <w:bookmarkEnd w:id="9"/>
     </w:p>
     <w:p/>
     <w:p/>
@@ -4272,9 +5675,9 @@
       <w:pPr>
         <w:pStyle w:val="2"/>
       </w:pPr>
-      <w:bookmarkStart w:id="5" w:name="_Hlk158638100"/>
-    </w:p>
-    <w:bookmarkEnd w:id="5"/>
+      <w:bookmarkStart w:id="10" w:name="_Hlk158638100"/>
+    </w:p>
+    <w:bookmarkEnd w:id="10"/>
     <w:p>
       <w:pPr>
         <w:spacing w:after="160" w:line="259" w:lineRule="auto"/>
@@ -4288,7 +5691,7 @@
       <w:pPr>
         <w:pStyle w:val="1"/>
       </w:pPr>
-      <w:bookmarkStart w:id="6" w:name="_Toc228267608"/>
+      <w:bookmarkStart w:id="11" w:name="_Toc228285542"/>
       <w:r>
         <w:lastRenderedPageBreak/>
         <w:t>З</w:t>
@@ -4296,7 +5699,7 @@
       <w:r>
         <w:t>АКЛЮЧЕНИЕ</w:t>
       </w:r>
-      <w:bookmarkEnd w:id="6"/>
+      <w:bookmarkEnd w:id="11"/>
     </w:p>
     <w:p/>
     <w:p/>
@@ -4326,7 +5729,7 @@
       <w:pPr>
         <w:pStyle w:val="1"/>
       </w:pPr>
-      <w:bookmarkStart w:id="7" w:name="_Toc228267609"/>
+      <w:bookmarkStart w:id="12" w:name="_Toc228285543"/>
       <w:r>
         <w:rPr>
           <w:caps w:val="0"/>
@@ -4334,7 +5737,7 @@
         <w:lastRenderedPageBreak/>
         <w:t>СПИСОК ИСПОЛЬЗОВАННЫХ ИСТОЧНИКОВ</w:t>
       </w:r>
-      <w:bookmarkEnd w:id="7"/>
+      <w:bookmarkEnd w:id="12"/>
     </w:p>
     <w:p/>
     <w:p/>
@@ -4368,12 +5771,12 @@
           <w:lang w:val="en-US"/>
         </w:rPr>
       </w:pPr>
-      <w:bookmarkStart w:id="8" w:name="_Toc228267610"/>
+      <w:bookmarkStart w:id="13" w:name="_Toc228285544"/>
       <w:r>
         <w:lastRenderedPageBreak/>
         <w:t>ПРИЛОЖЕНИЕ А</w:t>
       </w:r>
-      <w:bookmarkEnd w:id="8"/>
+      <w:bookmarkEnd w:id="13"/>
     </w:p>
     <w:p>
       <w:pPr>
@@ -4391,8 +5794,8 @@
       </w:pPr>
     </w:p>
     <w:sectPr>
-      <w:headerReference w:type="default" r:id="rId8"/>
-      <w:footerReference w:type="default" r:id="rId9"/>
+      <w:headerReference w:type="default" r:id="rId18"/>
+      <w:footerReference w:type="default" r:id="rId19"/>
       <w:pgSz w:w="11906" w:h="16838"/>
       <w:pgMar w:top="1134" w:right="850" w:bottom="1134" w:left="1701" w:header="708" w:footer="708" w:gutter="0"/>
       <w:pgNumType w:start="1"/>

--- a/4 семестр/ТСПП/курсовик/ПЗ.docx
+++ b/4 семестр/ТСПП/курсовик/ПЗ.docx
@@ -1727,8 +1727,18 @@
                 <w:szCs w:val="28"/>
                 <w:lang w:bidi="en-US"/>
               </w:rPr>
-              <w:t>Защита          «</w:t>
-            </w:r>
+              <w:t xml:space="preserve">Защита       </w:t>
+            </w:r>
+            <w:proofErr w:type="gramStart"/>
+            <w:r>
+              <w:rPr>
+                <w:rFonts w:eastAsia="Times New Roman" w:cs="Times New Roman"/>
+                <w:szCs w:val="28"/>
+                <w:lang w:bidi="en-US"/>
+              </w:rPr>
+              <w:t xml:space="preserve">   «</w:t>
+            </w:r>
+            <w:proofErr w:type="gramEnd"/>
           </w:p>
         </w:tc>
         <w:tc>
@@ -2875,7 +2885,7 @@
           <w:rFonts w:eastAsia="Times New Roman" w:cs="Times New Roman"/>
           <w:sz w:val="24"/>
           <w:szCs w:val="24"/>
-          <w:lang w:val="en-US" w:bidi="en-US"/>
+          <w:lang w:bidi="en-US"/>
         </w:rPr>
       </w:pPr>
       <w:r>
@@ -2887,32 +2897,6 @@
         </w:rPr>
         <w:br w:type="page"/>
       </w:r>
-    </w:p>
-    <w:p>
-      <w:pPr>
-        <w:spacing w:after="160" w:line="259" w:lineRule="auto"/>
-        <w:ind w:firstLine="0"/>
-        <w:jc w:val="left"/>
-        <w:rPr>
-          <w:rFonts w:eastAsia="Times New Roman" w:cs="Times New Roman"/>
-          <w:sz w:val="24"/>
-          <w:szCs w:val="24"/>
-          <w:lang w:val="en-US" w:bidi="en-US"/>
-        </w:rPr>
-      </w:pPr>
-    </w:p>
-    <w:p>
-      <w:pPr>
-        <w:spacing w:after="160" w:line="259" w:lineRule="auto"/>
-        <w:ind w:firstLine="0"/>
-        <w:jc w:val="left"/>
-        <w:rPr>
-          <w:rFonts w:eastAsia="Times New Roman" w:cs="Times New Roman"/>
-          <w:sz w:val="24"/>
-          <w:szCs w:val="24"/>
-          <w:lang w:val="en-US" w:bidi="en-US"/>
-        </w:rPr>
-      </w:pPr>
     </w:p>
     <w:sdt>
       <w:sdtPr>
@@ -2967,7 +2951,7 @@
           <w:r>
             <w:fldChar w:fldCharType="separate"/>
           </w:r>
-          <w:hyperlink w:anchor="_Toc228285533" w:history="1">
+          <w:hyperlink w:anchor="_Toc228343028" w:history="1">
             <w:r>
               <w:rPr>
                 <w:rStyle w:val="a4"/>
@@ -2994,7 +2978,7 @@
                 <w:noProof/>
                 <w:webHidden/>
               </w:rPr>
-              <w:instrText xml:space="preserve"> PAGEREF _Toc228285533 \h </w:instrText>
+              <w:instrText xml:space="preserve"> PAGEREF _Toc228343028 \h </w:instrText>
             </w:r>
             <w:r>
               <w:rPr>
@@ -3038,7 +3022,7 @@
               <w14:ligatures w14:val="standardContextual"/>
             </w:rPr>
           </w:pPr>
-          <w:hyperlink w:anchor="_Toc228285534" w:history="1">
+          <w:hyperlink w:anchor="_Toc228343029" w:history="1">
             <w:r>
               <w:rPr>
                 <w:rStyle w:val="a4"/>
@@ -3065,7 +3049,7 @@
                 <w:noProof/>
                 <w:webHidden/>
               </w:rPr>
-              <w:instrText xml:space="preserve"> PAGEREF _Toc228285534 \h </w:instrText>
+              <w:instrText xml:space="preserve"> PAGEREF _Toc228343029 \h </w:instrText>
             </w:r>
             <w:r>
               <w:rPr>
@@ -3109,7 +3093,7 @@
               <w14:ligatures w14:val="standardContextual"/>
             </w:rPr>
           </w:pPr>
-          <w:hyperlink w:anchor="_Toc228285535" w:history="1">
+          <w:hyperlink w:anchor="_Toc228343030" w:history="1">
             <w:r>
               <w:rPr>
                 <w:rStyle w:val="a4"/>
@@ -3136,7 +3120,7 @@
                 <w:noProof/>
                 <w:webHidden/>
               </w:rPr>
-              <w:instrText xml:space="preserve"> PAGEREF _Toc228285535 \h </w:instrText>
+              <w:instrText xml:space="preserve"> PAGEREF _Toc228343030 \h </w:instrText>
             </w:r>
             <w:r>
               <w:rPr>
@@ -3183,7 +3167,7 @@
               <w14:ligatures w14:val="standardContextual"/>
             </w:rPr>
           </w:pPr>
-          <w:hyperlink w:anchor="_Toc228285536" w:history="1">
+          <w:hyperlink w:anchor="_Toc228343031" w:history="1">
             <w:r>
               <w:rPr>
                 <w:rStyle w:val="a4"/>
@@ -3208,21 +3192,37 @@
                 <w:rStyle w:val="a4"/>
                 <w:noProof/>
               </w:rPr>
-              <w:t>Диаграмма</w:t>
+              <w:t>Диаграмма прецедентов (</w:t>
             </w:r>
             <w:r>
               <w:rPr>
                 <w:rStyle w:val="a4"/>
                 <w:noProof/>
-              </w:rPr>
-              <w:t xml:space="preserve"> </w:t>
+                <w:lang w:val="en-US"/>
+              </w:rPr>
+              <w:t>Use</w:t>
             </w:r>
             <w:r>
               <w:rPr>
                 <w:rStyle w:val="a4"/>
                 <w:noProof/>
               </w:rPr>
-              <w:t>прецедентов (Use Case Diagram)</w:t>
+              <w:t xml:space="preserve"> Case </w:t>
+            </w:r>
+            <w:r>
+              <w:rPr>
+                <w:rStyle w:val="a4"/>
+                <w:noProof/>
+                <w:lang w:val="en-US"/>
+              </w:rPr>
+              <w:t>Diagram</w:t>
+            </w:r>
+            <w:r>
+              <w:rPr>
+                <w:rStyle w:val="a4"/>
+                <w:noProof/>
+              </w:rPr>
+              <w:t>)</w:t>
             </w:r>
             <w:r>
               <w:rPr>
@@ -3243,7 +3243,7 @@
                 <w:noProof/>
                 <w:webHidden/>
               </w:rPr>
-              <w:instrText xml:space="preserve"> PAGEREF _Toc228285536 \h </w:instrText>
+              <w:instrText xml:space="preserve"> PAGEREF _Toc228343031 \h </w:instrText>
             </w:r>
             <w:r>
               <w:rPr>
@@ -3290,7 +3290,7 @@
               <w14:ligatures w14:val="standardContextual"/>
             </w:rPr>
           </w:pPr>
-          <w:hyperlink w:anchor="_Toc228285537" w:history="1">
+          <w:hyperlink w:anchor="_Toc228343032" w:history="1">
             <w:r>
               <w:rPr>
                 <w:rStyle w:val="a4"/>
@@ -3323,14 +3323,14 @@
                 <w:noProof/>
                 <w:lang w:val="en-US"/>
               </w:rPr>
-              <w:t>C</w:t>
+              <w:t>Class</w:t>
             </w:r>
             <w:r>
               <w:rPr>
                 <w:rStyle w:val="a4"/>
                 <w:noProof/>
               </w:rPr>
-              <w:t xml:space="preserve">lass </w:t>
+              <w:t xml:space="preserve"> </w:t>
             </w:r>
             <w:r>
               <w:rPr>
@@ -3338,14 +3338,14 @@
                 <w:noProof/>
                 <w:lang w:val="en-US"/>
               </w:rPr>
-              <w:t>D</w:t>
+              <w:t>Diagram</w:t>
             </w:r>
             <w:r>
               <w:rPr>
                 <w:rStyle w:val="a4"/>
                 <w:noProof/>
               </w:rPr>
-              <w:t>iagram)</w:t>
+              <w:t>)</w:t>
             </w:r>
             <w:r>
               <w:rPr>
@@ -3366,7 +3366,7 @@
                 <w:noProof/>
                 <w:webHidden/>
               </w:rPr>
-              <w:instrText xml:space="preserve"> PAGEREF _Toc228285537 \h </w:instrText>
+              <w:instrText xml:space="preserve"> PAGEREF _Toc228343032 \h </w:instrText>
             </w:r>
             <w:r>
               <w:rPr>
@@ -3386,7 +3386,7 @@
                 <w:noProof/>
                 <w:webHidden/>
               </w:rPr>
-              <w:t>6</w:t>
+              <w:t>7</w:t>
             </w:r>
             <w:r>
               <w:rPr>
@@ -3413,7 +3413,7 @@
               <w14:ligatures w14:val="standardContextual"/>
             </w:rPr>
           </w:pPr>
-          <w:hyperlink w:anchor="_Toc228285538" w:history="1">
+          <w:hyperlink w:anchor="_Toc228343033" w:history="1">
             <w:r>
               <w:rPr>
                 <w:rStyle w:val="a4"/>
@@ -3467,7 +3467,7 @@
                 <w:noProof/>
                 <w:webHidden/>
               </w:rPr>
-              <w:instrText xml:space="preserve"> PAGEREF _Toc228285538 \h </w:instrText>
+              <w:instrText xml:space="preserve"> PAGEREF _Toc228343033 \h </w:instrText>
             </w:r>
             <w:r>
               <w:rPr>
@@ -3487,7 +3487,7 @@
                 <w:noProof/>
                 <w:webHidden/>
               </w:rPr>
-              <w:t>6</w:t>
+              <w:t>8</w:t>
             </w:r>
             <w:r>
               <w:rPr>
@@ -3514,7 +3514,7 @@
               <w14:ligatures w14:val="standardContextual"/>
             </w:rPr>
           </w:pPr>
-          <w:hyperlink w:anchor="_Toc228285539" w:history="1">
+          <w:hyperlink w:anchor="_Toc228343034" w:history="1">
             <w:r>
               <w:rPr>
                 <w:rStyle w:val="a4"/>
@@ -3547,14 +3547,14 @@
                 <w:noProof/>
                 <w:lang w:val="en-US"/>
               </w:rPr>
-              <w:t>A</w:t>
+              <w:t>Activity</w:t>
             </w:r>
             <w:r>
               <w:rPr>
                 <w:rStyle w:val="a4"/>
                 <w:noProof/>
               </w:rPr>
-              <w:t xml:space="preserve">ctivity </w:t>
+              <w:t xml:space="preserve"> </w:t>
             </w:r>
             <w:r>
               <w:rPr>
@@ -3562,14 +3562,14 @@
                 <w:noProof/>
                 <w:lang w:val="en-US"/>
               </w:rPr>
-              <w:t>D</w:t>
+              <w:t>Diagram</w:t>
             </w:r>
             <w:r>
               <w:rPr>
                 <w:rStyle w:val="a4"/>
                 <w:noProof/>
               </w:rPr>
-              <w:t>iagram)</w:t>
+              <w:t>)</w:t>
             </w:r>
             <w:r>
               <w:rPr>
@@ -3590,7 +3590,7 @@
                 <w:noProof/>
                 <w:webHidden/>
               </w:rPr>
-              <w:instrText xml:space="preserve"> PAGEREF _Toc228285539 \h </w:instrText>
+              <w:instrText xml:space="preserve"> PAGEREF _Toc228343034 \h </w:instrText>
             </w:r>
             <w:r>
               <w:rPr>
@@ -3610,7 +3610,7 @@
                 <w:noProof/>
                 <w:webHidden/>
               </w:rPr>
-              <w:t>6</w:t>
+              <w:t>11</w:t>
             </w:r>
             <w:r>
               <w:rPr>
@@ -3624,6 +3624,9 @@
         <w:p>
           <w:pPr>
             <w:pStyle w:val="21"/>
+            <w:tabs>
+              <w:tab w:val="left" w:pos="960"/>
+            </w:tabs>
             <w:rPr>
               <w:rFonts w:asciiTheme="minorHAnsi" w:eastAsiaTheme="minorEastAsia" w:hAnsiTheme="minorHAnsi"/>
               <w:noProof/>
@@ -3634,13 +3637,79 @@
               <w14:ligatures w14:val="standardContextual"/>
             </w:rPr>
           </w:pPr>
-          <w:hyperlink w:anchor="_Toc228285540" w:history="1">
+          <w:hyperlink w:anchor="_Toc228343035" w:history="1">
             <w:r>
               <w:rPr>
                 <w:rStyle w:val="a4"/>
                 <w:noProof/>
-              </w:rPr>
-              <w:t>1.5 Диаграмма последовательности (Sequence Diagram)</w:t>
+                <w:lang w:val="en-US"/>
+              </w:rPr>
+              <w:t>1.5</w:t>
+            </w:r>
+            <w:r>
+              <w:rPr>
+                <w:rFonts w:asciiTheme="minorHAnsi" w:eastAsiaTheme="minorEastAsia" w:hAnsiTheme="minorHAnsi"/>
+                <w:noProof/>
+                <w:kern w:val="2"/>
+                <w:sz w:val="24"/>
+                <w:szCs w:val="24"/>
+                <w:lang w:eastAsia="ru-RU"/>
+                <w14:ligatures w14:val="standardContextual"/>
+              </w:rPr>
+              <w:tab/>
+            </w:r>
+            <w:r>
+              <w:rPr>
+                <w:rStyle w:val="a4"/>
+                <w:noProof/>
+              </w:rPr>
+              <w:t>Диаграмма последовательности (</w:t>
+            </w:r>
+            <w:r>
+              <w:rPr>
+                <w:rStyle w:val="a4"/>
+                <w:noProof/>
+                <w:lang w:val="en-US"/>
+              </w:rPr>
+              <w:t>Sequ</w:t>
+            </w:r>
+            <w:r>
+              <w:rPr>
+                <w:rStyle w:val="a4"/>
+                <w:noProof/>
+                <w:lang w:val="en-US"/>
+              </w:rPr>
+              <w:t>e</w:t>
+            </w:r>
+            <w:r>
+              <w:rPr>
+                <w:rStyle w:val="a4"/>
+                <w:noProof/>
+                <w:lang w:val="en-US"/>
+              </w:rPr>
+              <w:t>nce</w:t>
+            </w:r>
+            <w:r>
+              <w:rPr>
+                <w:rStyle w:val="a4"/>
+                <w:noProof/>
+              </w:rPr>
+              <w:t xml:space="preserve"> </w:t>
+            </w:r>
+            <w:r>
+              <w:rPr>
+                <w:rStyle w:val="a4"/>
+                <w:noProof/>
+                <w:lang w:val="en-US"/>
+              </w:rPr>
+              <w:t>Diagram</w:t>
+            </w:r>
+            <w:r>
+              <w:rPr>
+                <w:rStyle w:val="a4"/>
+                <w:noProof/>
+              </w:rPr>
+              <w:t>)</w:t>
             </w:r>
             <w:r>
               <w:rPr>
@@ -3661,7 +3730,7 @@
                 <w:noProof/>
                 <w:webHidden/>
               </w:rPr>
-              <w:instrText xml:space="preserve"> PAGEREF _Toc228285540 \h </w:instrText>
+              <w:instrText xml:space="preserve"> PAGEREF _Toc228343035 \h </w:instrText>
             </w:r>
             <w:r>
               <w:rPr>
@@ -3681,7 +3750,7 @@
                 <w:noProof/>
                 <w:webHidden/>
               </w:rPr>
-              <w:t>6</w:t>
+              <w:t>13</w:t>
             </w:r>
             <w:r>
               <w:rPr>
@@ -3705,13 +3774,27 @@
               <w14:ligatures w14:val="standardContextual"/>
             </w:rPr>
           </w:pPr>
-          <w:hyperlink w:anchor="_Toc228285541" w:history="1">
+          <w:hyperlink w:anchor="_Toc228343036" w:history="1">
             <w:r>
               <w:rPr>
                 <w:rStyle w:val="a4"/>
                 <w:noProof/>
               </w:rPr>
-              <w:t>2 РАЗРАБОТКА ПРОГРАММНОЙ РЕАЛИЗАЦИИ</w:t>
+              <w:t>2 РАЗРАБОТКА П</w:t>
+            </w:r>
+            <w:r>
+              <w:rPr>
+                <w:rStyle w:val="a4"/>
+                <w:noProof/>
+              </w:rPr>
+              <w:t>Р</w:t>
+            </w:r>
+            <w:r>
+              <w:rPr>
+                <w:rStyle w:val="a4"/>
+                <w:noProof/>
+              </w:rPr>
+              <w:t>ОГРАММНОЙ РЕАЛИЗАЦИИ</w:t>
             </w:r>
             <w:r>
               <w:rPr>
@@ -3732,7 +3815,7 @@
                 <w:noProof/>
                 <w:webHidden/>
               </w:rPr>
-              <w:instrText xml:space="preserve"> PAGEREF _Toc228285541 \h </w:instrText>
+              <w:instrText xml:space="preserve"> PAGEREF _Toc228343036 \h </w:instrText>
             </w:r>
             <w:r>
               <w:rPr>
@@ -3752,7 +3835,7 @@
                 <w:noProof/>
                 <w:webHidden/>
               </w:rPr>
-              <w:t>7</w:t>
+              <w:t>16</w:t>
             </w:r>
             <w:r>
               <w:rPr>
@@ -3776,7 +3859,7 @@
               <w14:ligatures w14:val="standardContextual"/>
             </w:rPr>
           </w:pPr>
-          <w:hyperlink w:anchor="_Toc228285542" w:history="1">
+          <w:hyperlink w:anchor="_Toc228343037" w:history="1">
             <w:r>
               <w:rPr>
                 <w:rStyle w:val="a4"/>
@@ -3803,7 +3886,7 @@
                 <w:noProof/>
                 <w:webHidden/>
               </w:rPr>
-              <w:instrText xml:space="preserve"> PAGEREF _Toc228285542 \h </w:instrText>
+              <w:instrText xml:space="preserve"> PAGEREF _Toc228343037 \h </w:instrText>
             </w:r>
             <w:r>
               <w:rPr>
@@ -3823,7 +3906,7 @@
                 <w:noProof/>
                 <w:webHidden/>
               </w:rPr>
-              <w:t>8</w:t>
+              <w:t>17</w:t>
             </w:r>
             <w:r>
               <w:rPr>
@@ -3847,7 +3930,7 @@
               <w14:ligatures w14:val="standardContextual"/>
             </w:rPr>
           </w:pPr>
-          <w:hyperlink w:anchor="_Toc228285543" w:history="1">
+          <w:hyperlink w:anchor="_Toc228343038" w:history="1">
             <w:r>
               <w:rPr>
                 <w:rStyle w:val="a4"/>
@@ -3874,7 +3957,7 @@
                 <w:noProof/>
                 <w:webHidden/>
               </w:rPr>
-              <w:instrText xml:space="preserve"> PAGEREF _Toc228285543 \h </w:instrText>
+              <w:instrText xml:space="preserve"> PAGEREF _Toc228343038 \h </w:instrText>
             </w:r>
             <w:r>
               <w:rPr>
@@ -3894,7 +3977,7 @@
                 <w:noProof/>
                 <w:webHidden/>
               </w:rPr>
-              <w:t>9</w:t>
+              <w:t>18</w:t>
             </w:r>
             <w:r>
               <w:rPr>
@@ -3918,7 +4001,7 @@
               <w14:ligatures w14:val="standardContextual"/>
             </w:rPr>
           </w:pPr>
-          <w:hyperlink w:anchor="_Toc228285544" w:history="1">
+          <w:hyperlink w:anchor="_Toc228343039" w:history="1">
             <w:r>
               <w:rPr>
                 <w:rStyle w:val="a4"/>
@@ -3945,7 +4028,7 @@
                 <w:noProof/>
                 <w:webHidden/>
               </w:rPr>
-              <w:instrText xml:space="preserve"> PAGEREF _Toc228285544 \h </w:instrText>
+              <w:instrText xml:space="preserve"> PAGEREF _Toc228343039 \h </w:instrText>
             </w:r>
             <w:r>
               <w:rPr>
@@ -3965,7 +4048,7 @@
                 <w:noProof/>
                 <w:webHidden/>
               </w:rPr>
-              <w:t>10</w:t>
+              <w:t>19</w:t>
             </w:r>
             <w:r>
               <w:rPr>
@@ -4008,7 +4091,7 @@
       <w:pPr>
         <w:pStyle w:val="1"/>
       </w:pPr>
-      <w:bookmarkStart w:id="0" w:name="_Toc228285533"/>
+      <w:bookmarkStart w:id="0" w:name="_Toc228343028"/>
       <w:r>
         <w:lastRenderedPageBreak/>
         <w:t>ВВЕДЕНИЕ</w:t>
@@ -4214,7 +4297,7 @@
       <w:pPr>
         <w:pStyle w:val="1"/>
       </w:pPr>
-      <w:bookmarkStart w:id="1" w:name="_Toc228285534"/>
+      <w:bookmarkStart w:id="1" w:name="_Toc228343029"/>
       <w:r>
         <w:lastRenderedPageBreak/>
         <w:t>ПОСТАНОВКА ЗАДАЧИ</w:t>
@@ -4455,7 +4538,7 @@
       <w:pPr>
         <w:pStyle w:val="1"/>
       </w:pPr>
-      <w:bookmarkStart w:id="2" w:name="_Toc228285535"/>
+      <w:bookmarkStart w:id="2" w:name="_Toc228343030"/>
       <w:r>
         <w:lastRenderedPageBreak/>
         <w:t xml:space="preserve">1 </w:t>
@@ -4480,7 +4563,7 @@
           <w:numId w:val="12"/>
         </w:numPr>
       </w:pPr>
-      <w:bookmarkStart w:id="4" w:name="_Toc228285536"/>
+      <w:bookmarkStart w:id="4" w:name="_Toc228343031"/>
       <w:r>
         <w:t>Диаграмма прецедентов (</w:t>
       </w:r>
@@ -4608,13 +4691,7 @@
         <w:jc w:val="center"/>
       </w:pPr>
       <w:r>
-        <w:t>Рисунок 1</w:t>
-      </w:r>
-      <w:r>
-        <w:t>.1</w:t>
-      </w:r>
-      <w:r>
-        <w:t xml:space="preserve"> – Диаграмма прецедентов</w:t>
+        <w:t>Рисунок 1.1 – Диаграмма прецедентов</w:t>
       </w:r>
     </w:p>
     <w:p>
@@ -4641,10 +4718,7 @@
     </w:p>
     <w:p>
       <w:r>
-        <w:t>Прецеденты</w:t>
-      </w:r>
-      <w:r>
-        <w:t xml:space="preserve"> разделены на блоки, соответствующим функциональным модулям банкомата</w:t>
+        <w:t>Прецеденты разделены на блоки, соответствующим функциональным модулям банкомата</w:t>
       </w:r>
       <w:r>
         <w:t>: картоприёмник, интерфейс (компьютер), валидатор, касса. Также прецеденты связаны отношениями: они могут расширять (</w:t>
@@ -4699,7 +4773,7 @@
           <w:numId w:val="12"/>
         </w:numPr>
       </w:pPr>
-      <w:bookmarkStart w:id="5" w:name="_Toc228285537"/>
+      <w:bookmarkStart w:id="5" w:name="_Toc228343032"/>
       <w:r>
         <w:t>Диаграмма классов (</w:t>
       </w:r>
@@ -4806,29 +4880,14 @@
         <w:jc w:val="center"/>
       </w:pPr>
       <w:r>
-        <w:t>Рисунок 1</w:t>
-      </w:r>
-      <w:r>
-        <w:t>.2</w:t>
-      </w:r>
-      <w:r>
-        <w:t xml:space="preserve"> – Диаграмма классов</w:t>
-      </w:r>
-    </w:p>
-    <w:p>
-      <w:pPr>
-        <w:rPr>
-          <w:lang w:val="en-US"/>
-        </w:rPr>
-      </w:pPr>
-    </w:p>
+        <w:t>Рисунок 1.2 – Диаграмма классов</w:t>
+      </w:r>
+    </w:p>
+    <w:p/>
     <w:p>
       <w:r>
         <w:lastRenderedPageBreak/>
-        <w:t>Предметная область была разделена на классы, для каждого класса были определены атрибуты и операции</w:t>
-      </w:r>
-      <w:r>
-        <w:t>. Моделирование велось с прицелом на дальнейшую разработку в парадигме ООП, поэтому членам классов также были заданы модификаторы доступа (</w:t>
+        <w:t>Предметная область была разделена на классы, для каждого класса были определены атрибуты и операции. Моделирование велось с прицелом на дальнейшую разработку в парадигме ООП, поэтому членам классов также были заданы модификаторы доступа (</w:t>
       </w:r>
       <w:r>
         <w:rPr>
@@ -4872,7 +4931,7 @@
           <w:numId w:val="12"/>
         </w:numPr>
       </w:pPr>
-      <w:bookmarkStart w:id="6" w:name="_Toc228285538"/>
+      <w:bookmarkStart w:id="6" w:name="_Toc228343033"/>
       <w:r>
         <w:t>Диаграммы состояний</w:t>
       </w:r>
@@ -4990,13 +5049,7 @@
         <w:jc w:val="center"/>
       </w:pPr>
       <w:r>
-        <w:t>Рисунок 1.3.</w:t>
-      </w:r>
-      <w:r>
-        <w:t>1</w:t>
-      </w:r>
-      <w:r>
-        <w:t xml:space="preserve"> – Диаграмма состояний банкомата (работа инкассатора)</w:t>
+        <w:t>Рисунок 1.3.1 – Диаграмма состояний банкомата (работа инкассатора)</w:t>
       </w:r>
     </w:p>
     <w:p/>
@@ -5053,10 +5106,7 @@
         <w:jc w:val="center"/>
       </w:pPr>
       <w:r>
-        <w:t>Рисунок 1</w:t>
-      </w:r>
-      <w:r>
-        <w:t>.3</w:t>
+        <w:t>Рисунок 1.3</w:t>
       </w:r>
       <w:r>
         <w:t>.</w:t>
@@ -5241,7 +5291,7 @@
           <w:numId w:val="12"/>
         </w:numPr>
       </w:pPr>
-      <w:bookmarkStart w:id="7" w:name="_Toc228285539"/>
+      <w:bookmarkStart w:id="7" w:name="_Toc228343034"/>
       <w:r>
         <w:t>Диаграммы деятельности (</w:t>
       </w:r>
@@ -5377,10 +5427,7 @@
         <w:t>1.4.</w:t>
       </w:r>
       <w:r>
-        <w:t>1</w:t>
-      </w:r>
-      <w:r>
-        <w:t xml:space="preserve"> – Диаграмма видов деятельности (идентификация карты)</w:t>
+        <w:t>1 – Диаграмма видов деятельности (идентификация карты)</w:t>
       </w:r>
     </w:p>
     <w:p/>
@@ -5445,10 +5492,7 @@
         <w:t>.4.</w:t>
       </w:r>
       <w:r>
-        <w:t>2</w:t>
-      </w:r>
-      <w:r>
-        <w:t xml:space="preserve"> – Диаграмма видов деятельности (пополнение счёта)</w:t>
+        <w:t>2 – Диаграмма видов деятельности (пополнение счёта)</w:t>
       </w:r>
     </w:p>
     <w:p/>
@@ -5466,8 +5510,8 @@
         </w:rPr>
         <w:lastRenderedPageBreak/>
         <w:drawing>
-          <wp:inline distT="0" distB="0" distL="0" distR="0" wp14:anchorId="316CEE66" wp14:editId="14749717">
-            <wp:extent cx="3733800" cy="3645194"/>
+          <wp:inline distT="0" distB="0" distL="0" distR="0" wp14:anchorId="316CEE66" wp14:editId="3DA22E5F">
+            <wp:extent cx="4039204" cy="3943350"/>
             <wp:effectExtent l="0" t="0" r="0" b="0"/>
             <wp:docPr id="777598985" name="Рисунок 1"/>
             <wp:cNvGraphicFramePr>
@@ -5489,7 +5533,7 @@
                   <pic:spPr>
                     <a:xfrm>
                       <a:off x="0" y="0"/>
-                      <a:ext cx="3742695" cy="3653878"/>
+                      <a:ext cx="4055359" cy="3959122"/>
                     </a:xfrm>
                     <a:prstGeom prst="rect">
                       <a:avLst/>
@@ -5540,10 +5584,17 @@
     <w:p>
       <w:pPr>
         <w:pStyle w:val="2"/>
-      </w:pPr>
-      <w:bookmarkStart w:id="8" w:name="_Toc228285540"/>
-      <w:r>
-        <w:t>1.5 Диаграмма последовательности (</w:t>
+        <w:numPr>
+          <w:ilvl w:val="1"/>
+          <w:numId w:val="12"/>
+        </w:numPr>
+        <w:rPr>
+          <w:lang w:val="en-US"/>
+        </w:rPr>
+      </w:pPr>
+      <w:bookmarkStart w:id="8" w:name="_Toc228343035"/>
+      <w:r>
+        <w:t>Диаграмма последовательности (</w:t>
       </w:r>
       <w:r>
         <w:rPr>
@@ -5565,13 +5616,38 @@
       </w:r>
       <w:bookmarkEnd w:id="8"/>
     </w:p>
-    <w:p/>
-    <w:p>
-      <w:r>
-        <w:t>.</w:t>
-      </w:r>
-    </w:p>
-    <w:p/>
+    <w:p>
+      <w:pPr>
+        <w:rPr>
+          <w:lang w:val="en-US"/>
+        </w:rPr>
+      </w:pPr>
+    </w:p>
+    <w:p>
+      <w:r>
+        <w:t>Ещё одним инструментом моделирования сценариев функционирования системы являются диаграммы последовательностей. Они похо</w:t>
+      </w:r>
+      <w:r>
+        <w:t>жи</w:t>
+      </w:r>
+      <w:r>
+        <w:t xml:space="preserve"> на диаграммы активностей, однако </w:t>
+      </w:r>
+      <w:r>
+        <w:t>отображают не поток действий, а порядок взаимодействия сущностей во времени и передачу между ними сообщений.</w:t>
+      </w:r>
+    </w:p>
+    <w:p>
+      <w:r>
+        <w:lastRenderedPageBreak/>
+        <w:t xml:space="preserve">Для моделируемой системы была составлена одна диаграмма последовательности, демонстрирующая типичную сессию клиента банка с банкоматом (рисунок 1.5). </w:t>
+      </w:r>
+    </w:p>
+    <w:p>
+      <w:pPr>
+        <w:ind w:firstLine="0"/>
+      </w:pPr>
+    </w:p>
     <w:p>
       <w:pPr>
         <w:ind w:firstLine="0"/>
@@ -5581,9 +5657,8 @@
         <w:rPr>
           <w:noProof/>
         </w:rPr>
-        <w:lastRenderedPageBreak/>
         <w:drawing>
-          <wp:inline distT="0" distB="0" distL="0" distR="0" wp14:anchorId="0809ADC5" wp14:editId="765C0B12">
+          <wp:inline distT="0" distB="0" distL="0" distR="0" wp14:anchorId="0809ADC5" wp14:editId="6F93D732">
             <wp:extent cx="5124354" cy="5422900"/>
             <wp:effectExtent l="0" t="0" r="635" b="6350"/>
             <wp:docPr id="231787318" name="Рисунок 1"/>
@@ -5606,7 +5681,7 @@
                   <pic:spPr>
                     <a:xfrm>
                       <a:off x="0" y="0"/>
-                      <a:ext cx="5126736" cy="5425421"/>
+                      <a:ext cx="5124354" cy="5422900"/>
                     </a:xfrm>
                     <a:prstGeom prst="rect">
                       <a:avLst/>
@@ -5625,19 +5700,21 @@
         <w:jc w:val="center"/>
       </w:pPr>
       <w:r>
-        <w:t>Рисунок 1</w:t>
-      </w:r>
-      <w:r>
-        <w:t>.5</w:t>
-      </w:r>
-      <w:r>
-        <w:t xml:space="preserve"> – Диаграмма последовательност</w:t>
-      </w:r>
-      <w:r>
-        <w:t>и</w:t>
+        <w:t>Рисунок 1.5 – Диаграмма последовательности</w:t>
       </w:r>
     </w:p>
     <w:p/>
+    <w:p>
+      <w:r>
+        <w:t>Система делится на взаимодействующие объекты, с верху вниз проходит линия их жизни в ходе проводимых операций. Прямоугольными участками обозначены периоды времени, когда объект получает фокус управления, а стрелками – сигналы и сообщения, передающие его.</w:t>
+      </w:r>
+    </w:p>
+    <w:p>
+      <w:r>
+        <w:lastRenderedPageBreak/>
+        <w:t>Сценарий на диаграмме не учитывает все возможные разветвления, однако даёт чёткое понимание того, какие модули участвуют в проведении операции и в каком порядке.</w:t>
+      </w:r>
+    </w:p>
     <w:bookmarkEnd w:id="3"/>
     <w:p>
       <w:pPr>
@@ -5659,7 +5736,7 @@
       <w:pPr>
         <w:pStyle w:val="1"/>
       </w:pPr>
-      <w:bookmarkStart w:id="9" w:name="_Toc228285541"/>
+      <w:bookmarkStart w:id="9" w:name="_Toc228343036"/>
       <w:r>
         <w:lastRenderedPageBreak/>
         <w:t xml:space="preserve">2 </w:t>
@@ -5691,7 +5768,7 @@
       <w:pPr>
         <w:pStyle w:val="1"/>
       </w:pPr>
-      <w:bookmarkStart w:id="11" w:name="_Toc228285542"/>
+      <w:bookmarkStart w:id="11" w:name="_Toc228343037"/>
       <w:r>
         <w:lastRenderedPageBreak/>
         <w:t>З</w:t>
@@ -5729,7 +5806,7 @@
       <w:pPr>
         <w:pStyle w:val="1"/>
       </w:pPr>
-      <w:bookmarkStart w:id="12" w:name="_Toc228285543"/>
+      <w:bookmarkStart w:id="12" w:name="_Toc228343038"/>
       <w:r>
         <w:rPr>
           <w:caps w:val="0"/>
@@ -5771,7 +5848,7 @@
           <w:lang w:val="en-US"/>
         </w:rPr>
       </w:pPr>
-      <w:bookmarkStart w:id="13" w:name="_Toc228285544"/>
+      <w:bookmarkStart w:id="13" w:name="_Toc228343039"/>
       <w:r>
         <w:lastRenderedPageBreak/>
         <w:t>ПРИЛОЖЕНИЕ А</w:t>
@@ -7708,6 +7785,7 @@
   <w:style w:type="character" w:default="1" w:styleId="a0">
     <w:name w:val="Default Paragraph Font"/>
     <w:uiPriority w:val="1"/>
+    <w:semiHidden/>
     <w:unhideWhenUsed/>
   </w:style>
   <w:style w:type="table" w:default="1" w:styleId="a1">

--- a/4 семестр/ТСПП/курсовик/ПЗ.docx
+++ b/4 семестр/ТСПП/курсовик/ПЗ.docx
@@ -3671,23 +3671,7 @@
                 <w:noProof/>
                 <w:lang w:val="en-US"/>
               </w:rPr>
-              <w:t>Sequ</w:t>
-            </w:r>
-            <w:r>
-              <w:rPr>
-                <w:rStyle w:val="a4"/>
-                <w:noProof/>
-                <w:lang w:val="en-US"/>
-              </w:rPr>
-              <w:t>e</w:t>
-            </w:r>
-            <w:r>
-              <w:rPr>
-                <w:rStyle w:val="a4"/>
-                <w:noProof/>
-                <w:lang w:val="en-US"/>
-              </w:rPr>
-              <w:t>nce</w:t>
+              <w:t>Sequence</w:t>
             </w:r>
             <w:r>
               <w:rPr>
@@ -3780,21 +3764,7 @@
                 <w:rStyle w:val="a4"/>
                 <w:noProof/>
               </w:rPr>
-              <w:t>2 РАЗРАБОТКА П</w:t>
-            </w:r>
-            <w:r>
-              <w:rPr>
-                <w:rStyle w:val="a4"/>
-                <w:noProof/>
-              </w:rPr>
-              <w:t>Р</w:t>
-            </w:r>
-            <w:r>
-              <w:rPr>
-                <w:rStyle w:val="a4"/>
-                <w:noProof/>
-              </w:rPr>
-              <w:t>ОГРАММНОЙ РЕАЛИЗАЦИИ</w:t>
+              <w:t>2 РАЗРАБОТКА ПРОГРАММНОЙ РЕАЛИЗАЦИИ</w:t>
             </w:r>
             <w:r>
               <w:rPr>
@@ -5658,9 +5628,9 @@
           <w:noProof/>
         </w:rPr>
         <w:drawing>
-          <wp:inline distT="0" distB="0" distL="0" distR="0" wp14:anchorId="0809ADC5" wp14:editId="6F93D732">
-            <wp:extent cx="5124354" cy="5422900"/>
-            <wp:effectExtent l="0" t="0" r="635" b="6350"/>
+          <wp:inline distT="0" distB="0" distL="0" distR="0" wp14:anchorId="0809ADC5" wp14:editId="74B27E05">
+            <wp:extent cx="5308600" cy="5617881"/>
+            <wp:effectExtent l="0" t="0" r="6350" b="1905"/>
             <wp:docPr id="231787318" name="Рисунок 1"/>
             <wp:cNvGraphicFramePr>
               <a:graphicFrameLocks xmlns:a="http://schemas.openxmlformats.org/drawingml/2006/main" noChangeAspect="1"/>
@@ -5681,7 +5651,7 @@
                   <pic:spPr>
                     <a:xfrm>
                       <a:off x="0" y="0"/>
-                      <a:ext cx="5124354" cy="5422900"/>
+                      <a:ext cx="5311419" cy="5620864"/>
                     </a:xfrm>
                     <a:prstGeom prst="rect">
                       <a:avLst/>
@@ -5751,9 +5721,252 @@
     <w:p>
       <w:pPr>
         <w:pStyle w:val="2"/>
+        <w:numPr>
+          <w:ilvl w:val="0"/>
+          <w:numId w:val="19"/>
+        </w:numPr>
+        <w:tabs>
+          <w:tab w:val="left" w:pos="1276"/>
+        </w:tabs>
+        <w:ind w:left="0" w:firstLine="709"/>
       </w:pPr>
       <w:bookmarkStart w:id="10" w:name="_Hlk158638100"/>
-    </w:p>
+      <w:r>
+        <w:t>Обоснование выбора инструментов программирования</w:t>
+      </w:r>
+    </w:p>
+    <w:p>
+      <w:pPr>
+        <w:tabs>
+          <w:tab w:val="left" w:pos="1134"/>
+        </w:tabs>
+      </w:pPr>
+    </w:p>
+    <w:p>
+      <w:r>
+        <w:t xml:space="preserve">Для разработки клиентского приложения был выбран язык программирования </w:t>
+      </w:r>
+      <w:r>
+        <w:rPr>
+          <w:lang w:val="en-US"/>
+        </w:rPr>
+        <w:t>C</w:t>
+      </w:r>
+      <w:r>
+        <w:t xml:space="preserve">++. </w:t>
+      </w:r>
+      <w:r>
+        <w:t>Он объектно-ориентированный, а значит с его помощью можно реализовать объектную модель сущностей и их зависимости. Он даёт достаточно детализации и контроля над исполнением кода, и тем не менее относительно опрос в понимании и имеет множество удобных библиотек.</w:t>
+      </w:r>
+    </w:p>
+    <w:p>
+      <w:r>
+        <w:t>Разработку было решено вести в интегрированной среде программирования</w:t>
+      </w:r>
+      <w:r>
+        <w:t xml:space="preserve"> </w:t>
+      </w:r>
+      <w:r>
+        <w:rPr>
+          <w:lang w:val="en-US"/>
+        </w:rPr>
+        <w:t>Microsoft</w:t>
+      </w:r>
+      <w:r>
+        <w:t xml:space="preserve"> </w:t>
+      </w:r>
+      <w:r>
+        <w:rPr>
+          <w:lang w:val="en-US"/>
+        </w:rPr>
+        <w:t>Visual</w:t>
+      </w:r>
+      <w:r>
+        <w:t xml:space="preserve"> </w:t>
+      </w:r>
+      <w:r>
+        <w:rPr>
+          <w:lang w:val="en-US"/>
+        </w:rPr>
+        <w:t>Studio</w:t>
+      </w:r>
+      <w:r>
+        <w:t xml:space="preserve"> </w:t>
+      </w:r>
+      <w:r>
+        <w:t>–</w:t>
+      </w:r>
+      <w:r>
+        <w:t xml:space="preserve"> </w:t>
+      </w:r>
+      <w:r>
+        <w:t xml:space="preserve">она поддерживает разные шаблоны приложений на </w:t>
+      </w:r>
+      <w:r>
+        <w:rPr>
+          <w:lang w:val="en-US"/>
+        </w:rPr>
+        <w:t>C</w:t>
+      </w:r>
+      <w:r>
+        <w:t>++ (</w:t>
+      </w:r>
+      <w:r>
+        <w:t>в том числе консольные), удобная и знакомая по предыдущим проектам.</w:t>
+      </w:r>
+    </w:p>
+    <w:p>
+      <w:pPr>
+        <w:tabs>
+          <w:tab w:val="left" w:pos="1134"/>
+        </w:tabs>
+      </w:pPr>
+    </w:p>
+    <w:p>
+      <w:pPr>
+        <w:tabs>
+          <w:tab w:val="left" w:pos="1134"/>
+        </w:tabs>
+      </w:pPr>
+    </w:p>
+    <w:p>
+      <w:pPr>
+        <w:pStyle w:val="2"/>
+        <w:numPr>
+          <w:ilvl w:val="0"/>
+          <w:numId w:val="19"/>
+        </w:numPr>
+        <w:tabs>
+          <w:tab w:val="left" w:pos="1276"/>
+        </w:tabs>
+        <w:ind w:left="0" w:firstLine="709"/>
+      </w:pPr>
+      <w:proofErr w:type="spellStart"/>
+      <w:r>
+        <w:t>Ююююю</w:t>
+      </w:r>
+      <w:proofErr w:type="spellEnd"/>
+    </w:p>
+    <w:p>
+      <w:pPr>
+        <w:tabs>
+          <w:tab w:val="left" w:pos="1134"/>
+        </w:tabs>
+      </w:pPr>
+    </w:p>
+    <w:p>
+      <w:pPr>
+        <w:tabs>
+          <w:tab w:val="left" w:pos="1134"/>
+        </w:tabs>
+      </w:pPr>
+      <w:r>
+        <w:t>.</w:t>
+      </w:r>
+    </w:p>
+    <w:p>
+      <w:pPr>
+        <w:tabs>
+          <w:tab w:val="left" w:pos="1134"/>
+        </w:tabs>
+      </w:pPr>
+    </w:p>
+    <w:p>
+      <w:pPr>
+        <w:tabs>
+          <w:tab w:val="left" w:pos="1134"/>
+        </w:tabs>
+      </w:pPr>
+    </w:p>
+    <w:p>
+      <w:pPr>
+        <w:pStyle w:val="2"/>
+        <w:numPr>
+          <w:ilvl w:val="0"/>
+          <w:numId w:val="19"/>
+        </w:numPr>
+        <w:tabs>
+          <w:tab w:val="left" w:pos="1276"/>
+        </w:tabs>
+        <w:ind w:left="0" w:firstLine="709"/>
+      </w:pPr>
+      <w:r>
+        <w:t>.</w:t>
+      </w:r>
+    </w:p>
+    <w:p>
+      <w:pPr>
+        <w:tabs>
+          <w:tab w:val="left" w:pos="1134"/>
+        </w:tabs>
+      </w:pPr>
+    </w:p>
+    <w:p>
+      <w:pPr>
+        <w:tabs>
+          <w:tab w:val="left" w:pos="1134"/>
+        </w:tabs>
+      </w:pPr>
+      <w:r>
+        <w:t>.</w:t>
+      </w:r>
+    </w:p>
+    <w:p>
+      <w:pPr>
+        <w:tabs>
+          <w:tab w:val="left" w:pos="1134"/>
+        </w:tabs>
+      </w:pPr>
+    </w:p>
+    <w:p>
+      <w:pPr>
+        <w:tabs>
+          <w:tab w:val="left" w:pos="1134"/>
+        </w:tabs>
+      </w:pPr>
+    </w:p>
+    <w:p>
+      <w:pPr>
+        <w:pStyle w:val="2"/>
+        <w:numPr>
+          <w:ilvl w:val="0"/>
+          <w:numId w:val="19"/>
+        </w:numPr>
+        <w:tabs>
+          <w:tab w:val="left" w:pos="1276"/>
+        </w:tabs>
+        <w:ind w:left="0" w:firstLine="709"/>
+      </w:pPr>
+      <w:r>
+        <w:t>Тестирование и отладка</w:t>
+      </w:r>
+    </w:p>
+    <w:p>
+      <w:pPr>
+        <w:tabs>
+          <w:tab w:val="left" w:pos="1134"/>
+        </w:tabs>
+      </w:pPr>
+    </w:p>
+    <w:p>
+      <w:pPr>
+        <w:tabs>
+          <w:tab w:val="left" w:pos="1134"/>
+        </w:tabs>
+      </w:pPr>
+    </w:p>
+    <w:p>
+      <w:pPr>
+        <w:tabs>
+          <w:tab w:val="left" w:pos="1134"/>
+        </w:tabs>
+      </w:pPr>
+    </w:p>
+    <w:p/>
+    <w:p/>
+    <w:p/>
+    <w:p/>
+    <w:p/>
     <w:bookmarkEnd w:id="10"/>
     <w:p>
       <w:pPr>
@@ -6277,6 +6490,95 @@
     </w:lvl>
   </w:abstractNum>
   <w:abstractNum w:abstractNumId="3" w15:restartNumberingAfterBreak="0">
+    <w:nsid w:val="1281061F"/>
+    <w:multiLevelType w:val="hybridMultilevel"/>
+    <w:tmpl w:val="117AC378"/>
+    <w:lvl w:ilvl="0" w:tplc="30B8534E">
+      <w:start w:val="1"/>
+      <w:numFmt w:val="decimal"/>
+      <w:lvlText w:val="2.%1"/>
+      <w:lvlJc w:val="left"/>
+      <w:pPr>
+        <w:ind w:left="1429" w:hanging="360"/>
+      </w:pPr>
+      <w:rPr>
+        <w:rFonts w:hint="default"/>
+      </w:rPr>
+    </w:lvl>
+    <w:lvl w:ilvl="1" w:tplc="04190019" w:tentative="1">
+      <w:start w:val="1"/>
+      <w:numFmt w:val="lowerLetter"/>
+      <w:lvlText w:val="%2."/>
+      <w:lvlJc w:val="left"/>
+      <w:pPr>
+        <w:ind w:left="2149" w:hanging="360"/>
+      </w:pPr>
+    </w:lvl>
+    <w:lvl w:ilvl="2" w:tplc="0419001B" w:tentative="1">
+      <w:start w:val="1"/>
+      <w:numFmt w:val="lowerRoman"/>
+      <w:lvlText w:val="%3."/>
+      <w:lvlJc w:val="right"/>
+      <w:pPr>
+        <w:ind w:left="2869" w:hanging="180"/>
+      </w:pPr>
+    </w:lvl>
+    <w:lvl w:ilvl="3" w:tplc="0419000F" w:tentative="1">
+      <w:start w:val="1"/>
+      <w:numFmt w:val="decimal"/>
+      <w:lvlText w:val="%4."/>
+      <w:lvlJc w:val="left"/>
+      <w:pPr>
+        <w:ind w:left="3589" w:hanging="360"/>
+      </w:pPr>
+    </w:lvl>
+    <w:lvl w:ilvl="4" w:tplc="04190019" w:tentative="1">
+      <w:start w:val="1"/>
+      <w:numFmt w:val="lowerLetter"/>
+      <w:lvlText w:val="%5."/>
+      <w:lvlJc w:val="left"/>
+      <w:pPr>
+        <w:ind w:left="4309" w:hanging="360"/>
+      </w:pPr>
+    </w:lvl>
+    <w:lvl w:ilvl="5" w:tplc="0419001B" w:tentative="1">
+      <w:start w:val="1"/>
+      <w:numFmt w:val="lowerRoman"/>
+      <w:lvlText w:val="%6."/>
+      <w:lvlJc w:val="right"/>
+      <w:pPr>
+        <w:ind w:left="5029" w:hanging="180"/>
+      </w:pPr>
+    </w:lvl>
+    <w:lvl w:ilvl="6" w:tplc="0419000F" w:tentative="1">
+      <w:start w:val="1"/>
+      <w:numFmt w:val="decimal"/>
+      <w:lvlText w:val="%7."/>
+      <w:lvlJc w:val="left"/>
+      <w:pPr>
+        <w:ind w:left="5749" w:hanging="360"/>
+      </w:pPr>
+    </w:lvl>
+    <w:lvl w:ilvl="7" w:tplc="04190019" w:tentative="1">
+      <w:start w:val="1"/>
+      <w:numFmt w:val="lowerLetter"/>
+      <w:lvlText w:val="%8."/>
+      <w:lvlJc w:val="left"/>
+      <w:pPr>
+        <w:ind w:left="6469" w:hanging="360"/>
+      </w:pPr>
+    </w:lvl>
+    <w:lvl w:ilvl="8" w:tplc="0419001B" w:tentative="1">
+      <w:start w:val="1"/>
+      <w:numFmt w:val="lowerRoman"/>
+      <w:lvlText w:val="%9."/>
+      <w:lvlJc w:val="right"/>
+      <w:pPr>
+        <w:ind w:left="7189" w:hanging="180"/>
+      </w:pPr>
+    </w:lvl>
+  </w:abstractNum>
+  <w:abstractNum w:abstractNumId="4" w15:restartNumberingAfterBreak="0">
     <w:nsid w:val="15602D96"/>
     <w:multiLevelType w:val="hybridMultilevel"/>
     <w:tmpl w:val="2BA003D4"/>
@@ -6389,7 +6691,7 @@
       </w:rPr>
     </w:lvl>
   </w:abstractNum>
-  <w:abstractNum w:abstractNumId="4" w15:restartNumberingAfterBreak="0">
+  <w:abstractNum w:abstractNumId="5" w15:restartNumberingAfterBreak="0">
     <w:nsid w:val="1657457E"/>
     <w:multiLevelType w:val="hybridMultilevel"/>
     <w:tmpl w:val="865AA6B2"/>
@@ -6502,7 +6804,96 @@
       </w:rPr>
     </w:lvl>
   </w:abstractNum>
-  <w:abstractNum w:abstractNumId="5" w15:restartNumberingAfterBreak="0">
+  <w:abstractNum w:abstractNumId="6" w15:restartNumberingAfterBreak="0">
+    <w:nsid w:val="1A765CB3"/>
+    <w:multiLevelType w:val="hybridMultilevel"/>
+    <w:tmpl w:val="D3505580"/>
+    <w:lvl w:ilvl="0" w:tplc="471E975A">
+      <w:start w:val="1"/>
+      <w:numFmt w:val="decimal"/>
+      <w:lvlText w:val="2.%1."/>
+      <w:lvlJc w:val="left"/>
+      <w:pPr>
+        <w:ind w:left="2149" w:hanging="360"/>
+      </w:pPr>
+      <w:rPr>
+        <w:rFonts w:hint="default"/>
+      </w:rPr>
+    </w:lvl>
+    <w:lvl w:ilvl="1" w:tplc="04190019" w:tentative="1">
+      <w:start w:val="1"/>
+      <w:numFmt w:val="lowerLetter"/>
+      <w:lvlText w:val="%2."/>
+      <w:lvlJc w:val="left"/>
+      <w:pPr>
+        <w:ind w:left="2869" w:hanging="360"/>
+      </w:pPr>
+    </w:lvl>
+    <w:lvl w:ilvl="2" w:tplc="0419001B" w:tentative="1">
+      <w:start w:val="1"/>
+      <w:numFmt w:val="lowerRoman"/>
+      <w:lvlText w:val="%3."/>
+      <w:lvlJc w:val="right"/>
+      <w:pPr>
+        <w:ind w:left="3589" w:hanging="180"/>
+      </w:pPr>
+    </w:lvl>
+    <w:lvl w:ilvl="3" w:tplc="0419000F" w:tentative="1">
+      <w:start w:val="1"/>
+      <w:numFmt w:val="decimal"/>
+      <w:lvlText w:val="%4."/>
+      <w:lvlJc w:val="left"/>
+      <w:pPr>
+        <w:ind w:left="4309" w:hanging="360"/>
+      </w:pPr>
+    </w:lvl>
+    <w:lvl w:ilvl="4" w:tplc="04190019" w:tentative="1">
+      <w:start w:val="1"/>
+      <w:numFmt w:val="lowerLetter"/>
+      <w:lvlText w:val="%5."/>
+      <w:lvlJc w:val="left"/>
+      <w:pPr>
+        <w:ind w:left="5029" w:hanging="360"/>
+      </w:pPr>
+    </w:lvl>
+    <w:lvl w:ilvl="5" w:tplc="0419001B" w:tentative="1">
+      <w:start w:val="1"/>
+      <w:numFmt w:val="lowerRoman"/>
+      <w:lvlText w:val="%6."/>
+      <w:lvlJc w:val="right"/>
+      <w:pPr>
+        <w:ind w:left="5749" w:hanging="180"/>
+      </w:pPr>
+    </w:lvl>
+    <w:lvl w:ilvl="6" w:tplc="0419000F" w:tentative="1">
+      <w:start w:val="1"/>
+      <w:numFmt w:val="decimal"/>
+      <w:lvlText w:val="%7."/>
+      <w:lvlJc w:val="left"/>
+      <w:pPr>
+        <w:ind w:left="6469" w:hanging="360"/>
+      </w:pPr>
+    </w:lvl>
+    <w:lvl w:ilvl="7" w:tplc="04190019" w:tentative="1">
+      <w:start w:val="1"/>
+      <w:numFmt w:val="lowerLetter"/>
+      <w:lvlText w:val="%8."/>
+      <w:lvlJc w:val="left"/>
+      <w:pPr>
+        <w:ind w:left="7189" w:hanging="360"/>
+      </w:pPr>
+    </w:lvl>
+    <w:lvl w:ilvl="8" w:tplc="0419001B" w:tentative="1">
+      <w:start w:val="1"/>
+      <w:numFmt w:val="lowerRoman"/>
+      <w:lvlText w:val="%9."/>
+      <w:lvlJc w:val="right"/>
+      <w:pPr>
+        <w:ind w:left="7909" w:hanging="180"/>
+      </w:pPr>
+    </w:lvl>
+  </w:abstractNum>
+  <w:abstractNum w:abstractNumId="7" w15:restartNumberingAfterBreak="0">
     <w:nsid w:val="20465280"/>
     <w:multiLevelType w:val="hybridMultilevel"/>
     <w:tmpl w:val="FC1438E2"/>
@@ -6616,7 +7007,185 @@
       </w:rPr>
     </w:lvl>
   </w:abstractNum>
-  <w:abstractNum w:abstractNumId="6" w15:restartNumberingAfterBreak="0">
+  <w:abstractNum w:abstractNumId="8" w15:restartNumberingAfterBreak="0">
+    <w:nsid w:val="207A1D68"/>
+    <w:multiLevelType w:val="hybridMultilevel"/>
+    <w:tmpl w:val="C06695AC"/>
+    <w:lvl w:ilvl="0" w:tplc="30B8534E">
+      <w:start w:val="1"/>
+      <w:numFmt w:val="decimal"/>
+      <w:lvlText w:val="2.%1"/>
+      <w:lvlJc w:val="left"/>
+      <w:pPr>
+        <w:ind w:left="2869" w:hanging="360"/>
+      </w:pPr>
+      <w:rPr>
+        <w:rFonts w:hint="default"/>
+      </w:rPr>
+    </w:lvl>
+    <w:lvl w:ilvl="1" w:tplc="04190019" w:tentative="1">
+      <w:start w:val="1"/>
+      <w:numFmt w:val="lowerLetter"/>
+      <w:lvlText w:val="%2."/>
+      <w:lvlJc w:val="left"/>
+      <w:pPr>
+        <w:ind w:left="3589" w:hanging="360"/>
+      </w:pPr>
+    </w:lvl>
+    <w:lvl w:ilvl="2" w:tplc="0419001B" w:tentative="1">
+      <w:start w:val="1"/>
+      <w:numFmt w:val="lowerRoman"/>
+      <w:lvlText w:val="%3."/>
+      <w:lvlJc w:val="right"/>
+      <w:pPr>
+        <w:ind w:left="4309" w:hanging="180"/>
+      </w:pPr>
+    </w:lvl>
+    <w:lvl w:ilvl="3" w:tplc="0419000F" w:tentative="1">
+      <w:start w:val="1"/>
+      <w:numFmt w:val="decimal"/>
+      <w:lvlText w:val="%4."/>
+      <w:lvlJc w:val="left"/>
+      <w:pPr>
+        <w:ind w:left="5029" w:hanging="360"/>
+      </w:pPr>
+    </w:lvl>
+    <w:lvl w:ilvl="4" w:tplc="04190019" w:tentative="1">
+      <w:start w:val="1"/>
+      <w:numFmt w:val="lowerLetter"/>
+      <w:lvlText w:val="%5."/>
+      <w:lvlJc w:val="left"/>
+      <w:pPr>
+        <w:ind w:left="5749" w:hanging="360"/>
+      </w:pPr>
+    </w:lvl>
+    <w:lvl w:ilvl="5" w:tplc="0419001B" w:tentative="1">
+      <w:start w:val="1"/>
+      <w:numFmt w:val="lowerRoman"/>
+      <w:lvlText w:val="%6."/>
+      <w:lvlJc w:val="right"/>
+      <w:pPr>
+        <w:ind w:left="6469" w:hanging="180"/>
+      </w:pPr>
+    </w:lvl>
+    <w:lvl w:ilvl="6" w:tplc="0419000F" w:tentative="1">
+      <w:start w:val="1"/>
+      <w:numFmt w:val="decimal"/>
+      <w:lvlText w:val="%7."/>
+      <w:lvlJc w:val="left"/>
+      <w:pPr>
+        <w:ind w:left="7189" w:hanging="360"/>
+      </w:pPr>
+    </w:lvl>
+    <w:lvl w:ilvl="7" w:tplc="04190019" w:tentative="1">
+      <w:start w:val="1"/>
+      <w:numFmt w:val="lowerLetter"/>
+      <w:lvlText w:val="%8."/>
+      <w:lvlJc w:val="left"/>
+      <w:pPr>
+        <w:ind w:left="7909" w:hanging="360"/>
+      </w:pPr>
+    </w:lvl>
+    <w:lvl w:ilvl="8" w:tplc="0419001B" w:tentative="1">
+      <w:start w:val="1"/>
+      <w:numFmt w:val="lowerRoman"/>
+      <w:lvlText w:val="%9."/>
+      <w:lvlJc w:val="right"/>
+      <w:pPr>
+        <w:ind w:left="8629" w:hanging="180"/>
+      </w:pPr>
+    </w:lvl>
+  </w:abstractNum>
+  <w:abstractNum w:abstractNumId="9" w15:restartNumberingAfterBreak="0">
+    <w:nsid w:val="2143310B"/>
+    <w:multiLevelType w:val="hybridMultilevel"/>
+    <w:tmpl w:val="3A285822"/>
+    <w:lvl w:ilvl="0" w:tplc="30B8534E">
+      <w:start w:val="1"/>
+      <w:numFmt w:val="decimal"/>
+      <w:lvlText w:val="2.%1"/>
+      <w:lvlJc w:val="left"/>
+      <w:pPr>
+        <w:ind w:left="720" w:hanging="360"/>
+      </w:pPr>
+      <w:rPr>
+        <w:rFonts w:hint="default"/>
+      </w:rPr>
+    </w:lvl>
+    <w:lvl w:ilvl="1" w:tplc="04190019" w:tentative="1">
+      <w:start w:val="1"/>
+      <w:numFmt w:val="lowerLetter"/>
+      <w:lvlText w:val="%2."/>
+      <w:lvlJc w:val="left"/>
+      <w:pPr>
+        <w:ind w:left="1440" w:hanging="360"/>
+      </w:pPr>
+    </w:lvl>
+    <w:lvl w:ilvl="2" w:tplc="0419001B" w:tentative="1">
+      <w:start w:val="1"/>
+      <w:numFmt w:val="lowerRoman"/>
+      <w:lvlText w:val="%3."/>
+      <w:lvlJc w:val="right"/>
+      <w:pPr>
+        <w:ind w:left="2160" w:hanging="180"/>
+      </w:pPr>
+    </w:lvl>
+    <w:lvl w:ilvl="3" w:tplc="0419000F" w:tentative="1">
+      <w:start w:val="1"/>
+      <w:numFmt w:val="decimal"/>
+      <w:lvlText w:val="%4."/>
+      <w:lvlJc w:val="left"/>
+      <w:pPr>
+        <w:ind w:left="2880" w:hanging="360"/>
+      </w:pPr>
+    </w:lvl>
+    <w:lvl w:ilvl="4" w:tplc="04190019" w:tentative="1">
+      <w:start w:val="1"/>
+      <w:numFmt w:val="lowerLetter"/>
+      <w:lvlText w:val="%5."/>
+      <w:lvlJc w:val="left"/>
+      <w:pPr>
+        <w:ind w:left="3600" w:hanging="360"/>
+      </w:pPr>
+    </w:lvl>
+    <w:lvl w:ilvl="5" w:tplc="0419001B" w:tentative="1">
+      <w:start w:val="1"/>
+      <w:numFmt w:val="lowerRoman"/>
+      <w:lvlText w:val="%6."/>
+      <w:lvlJc w:val="right"/>
+      <w:pPr>
+        <w:ind w:left="4320" w:hanging="180"/>
+      </w:pPr>
+    </w:lvl>
+    <w:lvl w:ilvl="6" w:tplc="0419000F" w:tentative="1">
+      <w:start w:val="1"/>
+      <w:numFmt w:val="decimal"/>
+      <w:lvlText w:val="%7."/>
+      <w:lvlJc w:val="left"/>
+      <w:pPr>
+        <w:ind w:left="5040" w:hanging="360"/>
+      </w:pPr>
+    </w:lvl>
+    <w:lvl w:ilvl="7" w:tplc="04190019" w:tentative="1">
+      <w:start w:val="1"/>
+      <w:numFmt w:val="lowerLetter"/>
+      <w:lvlText w:val="%8."/>
+      <w:lvlJc w:val="left"/>
+      <w:pPr>
+        <w:ind w:left="5760" w:hanging="360"/>
+      </w:pPr>
+    </w:lvl>
+    <w:lvl w:ilvl="8" w:tplc="0419001B" w:tentative="1">
+      <w:start w:val="1"/>
+      <w:numFmt w:val="lowerRoman"/>
+      <w:lvlText w:val="%9."/>
+      <w:lvlJc w:val="right"/>
+      <w:pPr>
+        <w:ind w:left="6480" w:hanging="180"/>
+      </w:pPr>
+    </w:lvl>
+  </w:abstractNum>
+  <w:abstractNum w:abstractNumId="10" w15:restartNumberingAfterBreak="0">
     <w:nsid w:val="3D95391D"/>
     <w:multiLevelType w:val="hybridMultilevel"/>
     <w:tmpl w:val="7C5A0D6E"/>
@@ -6729,7 +7298,7 @@
       </w:rPr>
     </w:lvl>
   </w:abstractNum>
-  <w:abstractNum w:abstractNumId="7" w15:restartNumberingAfterBreak="0">
+  <w:abstractNum w:abstractNumId="11" w15:restartNumberingAfterBreak="0">
     <w:nsid w:val="495D4885"/>
     <w:multiLevelType w:val="hybridMultilevel"/>
     <w:tmpl w:val="8E3AC74E"/>
@@ -6815,7 +7384,182 @@
       </w:pPr>
     </w:lvl>
   </w:abstractNum>
-  <w:abstractNum w:abstractNumId="8" w15:restartNumberingAfterBreak="0">
+  <w:abstractNum w:abstractNumId="12" w15:restartNumberingAfterBreak="0">
+    <w:nsid w:val="5AB642C8"/>
+    <w:multiLevelType w:val="hybridMultilevel"/>
+    <w:tmpl w:val="4CD0480C"/>
+    <w:lvl w:ilvl="0" w:tplc="30B8534E">
+      <w:start w:val="1"/>
+      <w:numFmt w:val="decimal"/>
+      <w:lvlText w:val="2.%1"/>
+      <w:lvlJc w:val="left"/>
+      <w:pPr>
+        <w:ind w:left="1069" w:hanging="360"/>
+      </w:pPr>
+      <w:rPr>
+        <w:rFonts w:hint="default"/>
+      </w:rPr>
+    </w:lvl>
+    <w:lvl w:ilvl="1" w:tplc="04190019" w:tentative="1">
+      <w:start w:val="1"/>
+      <w:numFmt w:val="lowerLetter"/>
+      <w:lvlText w:val="%2."/>
+      <w:lvlJc w:val="left"/>
+      <w:pPr>
+        <w:ind w:left="1789" w:hanging="360"/>
+      </w:pPr>
+    </w:lvl>
+    <w:lvl w:ilvl="2" w:tplc="0419001B" w:tentative="1">
+      <w:start w:val="1"/>
+      <w:numFmt w:val="lowerRoman"/>
+      <w:lvlText w:val="%3."/>
+      <w:lvlJc w:val="right"/>
+      <w:pPr>
+        <w:ind w:left="2509" w:hanging="180"/>
+      </w:pPr>
+    </w:lvl>
+    <w:lvl w:ilvl="3" w:tplc="0419000F" w:tentative="1">
+      <w:start w:val="1"/>
+      <w:numFmt w:val="decimal"/>
+      <w:lvlText w:val="%4."/>
+      <w:lvlJc w:val="left"/>
+      <w:pPr>
+        <w:ind w:left="3229" w:hanging="360"/>
+      </w:pPr>
+    </w:lvl>
+    <w:lvl w:ilvl="4" w:tplc="04190019" w:tentative="1">
+      <w:start w:val="1"/>
+      <w:numFmt w:val="lowerLetter"/>
+      <w:lvlText w:val="%5."/>
+      <w:lvlJc w:val="left"/>
+      <w:pPr>
+        <w:ind w:left="3949" w:hanging="360"/>
+      </w:pPr>
+    </w:lvl>
+    <w:lvl w:ilvl="5" w:tplc="0419001B" w:tentative="1">
+      <w:start w:val="1"/>
+      <w:numFmt w:val="lowerRoman"/>
+      <w:lvlText w:val="%6."/>
+      <w:lvlJc w:val="right"/>
+      <w:pPr>
+        <w:ind w:left="4669" w:hanging="180"/>
+      </w:pPr>
+    </w:lvl>
+    <w:lvl w:ilvl="6" w:tplc="0419000F" w:tentative="1">
+      <w:start w:val="1"/>
+      <w:numFmt w:val="decimal"/>
+      <w:lvlText w:val="%7."/>
+      <w:lvlJc w:val="left"/>
+      <w:pPr>
+        <w:ind w:left="5389" w:hanging="360"/>
+      </w:pPr>
+    </w:lvl>
+    <w:lvl w:ilvl="7" w:tplc="04190019" w:tentative="1">
+      <w:start w:val="1"/>
+      <w:numFmt w:val="lowerLetter"/>
+      <w:lvlText w:val="%8."/>
+      <w:lvlJc w:val="left"/>
+      <w:pPr>
+        <w:ind w:left="6109" w:hanging="360"/>
+      </w:pPr>
+    </w:lvl>
+    <w:lvl w:ilvl="8" w:tplc="0419001B" w:tentative="1">
+      <w:start w:val="1"/>
+      <w:numFmt w:val="lowerRoman"/>
+      <w:lvlText w:val="%9."/>
+      <w:lvlJc w:val="right"/>
+      <w:pPr>
+        <w:ind w:left="6829" w:hanging="180"/>
+      </w:pPr>
+    </w:lvl>
+  </w:abstractNum>
+  <w:abstractNum w:abstractNumId="13" w15:restartNumberingAfterBreak="0">
+    <w:nsid w:val="5C196B4C"/>
+    <w:multiLevelType w:val="hybridMultilevel"/>
+    <w:tmpl w:val="1C0AFA18"/>
+    <w:lvl w:ilvl="0" w:tplc="0419000F">
+      <w:start w:val="1"/>
+      <w:numFmt w:val="decimal"/>
+      <w:lvlText w:val="%1."/>
+      <w:lvlJc w:val="left"/>
+      <w:pPr>
+        <w:ind w:left="1429" w:hanging="360"/>
+      </w:pPr>
+    </w:lvl>
+    <w:lvl w:ilvl="1" w:tplc="04190019" w:tentative="1">
+      <w:start w:val="1"/>
+      <w:numFmt w:val="lowerLetter"/>
+      <w:lvlText w:val="%2."/>
+      <w:lvlJc w:val="left"/>
+      <w:pPr>
+        <w:ind w:left="2149" w:hanging="360"/>
+      </w:pPr>
+    </w:lvl>
+    <w:lvl w:ilvl="2" w:tplc="0419001B" w:tentative="1">
+      <w:start w:val="1"/>
+      <w:numFmt w:val="lowerRoman"/>
+      <w:lvlText w:val="%3."/>
+      <w:lvlJc w:val="right"/>
+      <w:pPr>
+        <w:ind w:left="2869" w:hanging="180"/>
+      </w:pPr>
+    </w:lvl>
+    <w:lvl w:ilvl="3" w:tplc="0419000F" w:tentative="1">
+      <w:start w:val="1"/>
+      <w:numFmt w:val="decimal"/>
+      <w:lvlText w:val="%4."/>
+      <w:lvlJc w:val="left"/>
+      <w:pPr>
+        <w:ind w:left="3589" w:hanging="360"/>
+      </w:pPr>
+    </w:lvl>
+    <w:lvl w:ilvl="4" w:tplc="04190019" w:tentative="1">
+      <w:start w:val="1"/>
+      <w:numFmt w:val="lowerLetter"/>
+      <w:lvlText w:val="%5."/>
+      <w:lvlJc w:val="left"/>
+      <w:pPr>
+        <w:ind w:left="4309" w:hanging="360"/>
+      </w:pPr>
+    </w:lvl>
+    <w:lvl w:ilvl="5" w:tplc="0419001B" w:tentative="1">
+      <w:start w:val="1"/>
+      <w:numFmt w:val="lowerRoman"/>
+      <w:lvlText w:val="%6."/>
+      <w:lvlJc w:val="right"/>
+      <w:pPr>
+        <w:ind w:left="5029" w:hanging="180"/>
+      </w:pPr>
+    </w:lvl>
+    <w:lvl w:ilvl="6" w:tplc="0419000F" w:tentative="1">
+      <w:start w:val="1"/>
+      <w:numFmt w:val="decimal"/>
+      <w:lvlText w:val="%7."/>
+      <w:lvlJc w:val="left"/>
+      <w:pPr>
+        <w:ind w:left="5749" w:hanging="360"/>
+      </w:pPr>
+    </w:lvl>
+    <w:lvl w:ilvl="7" w:tplc="04190019" w:tentative="1">
+      <w:start w:val="1"/>
+      <w:numFmt w:val="lowerLetter"/>
+      <w:lvlText w:val="%8."/>
+      <w:lvlJc w:val="left"/>
+      <w:pPr>
+        <w:ind w:left="6469" w:hanging="360"/>
+      </w:pPr>
+    </w:lvl>
+    <w:lvl w:ilvl="8" w:tplc="0419001B" w:tentative="1">
+      <w:start w:val="1"/>
+      <w:numFmt w:val="lowerRoman"/>
+      <w:lvlText w:val="%9."/>
+      <w:lvlJc w:val="right"/>
+      <w:pPr>
+        <w:ind w:left="7189" w:hanging="180"/>
+      </w:pPr>
+    </w:lvl>
+  </w:abstractNum>
+  <w:abstractNum w:abstractNumId="14" w15:restartNumberingAfterBreak="0">
     <w:nsid w:val="5F852A07"/>
     <w:multiLevelType w:val="hybridMultilevel"/>
     <w:tmpl w:val="FA0E8B22"/>
@@ -6928,7 +7672,7 @@
       </w:rPr>
     </w:lvl>
   </w:abstractNum>
-  <w:abstractNum w:abstractNumId="9" w15:restartNumberingAfterBreak="0">
+  <w:abstractNum w:abstractNumId="15" w15:restartNumberingAfterBreak="0">
     <w:nsid w:val="74D14488"/>
     <w:multiLevelType w:val="hybridMultilevel"/>
     <w:tmpl w:val="CBE0D4C8"/>
@@ -7041,7 +7785,7 @@
       </w:rPr>
     </w:lvl>
   </w:abstractNum>
-  <w:abstractNum w:abstractNumId="10" w15:restartNumberingAfterBreak="0">
+  <w:abstractNum w:abstractNumId="16" w15:restartNumberingAfterBreak="0">
     <w:nsid w:val="74D72AA5"/>
     <w:multiLevelType w:val="hybridMultilevel"/>
     <w:tmpl w:val="486834C4"/>
@@ -7154,7 +7898,7 @@
       </w:rPr>
     </w:lvl>
   </w:abstractNum>
-  <w:abstractNum w:abstractNumId="11" w15:restartNumberingAfterBreak="0">
+  <w:abstractNum w:abstractNumId="17" w15:restartNumberingAfterBreak="0">
     <w:nsid w:val="7EF25CD4"/>
     <w:multiLevelType w:val="hybridMultilevel"/>
     <w:tmpl w:val="E75A10AA"/>
@@ -7265,43 +8009,153 @@
       <w:rPr>
         <w:rFonts w:ascii="Wingdings" w:hAnsi="Wingdings" w:hint="default"/>
       </w:rPr>
+    </w:lvl>
+  </w:abstractNum>
+  <w:abstractNum w:abstractNumId="18" w15:restartNumberingAfterBreak="0">
+    <w:nsid w:val="7FBC2E7D"/>
+    <w:multiLevelType w:val="hybridMultilevel"/>
+    <w:tmpl w:val="4B30D856"/>
+    <w:lvl w:ilvl="0" w:tplc="69E28EC0">
+      <w:start w:val="1"/>
+      <w:numFmt w:val="decimal"/>
+      <w:lvlText w:val="2.%1"/>
+      <w:lvlJc w:val="left"/>
+      <w:pPr>
+        <w:ind w:left="1429" w:hanging="360"/>
+      </w:pPr>
+      <w:rPr>
+        <w:rFonts w:hint="default"/>
+      </w:rPr>
+    </w:lvl>
+    <w:lvl w:ilvl="1" w:tplc="04190019" w:tentative="1">
+      <w:start w:val="1"/>
+      <w:numFmt w:val="lowerLetter"/>
+      <w:lvlText w:val="%2."/>
+      <w:lvlJc w:val="left"/>
+      <w:pPr>
+        <w:ind w:left="2149" w:hanging="360"/>
+      </w:pPr>
+    </w:lvl>
+    <w:lvl w:ilvl="2" w:tplc="0419001B" w:tentative="1">
+      <w:start w:val="1"/>
+      <w:numFmt w:val="lowerRoman"/>
+      <w:lvlText w:val="%3."/>
+      <w:lvlJc w:val="right"/>
+      <w:pPr>
+        <w:ind w:left="2869" w:hanging="180"/>
+      </w:pPr>
+    </w:lvl>
+    <w:lvl w:ilvl="3" w:tplc="0419000F" w:tentative="1">
+      <w:start w:val="1"/>
+      <w:numFmt w:val="decimal"/>
+      <w:lvlText w:val="%4."/>
+      <w:lvlJc w:val="left"/>
+      <w:pPr>
+        <w:ind w:left="3589" w:hanging="360"/>
+      </w:pPr>
+    </w:lvl>
+    <w:lvl w:ilvl="4" w:tplc="04190019" w:tentative="1">
+      <w:start w:val="1"/>
+      <w:numFmt w:val="lowerLetter"/>
+      <w:lvlText w:val="%5."/>
+      <w:lvlJc w:val="left"/>
+      <w:pPr>
+        <w:ind w:left="4309" w:hanging="360"/>
+      </w:pPr>
+    </w:lvl>
+    <w:lvl w:ilvl="5" w:tplc="0419001B" w:tentative="1">
+      <w:start w:val="1"/>
+      <w:numFmt w:val="lowerRoman"/>
+      <w:lvlText w:val="%6."/>
+      <w:lvlJc w:val="right"/>
+      <w:pPr>
+        <w:ind w:left="5029" w:hanging="180"/>
+      </w:pPr>
+    </w:lvl>
+    <w:lvl w:ilvl="6" w:tplc="0419000F" w:tentative="1">
+      <w:start w:val="1"/>
+      <w:numFmt w:val="decimal"/>
+      <w:lvlText w:val="%7."/>
+      <w:lvlJc w:val="left"/>
+      <w:pPr>
+        <w:ind w:left="5749" w:hanging="360"/>
+      </w:pPr>
+    </w:lvl>
+    <w:lvl w:ilvl="7" w:tplc="04190019" w:tentative="1">
+      <w:start w:val="1"/>
+      <w:numFmt w:val="lowerLetter"/>
+      <w:lvlText w:val="%8."/>
+      <w:lvlJc w:val="left"/>
+      <w:pPr>
+        <w:ind w:left="6469" w:hanging="360"/>
+      </w:pPr>
+    </w:lvl>
+    <w:lvl w:ilvl="8" w:tplc="0419001B" w:tentative="1">
+      <w:start w:val="1"/>
+      <w:numFmt w:val="lowerRoman"/>
+      <w:lvlText w:val="%9."/>
+      <w:lvlJc w:val="right"/>
+      <w:pPr>
+        <w:ind w:left="7189" w:hanging="180"/>
+      </w:pPr>
     </w:lvl>
   </w:abstractNum>
   <w:num w:numId="1" w16cid:durableId="118113062">
     <w:abstractNumId w:val="1"/>
   </w:num>
   <w:num w:numId="2" w16cid:durableId="1110471394">
+    <w:abstractNumId w:val="7"/>
+  </w:num>
+  <w:num w:numId="3" w16cid:durableId="1949241591">
     <w:abstractNumId w:val="5"/>
   </w:num>
-  <w:num w:numId="3" w16cid:durableId="1949241591">
+  <w:num w:numId="4" w16cid:durableId="2070879149">
+    <w:abstractNumId w:val="14"/>
+  </w:num>
+  <w:num w:numId="5" w16cid:durableId="1109547911">
+    <w:abstractNumId w:val="16"/>
+  </w:num>
+  <w:num w:numId="6" w16cid:durableId="1284769007">
+    <w:abstractNumId w:val="17"/>
+  </w:num>
+  <w:num w:numId="7" w16cid:durableId="780565645">
+    <w:abstractNumId w:val="15"/>
+  </w:num>
+  <w:num w:numId="8" w16cid:durableId="775054236">
     <w:abstractNumId w:val="4"/>
   </w:num>
-  <w:num w:numId="4" w16cid:durableId="2070879149">
-    <w:abstractNumId w:val="8"/>
-  </w:num>
-  <w:num w:numId="5" w16cid:durableId="1109547911">
+  <w:num w:numId="9" w16cid:durableId="550769759">
     <w:abstractNumId w:val="10"/>
   </w:num>
-  <w:num w:numId="6" w16cid:durableId="1284769007">
+  <w:num w:numId="10" w16cid:durableId="355010631">
     <w:abstractNumId w:val="11"/>
-  </w:num>
-  <w:num w:numId="7" w16cid:durableId="780565645">
-    <w:abstractNumId w:val="9"/>
-  </w:num>
-  <w:num w:numId="8" w16cid:durableId="775054236">
-    <w:abstractNumId w:val="3"/>
-  </w:num>
-  <w:num w:numId="9" w16cid:durableId="550769759">
-    <w:abstractNumId w:val="6"/>
-  </w:num>
-  <w:num w:numId="10" w16cid:durableId="355010631">
-    <w:abstractNumId w:val="7"/>
   </w:num>
   <w:num w:numId="11" w16cid:durableId="952250147">
     <w:abstractNumId w:val="2"/>
   </w:num>
   <w:num w:numId="12" w16cid:durableId="1294403619">
     <w:abstractNumId w:val="0"/>
+  </w:num>
+  <w:num w:numId="13" w16cid:durableId="1333488402">
+    <w:abstractNumId w:val="13"/>
+  </w:num>
+  <w:num w:numId="14" w16cid:durableId="1292440363">
+    <w:abstractNumId w:val="18"/>
+  </w:num>
+  <w:num w:numId="15" w16cid:durableId="867914959">
+    <w:abstractNumId w:val="12"/>
+  </w:num>
+  <w:num w:numId="16" w16cid:durableId="420949872">
+    <w:abstractNumId w:val="3"/>
+  </w:num>
+  <w:num w:numId="17" w16cid:durableId="372079094">
+    <w:abstractNumId w:val="6"/>
+  </w:num>
+  <w:num w:numId="18" w16cid:durableId="1760566757">
+    <w:abstractNumId w:val="8"/>
+  </w:num>
+  <w:num w:numId="19" w16cid:durableId="1330673282">
+    <w:abstractNumId w:val="9"/>
   </w:num>
   <w:numIdMacAtCleanup w:val="11"/>
 </w:numbering>

--- a/4 семестр/ТСПП/курсовик/ПЗ.docx
+++ b/4 семестр/ТСПП/курсовик/ПЗ.docx
@@ -5480,9 +5480,9 @@
         </w:rPr>
         <w:lastRenderedPageBreak/>
         <w:drawing>
-          <wp:inline distT="0" distB="0" distL="0" distR="0" wp14:anchorId="316CEE66" wp14:editId="3DA22E5F">
-            <wp:extent cx="4039204" cy="3943350"/>
-            <wp:effectExtent l="0" t="0" r="0" b="0"/>
+          <wp:inline distT="0" distB="0" distL="0" distR="0" wp14:anchorId="316CEE66" wp14:editId="35A1902F">
+            <wp:extent cx="4279900" cy="4178333"/>
+            <wp:effectExtent l="0" t="0" r="6350" b="0"/>
             <wp:docPr id="777598985" name="Рисунок 1"/>
             <wp:cNvGraphicFramePr>
               <a:graphicFrameLocks xmlns:a="http://schemas.openxmlformats.org/drawingml/2006/main" noChangeAspect="1"/>
@@ -5503,7 +5503,7 @@
                   <pic:spPr>
                     <a:xfrm>
                       <a:off x="0" y="0"/>
-                      <a:ext cx="4055359" cy="3959122"/>
+                      <a:ext cx="4302386" cy="4200285"/>
                     </a:xfrm>
                     <a:prstGeom prst="rect">
                       <a:avLst/>

--- a/4 семестр/ТСПП/курсовик/ПЗ.docx
+++ b/4 семестр/ТСПП/курсовик/ПЗ.docx
@@ -4797,21 +4797,29 @@
         <w:t>.</w:t>
       </w:r>
     </w:p>
-    <w:p/>
     <w:p>
       <w:pPr>
         <w:ind w:firstLine="0"/>
         <w:jc w:val="center"/>
-      </w:pPr>
-      <w:r>
         <w:rPr>
           <w:noProof/>
         </w:rPr>
+      </w:pPr>
+    </w:p>
+    <w:p>
+      <w:pPr>
+        <w:ind w:firstLine="0"/>
+        <w:jc w:val="center"/>
+      </w:pPr>
+      <w:r>
+        <w:rPr>
+          <w:noProof/>
+        </w:rPr>
         <w:drawing>
-          <wp:inline distT="0" distB="0" distL="0" distR="0" wp14:anchorId="55AD61D0" wp14:editId="21A244B2">
-            <wp:extent cx="5835650" cy="3078701"/>
-            <wp:effectExtent l="0" t="0" r="0" b="7620"/>
-            <wp:docPr id="1942115799" name="Рисунок 1"/>
+          <wp:inline distT="0" distB="0" distL="0" distR="0" wp14:anchorId="4A57880B" wp14:editId="5D963DBD">
+            <wp:extent cx="4175404" cy="3270250"/>
+            <wp:effectExtent l="0" t="0" r="0" b="6350"/>
+            <wp:docPr id="92491739" name="Рисунок 1"/>
             <wp:cNvGraphicFramePr>
               <a:graphicFrameLocks xmlns:a="http://schemas.openxmlformats.org/drawingml/2006/main" noChangeAspect="1"/>
             </wp:cNvGraphicFramePr>
@@ -4819,7 +4827,7 @@
               <a:graphicData uri="http://schemas.openxmlformats.org/drawingml/2006/picture">
                 <pic:pic xmlns:pic="http://schemas.openxmlformats.org/drawingml/2006/picture">
                   <pic:nvPicPr>
-                    <pic:cNvPr id="1942115799" name=""/>
+                    <pic:cNvPr id="92491739" name=""/>
                     <pic:cNvPicPr/>
                   </pic:nvPicPr>
                   <pic:blipFill>
@@ -4831,7 +4839,7 @@
                   <pic:spPr>
                     <a:xfrm>
                       <a:off x="0" y="0"/>
-                      <a:ext cx="5842694" cy="3082417"/>
+                      <a:ext cx="4197036" cy="3287193"/>
                     </a:xfrm>
                     <a:prstGeom prst="rect">
                       <a:avLst/>
@@ -5841,11 +5849,9 @@
         </w:tabs>
         <w:ind w:left="0" w:firstLine="709"/>
       </w:pPr>
-      <w:proofErr w:type="spellStart"/>
-      <w:r>
-        <w:t>Ююююю</w:t>
-      </w:r>
-      <w:proofErr w:type="spellEnd"/>
+      <w:r>
+        <w:t xml:space="preserve">Описание структуры программы </w:t>
+      </w:r>
     </w:p>
     <w:p>
       <w:pPr>
@@ -5855,22 +5861,212 @@
       </w:pPr>
     </w:p>
     <w:p>
-      <w:pPr>
-        <w:tabs>
-          <w:tab w:val="left" w:pos="1134"/>
-        </w:tabs>
-      </w:pPr>
+      <w:r>
+        <w:t>Основной каркас программы был описан ранее в диаграмме классов (р</w:t>
+      </w:r>
+      <w:r>
+        <w:t>исунок 1.2</w:t>
+      </w:r>
+      <w:r>
+        <w:t>). Однако диаграмма – лишь способ отобразить сложные процессы реального мира в виде объектов и их взаимодействий. Поэтому итоговая реализация претерпела изменения.</w:t>
+      </w:r>
+    </w:p>
+    <w:p>
+      <w:r>
+        <w:t xml:space="preserve">Файлы программы разделены на заголовочные файлы и файлы реализации файлы. Заголовки содержат интерфейсы используемых классов, а </w:t>
+      </w:r>
+      <w:proofErr w:type="spellStart"/>
+      <w:r>
+        <w:rPr>
+          <w:lang w:val="en-US"/>
+        </w:rPr>
+        <w:t>cpp</w:t>
+      </w:r>
+      <w:proofErr w:type="spellEnd"/>
+      <w:r>
+        <w:t>-</w:t>
+      </w:r>
+      <w:r>
+        <w:t>фа</w:t>
+      </w:r>
+      <w:r>
+        <w:t>йлы – код реализации их методов.</w:t>
+      </w:r>
+    </w:p>
+    <w:p>
+      <w:r>
+        <w:t xml:space="preserve">Были выделены две основные ветви классов. Первая ветвь отвечает за реализацию пользователей системы и их роли. Основообразующим служит абстрактный класс </w:t>
+      </w:r>
+      <w:r>
+        <w:rPr>
+          <w:lang w:val="en-US"/>
+        </w:rPr>
+        <w:t>Person</w:t>
+      </w:r>
+      <w:r>
+        <w:t xml:space="preserve">. Его наследует класс </w:t>
+      </w:r>
+      <w:r>
+        <w:rPr>
+          <w:lang w:val="en-US"/>
+        </w:rPr>
+        <w:t>Client</w:t>
+      </w:r>
+      <w:r>
+        <w:t xml:space="preserve"> (клиент банка)</w:t>
+      </w:r>
+      <w:r>
+        <w:t xml:space="preserve">, </w:t>
+      </w:r>
+      <w:r>
+        <w:t xml:space="preserve">а также </w:t>
+      </w:r>
+      <w:r>
+        <w:lastRenderedPageBreak/>
+        <w:t xml:space="preserve">ещё один абстрактный класс </w:t>
+      </w:r>
+      <w:r>
+        <w:rPr>
+          <w:lang w:val="en-US"/>
+        </w:rPr>
+        <w:t>Worker</w:t>
+      </w:r>
+      <w:r>
+        <w:t xml:space="preserve">, </w:t>
+      </w:r>
+      <w:r>
+        <w:t xml:space="preserve">который, в свою очередь, порождает классы </w:t>
+      </w:r>
+      <w:proofErr w:type="spellStart"/>
+      <w:r>
+        <w:rPr>
+          <w:lang w:val="en-US"/>
+        </w:rPr>
+        <w:t>BankOfficer</w:t>
+      </w:r>
+      <w:proofErr w:type="spellEnd"/>
+      <w:r>
+        <w:t xml:space="preserve"> </w:t>
+      </w:r>
+      <w:r>
+        <w:t xml:space="preserve">(сотрудник банка) и </w:t>
+      </w:r>
+      <w:r>
+        <w:rPr>
+          <w:lang w:val="en-US"/>
+        </w:rPr>
+        <w:t>Collector</w:t>
+      </w:r>
+      <w:r>
+        <w:t xml:space="preserve"> (</w:t>
+      </w:r>
+      <w:r>
+        <w:t>инкассатор).</w:t>
+      </w:r>
+    </w:p>
+    <w:p>
+      <w:r>
+        <w:t xml:space="preserve">Вторая ветвь – это аппаратные устройства. Структурным ядром здесь служит класс </w:t>
+      </w:r>
+      <w:r>
+        <w:rPr>
+          <w:lang w:val="en-US"/>
+        </w:rPr>
+        <w:t>ATM</w:t>
+      </w:r>
+      <w:r>
+        <w:t xml:space="preserve"> (банкомат). Он имитирует работу банковского аппарата, при этом в качестве своих параметров включает объекты других классов, отвечающих за технику: </w:t>
+      </w:r>
+      <w:proofErr w:type="spellStart"/>
+      <w:r>
+        <w:rPr>
+          <w:lang w:val="en-US"/>
+        </w:rPr>
+        <w:t>CardReader</w:t>
+      </w:r>
+      <w:proofErr w:type="spellEnd"/>
+      <w:r>
+        <w:t xml:space="preserve"> (картоприёмник)</w:t>
+      </w:r>
+      <w:r>
+        <w:t xml:space="preserve">, </w:t>
+      </w:r>
+      <w:proofErr w:type="spellStart"/>
+      <w:r>
+        <w:rPr>
+          <w:lang w:val="en-US"/>
+        </w:rPr>
+        <w:t>CashHandler</w:t>
+      </w:r>
+      <w:proofErr w:type="spellEnd"/>
+      <w:r>
+        <w:t xml:space="preserve"> (кассовый аппарат)</w:t>
+      </w:r>
+      <w:r>
+        <w:t xml:space="preserve">, </w:t>
+      </w:r>
+      <w:proofErr w:type="spellStart"/>
+      <w:r>
+        <w:rPr>
+          <w:lang w:val="en-US"/>
+        </w:rPr>
+        <w:t>BillAcceptor</w:t>
+      </w:r>
+      <w:proofErr w:type="spellEnd"/>
+      <w:r>
+        <w:t xml:space="preserve"> (</w:t>
+      </w:r>
+      <w:r>
+        <w:t xml:space="preserve">приёмник купюр). Отдельно выделен класс </w:t>
+      </w:r>
+      <w:r>
+        <w:rPr>
+          <w:lang w:val="en-US"/>
+        </w:rPr>
+        <w:t>ATM</w:t>
+      </w:r>
+      <w:r>
+        <w:t>_</w:t>
+      </w:r>
+      <w:r>
+        <w:rPr>
+          <w:lang w:val="en-US"/>
+        </w:rPr>
+        <w:t>UI</w:t>
+      </w:r>
+      <w:r>
+        <w:t>, инкапсулирующий в себе логику ввода/вывода, т.е. интерфейса.</w:t>
+      </w:r>
+    </w:p>
+    <w:p>
+      <w:r>
+        <w:t xml:space="preserve">Точка запуска программы – файл </w:t>
+      </w:r>
+      <w:r>
+        <w:rPr>
+          <w:lang w:val="en-US"/>
+        </w:rPr>
+        <w:t>main</w:t>
+      </w:r>
       <w:r>
         <w:t>.</w:t>
       </w:r>
-    </w:p>
-    <w:p>
-      <w:pPr>
-        <w:tabs>
-          <w:tab w:val="left" w:pos="1134"/>
-        </w:tabs>
-      </w:pPr>
-    </w:p>
+      <w:proofErr w:type="spellStart"/>
+      <w:r>
+        <w:rPr>
+          <w:lang w:val="en-US"/>
+        </w:rPr>
+        <w:t>cpp</w:t>
+      </w:r>
+      <w:proofErr w:type="spellEnd"/>
+      <w:r>
+        <w:t xml:space="preserve">. </w:t>
+      </w:r>
+      <w:r>
+        <w:t xml:space="preserve">Здесь выводится начальный интерфейс и содержится логика сценариев программы. </w:t>
+      </w:r>
+    </w:p>
+    <w:p/>
     <w:p>
       <w:pPr>
         <w:tabs>
@@ -5891,7 +6087,7 @@
         <w:ind w:left="0" w:firstLine="709"/>
       </w:pPr>
       <w:r>
-        <w:t>.</w:t>
+        <w:t>Описание алгоритма функционирования программы</w:t>
       </w:r>
     </w:p>
     <w:p>
@@ -5908,7 +6104,31 @@
         </w:tabs>
       </w:pPr>
       <w:r>
-        <w:t>.</w:t>
+        <w:t xml:space="preserve">Программа работает на ОС </w:t>
+      </w:r>
+      <w:r>
+        <w:rPr>
+          <w:lang w:val="en-US"/>
+        </w:rPr>
+        <w:t>Windows</w:t>
+      </w:r>
+      <w:r>
+        <w:t xml:space="preserve"> </w:t>
+      </w:r>
+      <w:r>
+        <w:t xml:space="preserve">и представляет собой консольное приложение. </w:t>
+      </w:r>
+      <w:r>
+        <w:t xml:space="preserve">При запуске </w:t>
+      </w:r>
+      <w:r>
+        <w:t>оператору</w:t>
+      </w:r>
+      <w:r>
+        <w:t xml:space="preserve"> выводится список заданных в программе </w:t>
+      </w:r>
+      <w:r>
+        <w:t>«пользователей» (для оптимизации разработки было решено всех пользователей указать в коде вручную и работать с их списком). Оператор может через ввод числа определить от имени какого пользователя с какой ролью он будет работать.</w:t>
       </w:r>
     </w:p>
     <w:p>
@@ -5916,6 +6136,47 @@
         <w:tabs>
           <w:tab w:val="left" w:pos="1134"/>
         </w:tabs>
+      </w:pPr>
+      <w:r>
+        <w:t xml:space="preserve">В зависимости от выбора роли запускается соответствующий сценарий. Приоритет реализации был отдан опциям клиента банка. Необходимо выбрать банковскую карту, с которой клиент будет работать, после чего начнётся сеанс обслуживания – банкомат считывает карту, требует от клиента валидацию (ввод </w:t>
+      </w:r>
+      <w:r>
+        <w:rPr>
+          <w:lang w:val="en-US"/>
+        </w:rPr>
+        <w:t>PIN-</w:t>
+      </w:r>
+      <w:r>
+        <w:t>кода) и предлагает различные операции.</w:t>
+      </w:r>
+    </w:p>
+    <w:p>
+      <w:pPr>
+        <w:tabs>
+          <w:tab w:val="left" w:pos="1134"/>
+        </w:tabs>
+      </w:pPr>
+      <w:r>
+        <w:t>Работа осуществляется через вложенные циклы. Т.е. есть цикл выбора пользователей и сценарий клиента содержит цикл выбора операций на банкомате. Выход из каждого цикла осуществляется через ввод кода операции, отвечающей за выход.</w:t>
+      </w:r>
+    </w:p>
+    <w:p>
+      <w:pPr>
+        <w:tabs>
+          <w:tab w:val="left" w:pos="1134"/>
+        </w:tabs>
+      </w:pPr>
+      <w:r>
+        <w:lastRenderedPageBreak/>
+        <w:t>Таким образом в ходе выполнения программы пользователь может включить её сценарии для различных ролей и относительно них получить доступ к тем или иным опциям банковского аппарата.</w:t>
+      </w:r>
+    </w:p>
+    <w:p>
+      <w:pPr>
+        <w:tabs>
+          <w:tab w:val="left" w:pos="1134"/>
+        </w:tabs>
+        <w:ind w:firstLine="0"/>
       </w:pPr>
     </w:p>
     <w:p>
@@ -6071,6 +6332,154 @@
     <w:p>
       <w:pPr>
         <w:ind w:firstLine="0"/>
+        <w:rPr>
+          <w:lang w:val="en-US"/>
+        </w:rPr>
+      </w:pPr>
+    </w:p>
+    <w:p>
+      <w:pPr>
+        <w:rPr>
+          <w:lang w:val="en-US"/>
+        </w:rPr>
+      </w:pPr>
+      <w:r>
+        <w:t>Листинг</w:t>
+      </w:r>
+      <w:r>
+        <w:rPr>
+          <w:lang w:val="en-US"/>
+        </w:rPr>
+        <w:t xml:space="preserve"> </w:t>
+      </w:r>
+      <w:r>
+        <w:t>А</w:t>
+      </w:r>
+      <w:r>
+        <w:rPr>
+          <w:lang w:val="en-US"/>
+        </w:rPr>
+        <w:t xml:space="preserve">.1 – </w:t>
+      </w:r>
+      <w:r>
+        <w:t>Код</w:t>
+      </w:r>
+      <w:r>
+        <w:rPr>
+          <w:lang w:val="en-US"/>
+        </w:rPr>
+        <w:t xml:space="preserve"> </w:t>
+      </w:r>
+      <w:r>
+        <w:t>файла</w:t>
+      </w:r>
+      <w:r>
+        <w:rPr>
+          <w:lang w:val="en-US"/>
+        </w:rPr>
+        <w:t xml:space="preserve"> </w:t>
+      </w:r>
+      <w:r>
+        <w:rPr>
+          <w:lang w:val="en-US"/>
+        </w:rPr>
+        <w:t>main</w:t>
+      </w:r>
+      <w:r>
+        <w:rPr>
+          <w:lang w:val="en-US"/>
+        </w:rPr>
+        <w:t>.</w:t>
+      </w:r>
+      <w:r>
+        <w:rPr>
+          <w:lang w:val="en-US"/>
+        </w:rPr>
+        <w:t>cpp</w:t>
+      </w:r>
+    </w:p>
+    <w:p>
+      <w:pPr>
+        <w:rPr>
+          <w:lang w:val="en-US"/>
+        </w:rPr>
+      </w:pPr>
+    </w:p>
+    <w:p>
+      <w:pPr>
+        <w:rPr>
+          <w:lang w:val="en-US"/>
+        </w:rPr>
+      </w:pPr>
+      <w:r>
+        <w:t>Листинг</w:t>
+      </w:r>
+      <w:r>
+        <w:rPr>
+          <w:lang w:val="en-US"/>
+        </w:rPr>
+        <w:t xml:space="preserve"> </w:t>
+      </w:r>
+      <w:r>
+        <w:t>А</w:t>
+      </w:r>
+      <w:r>
+        <w:rPr>
+          <w:lang w:val="en-US"/>
+        </w:rPr>
+        <w:t>.</w:t>
+      </w:r>
+      <w:r>
+        <w:rPr>
+          <w:lang w:val="en-US"/>
+        </w:rPr>
+        <w:t>2</w:t>
+      </w:r>
+      <w:r>
+        <w:rPr>
+          <w:lang w:val="en-US"/>
+        </w:rPr>
+        <w:t xml:space="preserve"> – </w:t>
+      </w:r>
+      <w:r>
+        <w:t>Код</w:t>
+      </w:r>
+      <w:r>
+        <w:rPr>
+          <w:lang w:val="en-US"/>
+        </w:rPr>
+        <w:t xml:space="preserve"> </w:t>
+      </w:r>
+      <w:r>
+        <w:t>файла</w:t>
+      </w:r>
+      <w:r>
+        <w:rPr>
+          <w:lang w:val="en-US"/>
+        </w:rPr>
+        <w:t xml:space="preserve"> </w:t>
+      </w:r>
+      <w:r>
+        <w:rPr>
+          <w:lang w:val="en-US"/>
+        </w:rPr>
+        <w:t>main</w:t>
+      </w:r>
+      <w:r>
+        <w:rPr>
+          <w:lang w:val="en-US"/>
+        </w:rPr>
+        <w:t>.</w:t>
+      </w:r>
+      <w:r>
+        <w:rPr>
+          <w:lang w:val="en-US"/>
+        </w:rPr>
+        <w:t>cpp</w:t>
+      </w:r>
+    </w:p>
+    <w:p>
+      <w:pPr>
         <w:rPr>
           <w:lang w:val="en-US"/>
         </w:rPr>

--- a/4 семестр/ТСПП/курсовик/ПЗ.docx
+++ b/4 семестр/ТСПП/курсовик/ПЗ.docx
@@ -1727,18 +1727,8 @@
                 <w:szCs w:val="28"/>
                 <w:lang w:bidi="en-US"/>
               </w:rPr>
-              <w:t xml:space="preserve">Защита       </w:t>
-            </w:r>
-            <w:proofErr w:type="gramStart"/>
-            <w:r>
-              <w:rPr>
-                <w:rFonts w:eastAsia="Times New Roman" w:cs="Times New Roman"/>
-                <w:szCs w:val="28"/>
-                <w:lang w:bidi="en-US"/>
-              </w:rPr>
-              <w:t xml:space="preserve">   «</w:t>
-            </w:r>
-            <w:proofErr w:type="gramEnd"/>
+              <w:t>Защита          «</w:t>
+            </w:r>
           </w:p>
         </w:tc>
         <w:tc>
@@ -5862,13 +5852,7 @@
     </w:p>
     <w:p>
       <w:r>
-        <w:t>Основной каркас программы был описан ранее в диаграмме классов (р</w:t>
-      </w:r>
-      <w:r>
-        <w:t>исунок 1.2</w:t>
-      </w:r>
-      <w:r>
-        <w:t>). Однако диаграмма – лишь способ отобразить сложные процессы реального мира в виде объектов и их взаимодействий. Поэтому итоговая реализация претерпела изменения.</w:t>
+        <w:t>Основной каркас программы был описан ранее в диаграмме классов (рисунок 1.2). Однако диаграмма – лишь способ отобразить сложные процессы реального мира в виде объектов и их взаимодействий. Поэтому итоговая реализация претерпела изменения.</w:t>
       </w:r>
     </w:p>
     <w:p>
@@ -6144,7 +6128,10 @@
         <w:rPr>
           <w:lang w:val="en-US"/>
         </w:rPr>
-        <w:t>PIN-</w:t>
+        <w:t>PIN</w:t>
+      </w:r>
+      <w:r>
+        <w:t>-</w:t>
       </w:r>
       <w:r>
         <w:t>кода) и предлагает различные операции.</w:t>
@@ -6201,7 +6188,517 @@
       <w:r>
         <w:t>Тестирование и отладка</w:t>
       </w:r>
-    </w:p>
+      <w:r>
+        <w:t xml:space="preserve"> (</w:t>
+      </w:r>
+      <w:r>
+        <w:t>работа клиента)</w:t>
+      </w:r>
+    </w:p>
+    <w:p/>
+    <w:p>
+      <w:r>
+        <w:t>С началом работы в системе появляется список с доступными для работы пользователями (рисунок 2.4.1). Выбираем пользователя с ролью клиент – номер 1.</w:t>
+      </w:r>
+    </w:p>
+    <w:p/>
+    <w:p>
+      <w:pPr>
+        <w:ind w:firstLine="0"/>
+        <w:jc w:val="center"/>
+      </w:pPr>
+      <w:r>
+        <w:rPr>
+          <w:noProof/>
+        </w:rPr>
+        <w:drawing>
+          <wp:inline distT="0" distB="0" distL="0" distR="0" wp14:anchorId="6BE2856E" wp14:editId="5F107894">
+            <wp:extent cx="2540000" cy="1629782"/>
+            <wp:effectExtent l="0" t="0" r="0" b="8890"/>
+            <wp:docPr id="20302632" name="Рисунок 1"/>
+            <wp:cNvGraphicFramePr>
+              <a:graphicFrameLocks xmlns:a="http://schemas.openxmlformats.org/drawingml/2006/main" noChangeAspect="1"/>
+            </wp:cNvGraphicFramePr>
+            <a:graphic xmlns:a="http://schemas.openxmlformats.org/drawingml/2006/main">
+              <a:graphicData uri="http://schemas.openxmlformats.org/drawingml/2006/picture">
+                <pic:pic xmlns:pic="http://schemas.openxmlformats.org/drawingml/2006/picture">
+                  <pic:nvPicPr>
+                    <pic:cNvPr id="20302632" name=""/>
+                    <pic:cNvPicPr/>
+                  </pic:nvPicPr>
+                  <pic:blipFill>
+                    <a:blip r:embed="rId18"/>
+                    <a:stretch>
+                      <a:fillRect/>
+                    </a:stretch>
+                  </pic:blipFill>
+                  <pic:spPr>
+                    <a:xfrm>
+                      <a:off x="0" y="0"/>
+                      <a:ext cx="2549643" cy="1635969"/>
+                    </a:xfrm>
+                    <a:prstGeom prst="rect">
+                      <a:avLst/>
+                    </a:prstGeom>
+                  </pic:spPr>
+                </pic:pic>
+              </a:graphicData>
+            </a:graphic>
+          </wp:inline>
+        </w:drawing>
+      </w:r>
+    </w:p>
+    <w:p>
+      <w:pPr>
+        <w:ind w:firstLine="0"/>
+        <w:jc w:val="center"/>
+      </w:pPr>
+      <w:r>
+        <w:t>Рисунок 2.4.1 – Выбор пользователя</w:t>
+      </w:r>
+    </w:p>
+    <w:p/>
+    <w:p>
+      <w:r>
+        <w:t>У клиентов есть список банковских карт. После выбора клиентов этот список отображается с нумерацией, позволяя выбрать карту для работы (рисунок 2.4.2).</w:t>
+      </w:r>
+    </w:p>
+    <w:p/>
+    <w:p>
+      <w:pPr>
+        <w:ind w:firstLine="0"/>
+        <w:jc w:val="center"/>
+      </w:pPr>
+      <w:r>
+        <w:rPr>
+          <w:noProof/>
+        </w:rPr>
+        <w:drawing>
+          <wp:inline distT="0" distB="0" distL="0" distR="0" wp14:anchorId="2EAC08B7" wp14:editId="13585F6B">
+            <wp:extent cx="2641600" cy="1235280"/>
+            <wp:effectExtent l="0" t="0" r="6350" b="3175"/>
+            <wp:docPr id="87668449" name="Рисунок 1"/>
+            <wp:cNvGraphicFramePr>
+              <a:graphicFrameLocks xmlns:a="http://schemas.openxmlformats.org/drawingml/2006/main" noChangeAspect="1"/>
+            </wp:cNvGraphicFramePr>
+            <a:graphic xmlns:a="http://schemas.openxmlformats.org/drawingml/2006/main">
+              <a:graphicData uri="http://schemas.openxmlformats.org/drawingml/2006/picture">
+                <pic:pic xmlns:pic="http://schemas.openxmlformats.org/drawingml/2006/picture">
+                  <pic:nvPicPr>
+                    <pic:cNvPr id="87668449" name=""/>
+                    <pic:cNvPicPr/>
+                  </pic:nvPicPr>
+                  <pic:blipFill>
+                    <a:blip r:embed="rId19"/>
+                    <a:stretch>
+                      <a:fillRect/>
+                    </a:stretch>
+                  </pic:blipFill>
+                  <pic:spPr>
+                    <a:xfrm>
+                      <a:off x="0" y="0"/>
+                      <a:ext cx="2657750" cy="1242832"/>
+                    </a:xfrm>
+                    <a:prstGeom prst="rect">
+                      <a:avLst/>
+                    </a:prstGeom>
+                  </pic:spPr>
+                </pic:pic>
+              </a:graphicData>
+            </a:graphic>
+          </wp:inline>
+        </w:drawing>
+      </w:r>
+    </w:p>
+    <w:p>
+      <w:pPr>
+        <w:ind w:firstLine="0"/>
+        <w:jc w:val="center"/>
+      </w:pPr>
+      <w:r>
+        <w:t>Рисунок 2.4.2 – Выбор банковской карты</w:t>
+      </w:r>
+    </w:p>
+    <w:p/>
+    <w:p>
+      <w:r>
+        <w:lastRenderedPageBreak/>
+        <w:t xml:space="preserve">Автоматически начинается сеанс обслуживания клиента одним заранее созданным банкоматом. Выводится названия банка, стандартная информация о карте, после чего клиенту предлагается подтвердить </w:t>
+      </w:r>
+      <w:r>
+        <w:rPr>
+          <w:lang w:val="en-US"/>
+        </w:rPr>
+        <w:t>PIN</w:t>
+      </w:r>
+      <w:r>
+        <w:t>-</w:t>
+      </w:r>
+      <w:r>
+        <w:t>код. Если это не удаётся за три попытки – карта блокируется и возвращается клиенту (рисунок 2.4.3).</w:t>
+      </w:r>
+    </w:p>
+    <w:p/>
+    <w:p>
+      <w:pPr>
+        <w:ind w:firstLine="0"/>
+        <w:jc w:val="center"/>
+      </w:pPr>
+      <w:r>
+        <w:rPr>
+          <w:noProof/>
+        </w:rPr>
+        <w:drawing>
+          <wp:inline distT="0" distB="0" distL="0" distR="0" wp14:anchorId="146E8487" wp14:editId="0AB37332">
+            <wp:extent cx="2266950" cy="2943501"/>
+            <wp:effectExtent l="0" t="0" r="0" b="9525"/>
+            <wp:docPr id="681551944" name="Рисунок 1"/>
+            <wp:cNvGraphicFramePr>
+              <a:graphicFrameLocks xmlns:a="http://schemas.openxmlformats.org/drawingml/2006/main" noChangeAspect="1"/>
+            </wp:cNvGraphicFramePr>
+            <a:graphic xmlns:a="http://schemas.openxmlformats.org/drawingml/2006/main">
+              <a:graphicData uri="http://schemas.openxmlformats.org/drawingml/2006/picture">
+                <pic:pic xmlns:pic="http://schemas.openxmlformats.org/drawingml/2006/picture">
+                  <pic:nvPicPr>
+                    <pic:cNvPr id="681551944" name=""/>
+                    <pic:cNvPicPr/>
+                  </pic:nvPicPr>
+                  <pic:blipFill>
+                    <a:blip r:embed="rId20"/>
+                    <a:stretch>
+                      <a:fillRect/>
+                    </a:stretch>
+                  </pic:blipFill>
+                  <pic:spPr>
+                    <a:xfrm>
+                      <a:off x="0" y="0"/>
+                      <a:ext cx="2287540" cy="2970236"/>
+                    </a:xfrm>
+                    <a:prstGeom prst="rect">
+                      <a:avLst/>
+                    </a:prstGeom>
+                  </pic:spPr>
+                </pic:pic>
+              </a:graphicData>
+            </a:graphic>
+          </wp:inline>
+        </w:drawing>
+      </w:r>
+    </w:p>
+    <w:p>
+      <w:pPr>
+        <w:ind w:firstLine="0"/>
+        <w:jc w:val="center"/>
+      </w:pPr>
+      <w:r>
+        <w:t xml:space="preserve">Рисунок 2.4.3 </w:t>
+      </w:r>
+      <w:r>
+        <w:t>–</w:t>
+      </w:r>
+      <w:r>
+        <w:t xml:space="preserve"> </w:t>
+      </w:r>
+      <w:r>
+        <w:t>Безуспешная валидация карты</w:t>
+      </w:r>
+    </w:p>
+    <w:p/>
+    <w:p>
+      <w:r>
+        <w:t>Заблокированную карту нельзя попытаться использовать ещё раз – банкомат считает статус блокировки и откажет в обслуживании (рисунок 2.4.4).</w:t>
+      </w:r>
+    </w:p>
+    <w:p/>
+    <w:p>
+      <w:pPr>
+        <w:ind w:firstLine="0"/>
+        <w:jc w:val="center"/>
+      </w:pPr>
+      <w:r>
+        <w:rPr>
+          <w:noProof/>
+        </w:rPr>
+        <w:drawing>
+          <wp:inline distT="0" distB="0" distL="0" distR="0" wp14:anchorId="29DCC7FF" wp14:editId="05B0617F">
+            <wp:extent cx="2484700" cy="1752600"/>
+            <wp:effectExtent l="0" t="0" r="0" b="0"/>
+            <wp:docPr id="1221969981" name="Рисунок 1"/>
+            <wp:cNvGraphicFramePr>
+              <a:graphicFrameLocks xmlns:a="http://schemas.openxmlformats.org/drawingml/2006/main" noChangeAspect="1"/>
+            </wp:cNvGraphicFramePr>
+            <a:graphic xmlns:a="http://schemas.openxmlformats.org/drawingml/2006/main">
+              <a:graphicData uri="http://schemas.openxmlformats.org/drawingml/2006/picture">
+                <pic:pic xmlns:pic="http://schemas.openxmlformats.org/drawingml/2006/picture">
+                  <pic:nvPicPr>
+                    <pic:cNvPr id="1221969981" name=""/>
+                    <pic:cNvPicPr/>
+                  </pic:nvPicPr>
+                  <pic:blipFill>
+                    <a:blip r:embed="rId21"/>
+                    <a:stretch>
+                      <a:fillRect/>
+                    </a:stretch>
+                  </pic:blipFill>
+                  <pic:spPr>
+                    <a:xfrm>
+                      <a:off x="0" y="0"/>
+                      <a:ext cx="2502657" cy="1765266"/>
+                    </a:xfrm>
+                    <a:prstGeom prst="rect">
+                      <a:avLst/>
+                    </a:prstGeom>
+                  </pic:spPr>
+                </pic:pic>
+              </a:graphicData>
+            </a:graphic>
+          </wp:inline>
+        </w:drawing>
+      </w:r>
+    </w:p>
+    <w:p>
+      <w:pPr>
+        <w:ind w:firstLine="0"/>
+        <w:jc w:val="center"/>
+      </w:pPr>
+      <w:r>
+        <w:t>Рисунок 2.4.4 – Попытка работы с заблокированной картой</w:t>
+      </w:r>
+    </w:p>
+    <w:p>
+      <w:pPr>
+        <w:ind w:firstLine="0"/>
+        <w:jc w:val="center"/>
+      </w:pPr>
+    </w:p>
+    <w:p>
+      <w:r>
+        <w:lastRenderedPageBreak/>
+        <w:t>Если же валидация удалась пользователю становятся доступны три стандартные операции: вывод баланса, пополнение счёта и снятие наличных (рисунок 2.4.5).</w:t>
+      </w:r>
+    </w:p>
+    <w:p/>
+    <w:p>
+      <w:pPr>
+        <w:ind w:firstLine="0"/>
+        <w:jc w:val="center"/>
+      </w:pPr>
+      <w:r>
+        <w:rPr>
+          <w:noProof/>
+        </w:rPr>
+        <w:drawing>
+          <wp:inline distT="0" distB="0" distL="0" distR="0" wp14:anchorId="19077EA7" wp14:editId="164493A4">
+            <wp:extent cx="3022600" cy="1987463"/>
+            <wp:effectExtent l="0" t="0" r="6350" b="0"/>
+            <wp:docPr id="943028932" name="Рисунок 1"/>
+            <wp:cNvGraphicFramePr>
+              <a:graphicFrameLocks xmlns:a="http://schemas.openxmlformats.org/drawingml/2006/main" noChangeAspect="1"/>
+            </wp:cNvGraphicFramePr>
+            <a:graphic xmlns:a="http://schemas.openxmlformats.org/drawingml/2006/main">
+              <a:graphicData uri="http://schemas.openxmlformats.org/drawingml/2006/picture">
+                <pic:pic xmlns:pic="http://schemas.openxmlformats.org/drawingml/2006/picture">
+                  <pic:nvPicPr>
+                    <pic:cNvPr id="943028932" name=""/>
+                    <pic:cNvPicPr/>
+                  </pic:nvPicPr>
+                  <pic:blipFill>
+                    <a:blip r:embed="rId22"/>
+                    <a:stretch>
+                      <a:fillRect/>
+                    </a:stretch>
+                  </pic:blipFill>
+                  <pic:spPr>
+                    <a:xfrm>
+                      <a:off x="0" y="0"/>
+                      <a:ext cx="3036802" cy="1996802"/>
+                    </a:xfrm>
+                    <a:prstGeom prst="rect">
+                      <a:avLst/>
+                    </a:prstGeom>
+                  </pic:spPr>
+                </pic:pic>
+              </a:graphicData>
+            </a:graphic>
+          </wp:inline>
+        </w:drawing>
+      </w:r>
+    </w:p>
+    <w:p>
+      <w:pPr>
+        <w:ind w:firstLine="0"/>
+        <w:jc w:val="center"/>
+      </w:pPr>
+      <w:r>
+        <w:t>Рисунок 2.4.5 – Успешная валидация и вывод баланса</w:t>
+      </w:r>
+    </w:p>
+    <w:p>
+      <w:pPr>
+        <w:ind w:firstLine="0"/>
+        <w:jc w:val="center"/>
+        <w:rPr>
+          <w:lang w:val="en-US"/>
+        </w:rPr>
+      </w:pPr>
+    </w:p>
+    <w:p>
+      <w:r>
+        <w:t>Для снятия наличных пользователь должен ввести в банкомат требуемую сумму. Учитывается множество факторов: может ли банкомат выдать нужное число купюр, достаточно ли на банковском счету денег</w:t>
+      </w:r>
+      <w:r>
+        <w:t>. Если всё корректно, то пользователь «забирает» из валидатора переданные купюры (рисунок 2.4.6).</w:t>
+      </w:r>
+    </w:p>
+    <w:p>
+      <w:pPr>
+        <w:ind w:firstLine="0"/>
+        <w:jc w:val="center"/>
+      </w:pPr>
+    </w:p>
+    <w:p>
+      <w:pPr>
+        <w:ind w:firstLine="0"/>
+        <w:jc w:val="center"/>
+      </w:pPr>
+      <w:r>
+        <w:rPr>
+          <w:noProof/>
+        </w:rPr>
+        <w:drawing>
+          <wp:inline distT="0" distB="0" distL="0" distR="0" wp14:anchorId="7D07C9A1" wp14:editId="74607FAF">
+            <wp:extent cx="3450277" cy="2565400"/>
+            <wp:effectExtent l="0" t="0" r="0" b="6350"/>
+            <wp:docPr id="658744147" name="Рисунок 1"/>
+            <wp:cNvGraphicFramePr>
+              <a:graphicFrameLocks xmlns:a="http://schemas.openxmlformats.org/drawingml/2006/main" noChangeAspect="1"/>
+            </wp:cNvGraphicFramePr>
+            <a:graphic xmlns:a="http://schemas.openxmlformats.org/drawingml/2006/main">
+              <a:graphicData uri="http://schemas.openxmlformats.org/drawingml/2006/picture">
+                <pic:pic xmlns:pic="http://schemas.openxmlformats.org/drawingml/2006/picture">
+                  <pic:nvPicPr>
+                    <pic:cNvPr id="658744147" name=""/>
+                    <pic:cNvPicPr/>
+                  </pic:nvPicPr>
+                  <pic:blipFill>
+                    <a:blip r:embed="rId23"/>
+                    <a:stretch>
+                      <a:fillRect/>
+                    </a:stretch>
+                  </pic:blipFill>
+                  <pic:spPr>
+                    <a:xfrm>
+                      <a:off x="0" y="0"/>
+                      <a:ext cx="3461930" cy="2574064"/>
+                    </a:xfrm>
+                    <a:prstGeom prst="rect">
+                      <a:avLst/>
+                    </a:prstGeom>
+                  </pic:spPr>
+                </pic:pic>
+              </a:graphicData>
+            </a:graphic>
+          </wp:inline>
+        </w:drawing>
+      </w:r>
+    </w:p>
+    <w:p>
+      <w:pPr>
+        <w:ind w:firstLine="0"/>
+        <w:jc w:val="center"/>
+      </w:pPr>
+      <w:r>
+        <w:t>Рисунок 2.4.6 – Снятие наличных</w:t>
+      </w:r>
+    </w:p>
+    <w:p/>
+    <w:p>
+      <w:r>
+        <w:lastRenderedPageBreak/>
+        <w:t>Внесение наличных проводится схожим образом. Клиент (в текущей реализации через ввод итоговой суммы) вносит в валидатор купюры, там они проверяются, пересчитываются и, в случае, если валидация прошла успешно и в кассе банкомата есть место, отправляются туда (рисунок 2.4.7). Банковский счёт пополняется на соответствующую сумму.</w:t>
+      </w:r>
+    </w:p>
+    <w:p/>
+    <w:p>
+      <w:pPr>
+        <w:ind w:firstLine="0"/>
+        <w:jc w:val="center"/>
+      </w:pPr>
+      <w:r>
+        <w:rPr>
+          <w:noProof/>
+        </w:rPr>
+        <w:drawing>
+          <wp:inline distT="0" distB="0" distL="0" distR="0" wp14:anchorId="2B2554C5" wp14:editId="7045E65E">
+            <wp:extent cx="3048000" cy="1955691"/>
+            <wp:effectExtent l="0" t="0" r="0" b="6985"/>
+            <wp:docPr id="1218481584" name="Рисунок 1"/>
+            <wp:cNvGraphicFramePr>
+              <a:graphicFrameLocks xmlns:a="http://schemas.openxmlformats.org/drawingml/2006/main" noChangeAspect="1"/>
+            </wp:cNvGraphicFramePr>
+            <a:graphic xmlns:a="http://schemas.openxmlformats.org/drawingml/2006/main">
+              <a:graphicData uri="http://schemas.openxmlformats.org/drawingml/2006/picture">
+                <pic:pic xmlns:pic="http://schemas.openxmlformats.org/drawingml/2006/picture">
+                  <pic:nvPicPr>
+                    <pic:cNvPr id="1218481584" name=""/>
+                    <pic:cNvPicPr/>
+                  </pic:nvPicPr>
+                  <pic:blipFill>
+                    <a:blip r:embed="rId24"/>
+                    <a:stretch>
+                      <a:fillRect/>
+                    </a:stretch>
+                  </pic:blipFill>
+                  <pic:spPr>
+                    <a:xfrm>
+                      <a:off x="0" y="0"/>
+                      <a:ext cx="3056403" cy="1961082"/>
+                    </a:xfrm>
+                    <a:prstGeom prst="rect">
+                      <a:avLst/>
+                    </a:prstGeom>
+                  </pic:spPr>
+                </pic:pic>
+              </a:graphicData>
+            </a:graphic>
+          </wp:inline>
+        </w:drawing>
+      </w:r>
+    </w:p>
+    <w:p>
+      <w:pPr>
+        <w:ind w:firstLine="0"/>
+        <w:jc w:val="center"/>
+      </w:pPr>
+      <w:r>
+        <w:t>Рисунок 2.4.7 – Внесение наличных</w:t>
+      </w:r>
+    </w:p>
+    <w:p/>
+    <w:p>
+      <w:r>
+        <w:t>Операции можно выбирать сколь угодно долго. При выборе «операции 0» сеанс обслуживания завершается, а оператор программы возвращается к списку доступных пользователей.</w:t>
+      </w:r>
+    </w:p>
+    <w:p/>
+    <w:p/>
+    <w:p>
+      <w:pPr>
+        <w:pStyle w:val="2"/>
+        <w:numPr>
+          <w:ilvl w:val="0"/>
+          <w:numId w:val="19"/>
+        </w:numPr>
+        <w:tabs>
+          <w:tab w:val="left" w:pos="1276"/>
+        </w:tabs>
+        <w:ind w:left="0" w:firstLine="709"/>
+      </w:pPr>
+      <w:r>
+        <w:t xml:space="preserve"> Тестирование и отладка (работа инкассатора)</w:t>
+      </w:r>
+    </w:p>
+    <w:p/>
     <w:p>
       <w:pPr>
         <w:tabs>
@@ -6235,6 +6732,7 @@
         <w:ind w:firstLine="0"/>
       </w:pPr>
       <w:r>
+        <w:lastRenderedPageBreak/>
         <w:br w:type="page"/>
       </w:r>
     </w:p>
@@ -6493,10 +6991,10 @@
       </w:pPr>
     </w:p>
     <w:sectPr>
-      <w:headerReference w:type="default" r:id="rId18"/>
-      <w:footerReference w:type="default" r:id="rId19"/>
+      <w:headerReference w:type="default" r:id="rId25"/>
+      <w:footerReference w:type="default" r:id="rId26"/>
       <w:pgSz w:w="11906" w:h="16838"/>
-      <w:pgMar w:top="1134" w:right="850" w:bottom="1134" w:left="1701" w:header="708" w:footer="708" w:gutter="0"/>
+      <w:pgMar w:top="1134" w:right="851" w:bottom="1134" w:left="1701" w:header="709" w:footer="709" w:gutter="0"/>
       <w:pgNumType w:start="1"/>
       <w:cols w:space="708"/>
       <w:titlePg/>
@@ -7508,8 +8006,8 @@
   <w:abstractNum w:abstractNumId="9" w15:restartNumberingAfterBreak="0">
     <w:nsid w:val="2143310B"/>
     <w:multiLevelType w:val="hybridMultilevel"/>
-    <w:tmpl w:val="3A285822"/>
-    <w:lvl w:ilvl="0" w:tplc="30B8534E">
+    <w:tmpl w:val="EC424E6A"/>
+    <w:lvl w:ilvl="0" w:tplc="9E466EDC">
       <w:start w:val="1"/>
       <w:numFmt w:val="decimal"/>
       <w:lvlText w:val="2.%1"/>
@@ -7595,6 +8093,95 @@
     </w:lvl>
   </w:abstractNum>
   <w:abstractNum w:abstractNumId="10" w15:restartNumberingAfterBreak="0">
+    <w:nsid w:val="21D3461A"/>
+    <w:multiLevelType w:val="hybridMultilevel"/>
+    <w:tmpl w:val="1CA8B048"/>
+    <w:lvl w:ilvl="0" w:tplc="30B8534E">
+      <w:start w:val="1"/>
+      <w:numFmt w:val="decimal"/>
+      <w:lvlText w:val="2.%1"/>
+      <w:lvlJc w:val="left"/>
+      <w:pPr>
+        <w:ind w:left="1789" w:hanging="360"/>
+      </w:pPr>
+      <w:rPr>
+        <w:rFonts w:hint="default"/>
+      </w:rPr>
+    </w:lvl>
+    <w:lvl w:ilvl="1" w:tplc="04190019" w:tentative="1">
+      <w:start w:val="1"/>
+      <w:numFmt w:val="lowerLetter"/>
+      <w:lvlText w:val="%2."/>
+      <w:lvlJc w:val="left"/>
+      <w:pPr>
+        <w:ind w:left="2509" w:hanging="360"/>
+      </w:pPr>
+    </w:lvl>
+    <w:lvl w:ilvl="2" w:tplc="0419001B" w:tentative="1">
+      <w:start w:val="1"/>
+      <w:numFmt w:val="lowerRoman"/>
+      <w:lvlText w:val="%3."/>
+      <w:lvlJc w:val="right"/>
+      <w:pPr>
+        <w:ind w:left="3229" w:hanging="180"/>
+      </w:pPr>
+    </w:lvl>
+    <w:lvl w:ilvl="3" w:tplc="0419000F" w:tentative="1">
+      <w:start w:val="1"/>
+      <w:numFmt w:val="decimal"/>
+      <w:lvlText w:val="%4."/>
+      <w:lvlJc w:val="left"/>
+      <w:pPr>
+        <w:ind w:left="3949" w:hanging="360"/>
+      </w:pPr>
+    </w:lvl>
+    <w:lvl w:ilvl="4" w:tplc="04190019" w:tentative="1">
+      <w:start w:val="1"/>
+      <w:numFmt w:val="lowerLetter"/>
+      <w:lvlText w:val="%5."/>
+      <w:lvlJc w:val="left"/>
+      <w:pPr>
+        <w:ind w:left="4669" w:hanging="360"/>
+      </w:pPr>
+    </w:lvl>
+    <w:lvl w:ilvl="5" w:tplc="0419001B" w:tentative="1">
+      <w:start w:val="1"/>
+      <w:numFmt w:val="lowerRoman"/>
+      <w:lvlText w:val="%6."/>
+      <w:lvlJc w:val="right"/>
+      <w:pPr>
+        <w:ind w:left="5389" w:hanging="180"/>
+      </w:pPr>
+    </w:lvl>
+    <w:lvl w:ilvl="6" w:tplc="0419000F" w:tentative="1">
+      <w:start w:val="1"/>
+      <w:numFmt w:val="decimal"/>
+      <w:lvlText w:val="%7."/>
+      <w:lvlJc w:val="left"/>
+      <w:pPr>
+        <w:ind w:left="6109" w:hanging="360"/>
+      </w:pPr>
+    </w:lvl>
+    <w:lvl w:ilvl="7" w:tplc="04190019" w:tentative="1">
+      <w:start w:val="1"/>
+      <w:numFmt w:val="lowerLetter"/>
+      <w:lvlText w:val="%8."/>
+      <w:lvlJc w:val="left"/>
+      <w:pPr>
+        <w:ind w:left="6829" w:hanging="360"/>
+      </w:pPr>
+    </w:lvl>
+    <w:lvl w:ilvl="8" w:tplc="0419001B" w:tentative="1">
+      <w:start w:val="1"/>
+      <w:numFmt w:val="lowerRoman"/>
+      <w:lvlText w:val="%9."/>
+      <w:lvlJc w:val="right"/>
+      <w:pPr>
+        <w:ind w:left="7549" w:hanging="180"/>
+      </w:pPr>
+    </w:lvl>
+  </w:abstractNum>
+  <w:abstractNum w:abstractNumId="11" w15:restartNumberingAfterBreak="0">
     <w:nsid w:val="3D95391D"/>
     <w:multiLevelType w:val="hybridMultilevel"/>
     <w:tmpl w:val="7C5A0D6E"/>
@@ -7707,7 +8294,7 @@
       </w:rPr>
     </w:lvl>
   </w:abstractNum>
-  <w:abstractNum w:abstractNumId="11" w15:restartNumberingAfterBreak="0">
+  <w:abstractNum w:abstractNumId="12" w15:restartNumberingAfterBreak="0">
     <w:nsid w:val="495D4885"/>
     <w:multiLevelType w:val="hybridMultilevel"/>
     <w:tmpl w:val="8E3AC74E"/>
@@ -7793,7 +8380,7 @@
       </w:pPr>
     </w:lvl>
   </w:abstractNum>
-  <w:abstractNum w:abstractNumId="12" w15:restartNumberingAfterBreak="0">
+  <w:abstractNum w:abstractNumId="13" w15:restartNumberingAfterBreak="0">
     <w:nsid w:val="5AB642C8"/>
     <w:multiLevelType w:val="hybridMultilevel"/>
     <w:tmpl w:val="4CD0480C"/>
@@ -7882,7 +8469,7 @@
       </w:pPr>
     </w:lvl>
   </w:abstractNum>
-  <w:abstractNum w:abstractNumId="13" w15:restartNumberingAfterBreak="0">
+  <w:abstractNum w:abstractNumId="14" w15:restartNumberingAfterBreak="0">
     <w:nsid w:val="5C196B4C"/>
     <w:multiLevelType w:val="hybridMultilevel"/>
     <w:tmpl w:val="1C0AFA18"/>
@@ -7968,7 +8555,7 @@
       </w:pPr>
     </w:lvl>
   </w:abstractNum>
-  <w:abstractNum w:abstractNumId="14" w15:restartNumberingAfterBreak="0">
+  <w:abstractNum w:abstractNumId="15" w15:restartNumberingAfterBreak="0">
     <w:nsid w:val="5F852A07"/>
     <w:multiLevelType w:val="hybridMultilevel"/>
     <w:tmpl w:val="FA0E8B22"/>
@@ -8081,7 +8668,7 @@
       </w:rPr>
     </w:lvl>
   </w:abstractNum>
-  <w:abstractNum w:abstractNumId="15" w15:restartNumberingAfterBreak="0">
+  <w:abstractNum w:abstractNumId="16" w15:restartNumberingAfterBreak="0">
     <w:nsid w:val="74D14488"/>
     <w:multiLevelType w:val="hybridMultilevel"/>
     <w:tmpl w:val="CBE0D4C8"/>
@@ -8194,7 +8781,7 @@
       </w:rPr>
     </w:lvl>
   </w:abstractNum>
-  <w:abstractNum w:abstractNumId="16" w15:restartNumberingAfterBreak="0">
+  <w:abstractNum w:abstractNumId="17" w15:restartNumberingAfterBreak="0">
     <w:nsid w:val="74D72AA5"/>
     <w:multiLevelType w:val="hybridMultilevel"/>
     <w:tmpl w:val="486834C4"/>
@@ -8307,7 +8894,7 @@
       </w:rPr>
     </w:lvl>
   </w:abstractNum>
-  <w:abstractNum w:abstractNumId="17" w15:restartNumberingAfterBreak="0">
+  <w:abstractNum w:abstractNumId="18" w15:restartNumberingAfterBreak="0">
     <w:nsid w:val="7EF25CD4"/>
     <w:multiLevelType w:val="hybridMultilevel"/>
     <w:tmpl w:val="E75A10AA"/>
@@ -8420,7 +9007,96 @@
       </w:rPr>
     </w:lvl>
   </w:abstractNum>
-  <w:abstractNum w:abstractNumId="18" w15:restartNumberingAfterBreak="0">
+  <w:abstractNum w:abstractNumId="19" w15:restartNumberingAfterBreak="0">
+    <w:nsid w:val="7F81512A"/>
+    <w:multiLevelType w:val="hybridMultilevel"/>
+    <w:tmpl w:val="0ED8FBAA"/>
+    <w:lvl w:ilvl="0" w:tplc="30B8534E">
+      <w:start w:val="1"/>
+      <w:numFmt w:val="decimal"/>
+      <w:lvlText w:val="2.%1"/>
+      <w:lvlJc w:val="left"/>
+      <w:pPr>
+        <w:ind w:left="1429" w:hanging="360"/>
+      </w:pPr>
+      <w:rPr>
+        <w:rFonts w:hint="default"/>
+      </w:rPr>
+    </w:lvl>
+    <w:lvl w:ilvl="1" w:tplc="04190019" w:tentative="1">
+      <w:start w:val="1"/>
+      <w:numFmt w:val="lowerLetter"/>
+      <w:lvlText w:val="%2."/>
+      <w:lvlJc w:val="left"/>
+      <w:pPr>
+        <w:ind w:left="2149" w:hanging="360"/>
+      </w:pPr>
+    </w:lvl>
+    <w:lvl w:ilvl="2" w:tplc="0419001B" w:tentative="1">
+      <w:start w:val="1"/>
+      <w:numFmt w:val="lowerRoman"/>
+      <w:lvlText w:val="%3."/>
+      <w:lvlJc w:val="right"/>
+      <w:pPr>
+        <w:ind w:left="2869" w:hanging="180"/>
+      </w:pPr>
+    </w:lvl>
+    <w:lvl w:ilvl="3" w:tplc="0419000F" w:tentative="1">
+      <w:start w:val="1"/>
+      <w:numFmt w:val="decimal"/>
+      <w:lvlText w:val="%4."/>
+      <w:lvlJc w:val="left"/>
+      <w:pPr>
+        <w:ind w:left="3589" w:hanging="360"/>
+      </w:pPr>
+    </w:lvl>
+    <w:lvl w:ilvl="4" w:tplc="04190019" w:tentative="1">
+      <w:start w:val="1"/>
+      <w:numFmt w:val="lowerLetter"/>
+      <w:lvlText w:val="%5."/>
+      <w:lvlJc w:val="left"/>
+      <w:pPr>
+        <w:ind w:left="4309" w:hanging="360"/>
+      </w:pPr>
+    </w:lvl>
+    <w:lvl w:ilvl="5" w:tplc="0419001B" w:tentative="1">
+      <w:start w:val="1"/>
+      <w:numFmt w:val="lowerRoman"/>
+      <w:lvlText w:val="%6."/>
+      <w:lvlJc w:val="right"/>
+      <w:pPr>
+        <w:ind w:left="5029" w:hanging="180"/>
+      </w:pPr>
+    </w:lvl>
+    <w:lvl w:ilvl="6" w:tplc="0419000F" w:tentative="1">
+      <w:start w:val="1"/>
+      <w:numFmt w:val="decimal"/>
+      <w:lvlText w:val="%7."/>
+      <w:lvlJc w:val="left"/>
+      <w:pPr>
+        <w:ind w:left="5749" w:hanging="360"/>
+      </w:pPr>
+    </w:lvl>
+    <w:lvl w:ilvl="7" w:tplc="04190019" w:tentative="1">
+      <w:start w:val="1"/>
+      <w:numFmt w:val="lowerLetter"/>
+      <w:lvlText w:val="%8."/>
+      <w:lvlJc w:val="left"/>
+      <w:pPr>
+        <w:ind w:left="6469" w:hanging="360"/>
+      </w:pPr>
+    </w:lvl>
+    <w:lvl w:ilvl="8" w:tplc="0419001B" w:tentative="1">
+      <w:start w:val="1"/>
+      <w:numFmt w:val="lowerRoman"/>
+      <w:lvlText w:val="%9."/>
+      <w:lvlJc w:val="right"/>
+      <w:pPr>
+        <w:ind w:left="7189" w:hanging="180"/>
+      </w:pPr>
+    </w:lvl>
+  </w:abstractNum>
+  <w:abstractNum w:abstractNumId="20" w15:restartNumberingAfterBreak="0">
     <w:nsid w:val="7FBC2E7D"/>
     <w:multiLevelType w:val="hybridMultilevel"/>
     <w:tmpl w:val="4B30D856"/>
@@ -8519,25 +9195,25 @@
     <w:abstractNumId w:val="5"/>
   </w:num>
   <w:num w:numId="4" w16cid:durableId="2070879149">
-    <w:abstractNumId w:val="14"/>
+    <w:abstractNumId w:val="15"/>
   </w:num>
   <w:num w:numId="5" w16cid:durableId="1109547911">
-    <w:abstractNumId w:val="16"/>
+    <w:abstractNumId w:val="17"/>
   </w:num>
   <w:num w:numId="6" w16cid:durableId="1284769007">
-    <w:abstractNumId w:val="17"/>
+    <w:abstractNumId w:val="18"/>
   </w:num>
   <w:num w:numId="7" w16cid:durableId="780565645">
-    <w:abstractNumId w:val="15"/>
+    <w:abstractNumId w:val="16"/>
   </w:num>
   <w:num w:numId="8" w16cid:durableId="775054236">
     <w:abstractNumId w:val="4"/>
   </w:num>
   <w:num w:numId="9" w16cid:durableId="550769759">
-    <w:abstractNumId w:val="10"/>
+    <w:abstractNumId w:val="11"/>
   </w:num>
   <w:num w:numId="10" w16cid:durableId="355010631">
-    <w:abstractNumId w:val="11"/>
+    <w:abstractNumId w:val="12"/>
   </w:num>
   <w:num w:numId="11" w16cid:durableId="952250147">
     <w:abstractNumId w:val="2"/>
@@ -8546,13 +9222,13 @@
     <w:abstractNumId w:val="0"/>
   </w:num>
   <w:num w:numId="13" w16cid:durableId="1333488402">
-    <w:abstractNumId w:val="13"/>
+    <w:abstractNumId w:val="14"/>
   </w:num>
   <w:num w:numId="14" w16cid:durableId="1292440363">
-    <w:abstractNumId w:val="18"/>
+    <w:abstractNumId w:val="20"/>
   </w:num>
   <w:num w:numId="15" w16cid:durableId="867914959">
-    <w:abstractNumId w:val="12"/>
+    <w:abstractNumId w:val="13"/>
   </w:num>
   <w:num w:numId="16" w16cid:durableId="420949872">
     <w:abstractNumId w:val="3"/>
@@ -8565,6 +9241,12 @@
   </w:num>
   <w:num w:numId="19" w16cid:durableId="1330673282">
     <w:abstractNumId w:val="9"/>
+  </w:num>
+  <w:num w:numId="20" w16cid:durableId="1622881363">
+    <w:abstractNumId w:val="19"/>
+  </w:num>
+  <w:num w:numId="21" w16cid:durableId="1133593084">
+    <w:abstractNumId w:val="10"/>
   </w:num>
   <w:numIdMacAtCleanup w:val="11"/>
 </w:numbering>

--- a/4 семестр/ТСПП/курсовик/ПЗ.docx
+++ b/4 семестр/ТСПП/курсовик/ПЗ.docx
@@ -1727,8 +1727,18 @@
                 <w:szCs w:val="28"/>
                 <w:lang w:bidi="en-US"/>
               </w:rPr>
-              <w:t>Защита          «</w:t>
-            </w:r>
+              <w:t xml:space="preserve">Защита       </w:t>
+            </w:r>
+            <w:proofErr w:type="gramStart"/>
+            <w:r>
+              <w:rPr>
+                <w:rFonts w:eastAsia="Times New Roman" w:cs="Times New Roman"/>
+                <w:szCs w:val="28"/>
+                <w:lang w:bidi="en-US"/>
+              </w:rPr>
+              <w:t xml:space="preserve">   «</w:t>
+            </w:r>
+            <w:proofErr w:type="gramEnd"/>
           </w:p>
         </w:tc>
         <w:tc>
@@ -4789,8 +4799,6 @@
     </w:p>
     <w:p>
       <w:pPr>
-        <w:ind w:firstLine="0"/>
-        <w:jc w:val="center"/>
         <w:rPr>
           <w:noProof/>
         </w:rPr>
@@ -5108,9 +5116,9 @@
         </w:rPr>
         <w:lastRenderedPageBreak/>
         <w:drawing>
-          <wp:inline distT="0" distB="0" distL="0" distR="0" wp14:anchorId="7B055831" wp14:editId="21D4C2A1">
-            <wp:extent cx="3594225" cy="2518839"/>
-            <wp:effectExtent l="0" t="0" r="6350" b="0"/>
+          <wp:inline distT="0" distB="0" distL="0" distR="0" wp14:anchorId="7B055831" wp14:editId="1DBEB96C">
+            <wp:extent cx="4032168" cy="2825750"/>
+            <wp:effectExtent l="0" t="0" r="6985" b="0"/>
             <wp:docPr id="702871745" name="Рисунок 1"/>
             <wp:cNvGraphicFramePr>
               <a:graphicFrameLocks xmlns:a="http://schemas.openxmlformats.org/drawingml/2006/main" noChangeAspect="1"/>
@@ -5131,7 +5139,7 @@
                   <pic:spPr>
                     <a:xfrm>
                       <a:off x="0" y="0"/>
-                      <a:ext cx="3605885" cy="2527010"/>
+                      <a:ext cx="4048613" cy="2837275"/>
                     </a:xfrm>
                     <a:prstGeom prst="rect">
                       <a:avLst/>
@@ -5233,9 +5241,9 @@
       </w:r>
     </w:p>
     <w:p/>
-    <w:p>
-      <w:r>
-        <w:lastRenderedPageBreak/>
+    <w:p/>
+    <w:p>
+      <w:r>
         <w:t>Каждое состояние отвечает за некоторую возможную ситуацию с объектом, которая характеризуется значениями его атрибутов и запуском его методов. Изменения внутри объекта вызывают смену его состояния.</w:t>
       </w:r>
     </w:p>
@@ -6629,9 +6637,9 @@
           <w:noProof/>
         </w:rPr>
         <w:drawing>
-          <wp:inline distT="0" distB="0" distL="0" distR="0" wp14:anchorId="2B2554C5" wp14:editId="7045E65E">
-            <wp:extent cx="3048000" cy="1955691"/>
-            <wp:effectExtent l="0" t="0" r="0" b="6985"/>
+          <wp:inline distT="0" distB="0" distL="0" distR="0" wp14:anchorId="2B2554C5" wp14:editId="6D8A44E2">
+            <wp:extent cx="2844800" cy="1825311"/>
+            <wp:effectExtent l="0" t="0" r="0" b="3810"/>
             <wp:docPr id="1218481584" name="Рисунок 1"/>
             <wp:cNvGraphicFramePr>
               <a:graphicFrameLocks xmlns:a="http://schemas.openxmlformats.org/drawingml/2006/main" noChangeAspect="1"/>
@@ -6652,7 +6660,7 @@
                   <pic:spPr>
                     <a:xfrm>
                       <a:off x="0" y="0"/>
-                      <a:ext cx="3056403" cy="1961082"/>
+                      <a:ext cx="2857733" cy="1833609"/>
                     </a:xfrm>
                     <a:prstGeom prst="rect">
                       <a:avLst/>
@@ -6705,6 +6713,9 @@
           <w:tab w:val="left" w:pos="1134"/>
         </w:tabs>
       </w:pPr>
+      <w:r>
+        <w:t>Другой пользовательской ролью в системе является инкассатор. В его задачи входит поддержание функционирования банкомата и его кассового аппарата. Инкассатору доступен следующий набор операций: осмотреть содержимое кассы, проверить валидатор или картоприёмник, внести новые наличные напрямую в кассу или наоборот – разгрузить кассу.</w:t>
+      </w:r>
     </w:p>
     <w:p>
       <w:pPr>
@@ -6712,6 +6723,9 @@
           <w:tab w:val="left" w:pos="1134"/>
         </w:tabs>
       </w:pPr>
+      <w:r>
+        <w:t>При осмотре кассы выводятся все возможные номиналы и число купюр в кассе, соответствующее им (рисунок 2.5.1).</w:t>
+      </w:r>
     </w:p>
     <w:p>
       <w:pPr>
@@ -6720,8 +6734,306 @@
         </w:tabs>
       </w:pPr>
     </w:p>
+    <w:p>
+      <w:pPr>
+        <w:tabs>
+          <w:tab w:val="left" w:pos="1134"/>
+        </w:tabs>
+        <w:ind w:firstLine="142"/>
+        <w:jc w:val="center"/>
+      </w:pPr>
+      <w:r>
+        <w:rPr>
+          <w:noProof/>
+        </w:rPr>
+        <w:lastRenderedPageBreak/>
+        <w:drawing>
+          <wp:inline distT="0" distB="0" distL="0" distR="0" wp14:anchorId="3CEB680E" wp14:editId="6E5A366C">
+            <wp:extent cx="2943095" cy="3082925"/>
+            <wp:effectExtent l="0" t="0" r="0" b="3175"/>
+            <wp:docPr id="1562885675" name="Рисунок 1"/>
+            <wp:cNvGraphicFramePr>
+              <a:graphicFrameLocks xmlns:a="http://schemas.openxmlformats.org/drawingml/2006/main" noChangeAspect="1"/>
+            </wp:cNvGraphicFramePr>
+            <a:graphic xmlns:a="http://schemas.openxmlformats.org/drawingml/2006/main">
+              <a:graphicData uri="http://schemas.openxmlformats.org/drawingml/2006/picture">
+                <pic:pic xmlns:pic="http://schemas.openxmlformats.org/drawingml/2006/picture">
+                  <pic:nvPicPr>
+                    <pic:cNvPr id="1562885675" name=""/>
+                    <pic:cNvPicPr/>
+                  </pic:nvPicPr>
+                  <pic:blipFill>
+                    <a:blip r:embed="rId25"/>
+                    <a:stretch>
+                      <a:fillRect/>
+                    </a:stretch>
+                  </pic:blipFill>
+                  <pic:spPr>
+                    <a:xfrm>
+                      <a:off x="0" y="0"/>
+                      <a:ext cx="2947949" cy="3088009"/>
+                    </a:xfrm>
+                    <a:prstGeom prst="rect">
+                      <a:avLst/>
+                    </a:prstGeom>
+                  </pic:spPr>
+                </pic:pic>
+              </a:graphicData>
+            </a:graphic>
+          </wp:inline>
+        </w:drawing>
+      </w:r>
+    </w:p>
+    <w:p>
+      <w:pPr>
+        <w:tabs>
+          <w:tab w:val="left" w:pos="1134"/>
+        </w:tabs>
+        <w:ind w:firstLine="142"/>
+        <w:jc w:val="center"/>
+      </w:pPr>
+      <w:r>
+        <w:t>Рисунок 2.5.1 – Осмотр содержимого кассы</w:t>
+      </w:r>
+    </w:p>
+    <w:p>
+      <w:pPr>
+        <w:tabs>
+          <w:tab w:val="left" w:pos="1134"/>
+        </w:tabs>
+      </w:pPr>
+    </w:p>
+    <w:p>
+      <w:pPr>
+        <w:tabs>
+          <w:tab w:val="left" w:pos="1134"/>
+        </w:tabs>
+      </w:pPr>
+      <w:r>
+        <w:t>Осмотр приборов не представляет ничего интересного – инкассатор просто может узнать, не забыл ли пользователь деньги в валидаторе и не «зажевало» ли карту в картоприёмник (рисунок 2.5.2).</w:t>
+      </w:r>
+    </w:p>
+    <w:p>
+      <w:pPr>
+        <w:tabs>
+          <w:tab w:val="left" w:pos="1134"/>
+        </w:tabs>
+      </w:pPr>
+    </w:p>
+    <w:p>
+      <w:pPr>
+        <w:tabs>
+          <w:tab w:val="left" w:pos="1134"/>
+        </w:tabs>
+        <w:ind w:firstLine="0"/>
+        <w:jc w:val="center"/>
+      </w:pPr>
+      <w:r>
+        <w:rPr>
+          <w:noProof/>
+        </w:rPr>
+        <w:drawing>
+          <wp:inline distT="0" distB="0" distL="0" distR="0" wp14:anchorId="2934FAB9" wp14:editId="501296C1">
+            <wp:extent cx="2565400" cy="2139919"/>
+            <wp:effectExtent l="0" t="0" r="6350" b="0"/>
+            <wp:docPr id="516747721" name="Рисунок 1"/>
+            <wp:cNvGraphicFramePr>
+              <a:graphicFrameLocks xmlns:a="http://schemas.openxmlformats.org/drawingml/2006/main" noChangeAspect="1"/>
+            </wp:cNvGraphicFramePr>
+            <a:graphic xmlns:a="http://schemas.openxmlformats.org/drawingml/2006/main">
+              <a:graphicData uri="http://schemas.openxmlformats.org/drawingml/2006/picture">
+                <pic:pic xmlns:pic="http://schemas.openxmlformats.org/drawingml/2006/picture">
+                  <pic:nvPicPr>
+                    <pic:cNvPr id="516747721" name=""/>
+                    <pic:cNvPicPr/>
+                  </pic:nvPicPr>
+                  <pic:blipFill>
+                    <a:blip r:embed="rId26"/>
+                    <a:stretch>
+                      <a:fillRect/>
+                    </a:stretch>
+                  </pic:blipFill>
+                  <pic:spPr>
+                    <a:xfrm>
+                      <a:off x="0" y="0"/>
+                      <a:ext cx="2571693" cy="2145168"/>
+                    </a:xfrm>
+                    <a:prstGeom prst="rect">
+                      <a:avLst/>
+                    </a:prstGeom>
+                  </pic:spPr>
+                </pic:pic>
+              </a:graphicData>
+            </a:graphic>
+          </wp:inline>
+        </w:drawing>
+      </w:r>
+    </w:p>
+    <w:p>
+      <w:pPr>
+        <w:tabs>
+          <w:tab w:val="left" w:pos="1134"/>
+        </w:tabs>
+        <w:ind w:firstLine="0"/>
+        <w:jc w:val="center"/>
+      </w:pPr>
+      <w:r>
+        <w:t>Рисунок 2.5.2 – Осмотр приборов банкомата</w:t>
+      </w:r>
+    </w:p>
+    <w:p>
+      <w:pPr>
+        <w:tabs>
+          <w:tab w:val="left" w:pos="1134"/>
+        </w:tabs>
+        <w:ind w:firstLine="0"/>
+        <w:jc w:val="center"/>
+      </w:pPr>
+    </w:p>
+    <w:p>
+      <w:r>
+        <w:t>При внесении наличных пользователь программы вводит число, после чего оно раскладывается на купюры и проверяется, помещается ли данное число купюр в кассу (рисунок 2.5.3).</w:t>
+      </w:r>
+    </w:p>
     <w:p/>
+    <w:p>
+      <w:pPr>
+        <w:ind w:firstLine="0"/>
+        <w:jc w:val="center"/>
+      </w:pPr>
+      <w:r>
+        <w:rPr>
+          <w:noProof/>
+        </w:rPr>
+        <w:lastRenderedPageBreak/>
+        <w:drawing>
+          <wp:inline distT="0" distB="0" distL="0" distR="0" wp14:anchorId="77FEEEA5" wp14:editId="46CFD999">
+            <wp:extent cx="2819400" cy="1186755"/>
+            <wp:effectExtent l="0" t="0" r="0" b="0"/>
+            <wp:docPr id="644035982" name="Рисунок 1"/>
+            <wp:cNvGraphicFramePr>
+              <a:graphicFrameLocks xmlns:a="http://schemas.openxmlformats.org/drawingml/2006/main" noChangeAspect="1"/>
+            </wp:cNvGraphicFramePr>
+            <a:graphic xmlns:a="http://schemas.openxmlformats.org/drawingml/2006/main">
+              <a:graphicData uri="http://schemas.openxmlformats.org/drawingml/2006/picture">
+                <pic:pic xmlns:pic="http://schemas.openxmlformats.org/drawingml/2006/picture">
+                  <pic:nvPicPr>
+                    <pic:cNvPr id="644035982" name=""/>
+                    <pic:cNvPicPr/>
+                  </pic:nvPicPr>
+                  <pic:blipFill>
+                    <a:blip r:embed="rId27"/>
+                    <a:stretch>
+                      <a:fillRect/>
+                    </a:stretch>
+                  </pic:blipFill>
+                  <pic:spPr>
+                    <a:xfrm>
+                      <a:off x="0" y="0"/>
+                      <a:ext cx="2832475" cy="1192259"/>
+                    </a:xfrm>
+                    <a:prstGeom prst="rect">
+                      <a:avLst/>
+                    </a:prstGeom>
+                  </pic:spPr>
+                </pic:pic>
+              </a:graphicData>
+            </a:graphic>
+          </wp:inline>
+        </w:drawing>
+      </w:r>
+    </w:p>
+    <w:p>
+      <w:pPr>
+        <w:ind w:firstLine="0"/>
+        <w:jc w:val="center"/>
+      </w:pPr>
+      <w:r>
+        <w:t>Рисунок 2.5.3 – Внесение наличных</w:t>
+      </w:r>
+    </w:p>
+    <w:p>
+      <w:pPr>
+        <w:ind w:firstLine="0"/>
+        <w:jc w:val="center"/>
+      </w:pPr>
+    </w:p>
+    <w:p>
+      <w:r>
+        <w:t>Изъятие наличных происходит схожим образом, только проверяется, достаёт ли в банкомате купюр на указанную сумму (рисунок 2.5.4).</w:t>
+      </w:r>
+    </w:p>
     <w:p/>
+    <w:p>
+      <w:pPr>
+        <w:ind w:firstLine="0"/>
+        <w:jc w:val="center"/>
+        <w:rPr>
+          <w:lang w:val="en-US"/>
+        </w:rPr>
+      </w:pPr>
+      <w:r>
+        <w:rPr>
+          <w:noProof/>
+        </w:rPr>
+        <w:drawing>
+          <wp:inline distT="0" distB="0" distL="0" distR="0" wp14:anchorId="29CA35F6" wp14:editId="010A3E13">
+            <wp:extent cx="2266950" cy="1596721"/>
+            <wp:effectExtent l="0" t="0" r="0" b="3810"/>
+            <wp:docPr id="1265710691" name="Рисунок 1"/>
+            <wp:cNvGraphicFramePr>
+              <a:graphicFrameLocks xmlns:a="http://schemas.openxmlformats.org/drawingml/2006/main" noChangeAspect="1"/>
+            </wp:cNvGraphicFramePr>
+            <a:graphic xmlns:a="http://schemas.openxmlformats.org/drawingml/2006/main">
+              <a:graphicData uri="http://schemas.openxmlformats.org/drawingml/2006/picture">
+                <pic:pic xmlns:pic="http://schemas.openxmlformats.org/drawingml/2006/picture">
+                  <pic:nvPicPr>
+                    <pic:cNvPr id="1265710691" name=""/>
+                    <pic:cNvPicPr/>
+                  </pic:nvPicPr>
+                  <pic:blipFill>
+                    <a:blip r:embed="rId28"/>
+                    <a:stretch>
+                      <a:fillRect/>
+                    </a:stretch>
+                  </pic:blipFill>
+                  <pic:spPr>
+                    <a:xfrm>
+                      <a:off x="0" y="0"/>
+                      <a:ext cx="2273820" cy="1601560"/>
+                    </a:xfrm>
+                    <a:prstGeom prst="rect">
+                      <a:avLst/>
+                    </a:prstGeom>
+                  </pic:spPr>
+                </pic:pic>
+              </a:graphicData>
+            </a:graphic>
+          </wp:inline>
+        </w:drawing>
+      </w:r>
+    </w:p>
+    <w:p>
+      <w:pPr>
+        <w:ind w:firstLine="0"/>
+        <w:jc w:val="center"/>
+      </w:pPr>
+      <w:r>
+        <w:t>Рисунок 2.5.4 – Разгрузка кассового аппарата</w:t>
+      </w:r>
+    </w:p>
+    <w:p>
+      <w:pPr>
+        <w:rPr>
+          <w:lang w:val="en-US"/>
+        </w:rPr>
+      </w:pPr>
+    </w:p>
+    <w:p>
+      <w:r>
+        <w:t>Текущая форма работы с наличными, а именно ввод их итоговой суммы и разложение на купюры от большего номинала к меньшему, не очень правильно с точки зрения симуляции, однако позволяет на текущем этапе отобразить ход банковских операций.</w:t>
+      </w:r>
+    </w:p>
     <w:p/>
     <w:p/>
     <w:p/>
@@ -6732,7 +7044,6 @@
         <w:ind w:firstLine="0"/>
       </w:pPr>
       <w:r>
-        <w:lastRenderedPageBreak/>
         <w:br w:type="page"/>
       </w:r>
     </w:p>
@@ -6757,7 +7068,77 @@
         <w:ind w:firstLine="708"/>
       </w:pPr>
       <w:r>
-        <w:t>.</w:t>
+        <w:t>В ходе выполнения курсового проекта была спроектирована и реализована программная система, моделирующая работу банкомата.</w:t>
+      </w:r>
+      <w:r>
+        <w:t xml:space="preserve"> Процесс был разбит на этап проектирования и практической реализации.</w:t>
+      </w:r>
+    </w:p>
+    <w:p>
+      <w:pPr>
+        <w:ind w:firstLine="708"/>
+      </w:pPr>
+      <w:r>
+        <w:t xml:space="preserve">Первый этап представлял собой углублённый анализ предметной области с последующим представлением полученных данных в виде диаграмм </w:t>
+      </w:r>
+      <w:r>
+        <w:rPr>
+          <w:lang w:val="en-US"/>
+        </w:rPr>
+        <w:t>UML</w:t>
+      </w:r>
+      <w:r>
+        <w:t xml:space="preserve">. </w:t>
+      </w:r>
+      <w:r>
+        <w:t>Были изучены и построены различные типы диаграмм. Функциональность системы описана с помощью диаграммы прецедентов, сущности и их взаимосвязь в виде диаграммы классов. Поведение объектов системы было проанализировано с помощью диаграмм состояний и активности. Для моделирования рабочего процесса использована диаграмма последовательности.</w:t>
+      </w:r>
+    </w:p>
+    <w:p>
+      <w:pPr>
+        <w:ind w:firstLine="708"/>
+      </w:pPr>
+      <w:r>
+        <w:t>Приобретенные навыки UML-моделирования позволили создать</w:t>
+      </w:r>
+      <w:r>
+        <w:t xml:space="preserve"> детализированное представление о том, что из себя представляет система, каковы её функции, из чего она состоит и как оно взаимодействует между собой во времени.</w:t>
+      </w:r>
+    </w:p>
+    <w:p>
+      <w:pPr>
+        <w:ind w:firstLine="708"/>
+      </w:pPr>
+      <w:r>
+        <w:t xml:space="preserve">На основе полученных моделей была разработана реализация системы в виде консольного приложения с командным интерфейсом. Для разработки использован объектно-ориентированный язык программирования </w:t>
+      </w:r>
+      <w:r>
+        <w:rPr>
+          <w:lang w:val="en-US"/>
+        </w:rPr>
+        <w:t>C</w:t>
+      </w:r>
+      <w:r>
+        <w:t>++.</w:t>
+      </w:r>
+    </w:p>
+    <w:p>
+      <w:pPr>
+        <w:ind w:firstLine="708"/>
+      </w:pPr>
+      <w:r>
+        <w:t>Программа в соответствии с постановкой задачи имитирует ключевые сценарии</w:t>
+      </w:r>
+      <w:r>
+        <w:t xml:space="preserve"> для двух типов пользователей: клиент банка (обслуживание клиента) и инкассатор (обслуживание банкомата). Доступны операции по внесению и снятию наличных, реализованы проверки данных и требуемая валидация.</w:t>
+      </w:r>
+    </w:p>
+    <w:p>
+      <w:pPr>
+        <w:ind w:firstLine="708"/>
+      </w:pPr>
+      <w:r>
+        <w:t>Данный проект позволил закрепить навыки проектирования и разработки программных продуктов, полученные в ходе выполнения учебного курса.</w:t>
       </w:r>
     </w:p>
     <w:p>
@@ -6991,8 +7372,8 @@
       </w:pPr>
     </w:p>
     <w:sectPr>
-      <w:headerReference w:type="default" r:id="rId25"/>
-      <w:footerReference w:type="default" r:id="rId26"/>
+      <w:headerReference w:type="default" r:id="rId29"/>
+      <w:footerReference w:type="default" r:id="rId30"/>
       <w:pgSz w:w="11906" w:h="16838"/>
       <w:pgMar w:top="1134" w:right="851" w:bottom="1134" w:left="1701" w:header="709" w:footer="709" w:gutter="0"/>
       <w:pgNumType w:start="1"/>
@@ -9730,7 +10111,6 @@
   <w:style w:type="character" w:default="1" w:styleId="a0">
     <w:name w:val="Default Paragraph Font"/>
     <w:uiPriority w:val="1"/>
-    <w:semiHidden/>
     <w:unhideWhenUsed/>
   </w:style>
   <w:style w:type="table" w:default="1" w:styleId="a1">

--- a/4 семестр/ТСПП/курсовик/ПЗ.docx
+++ b/4 семестр/ТСПП/курсовик/ПЗ.docx
@@ -1727,18 +1727,8 @@
                 <w:szCs w:val="28"/>
                 <w:lang w:bidi="en-US"/>
               </w:rPr>
-              <w:t xml:space="preserve">Защита       </w:t>
-            </w:r>
-            <w:proofErr w:type="gramStart"/>
-            <w:r>
-              <w:rPr>
-                <w:rFonts w:eastAsia="Times New Roman" w:cs="Times New Roman"/>
-                <w:szCs w:val="28"/>
-                <w:lang w:bidi="en-US"/>
-              </w:rPr>
-              <w:t xml:space="preserve">   «</w:t>
-            </w:r>
-            <w:proofErr w:type="gramEnd"/>
+              <w:t>Защита          «</w:t>
+            </w:r>
           </w:p>
         </w:tc>
         <w:tc>
@@ -2951,7 +2941,7 @@
           <w:r>
             <w:fldChar w:fldCharType="separate"/>
           </w:r>
-          <w:hyperlink w:anchor="_Toc228343028" w:history="1">
+          <w:hyperlink w:anchor="_Toc229585135" w:history="1">
             <w:r>
               <w:rPr>
                 <w:rStyle w:val="a4"/>
@@ -2978,7 +2968,7 @@
                 <w:noProof/>
                 <w:webHidden/>
               </w:rPr>
-              <w:instrText xml:space="preserve"> PAGEREF _Toc228343028 \h </w:instrText>
+              <w:instrText xml:space="preserve"> PAGEREF _Toc229585135 \h </w:instrText>
             </w:r>
             <w:r>
               <w:rPr>
@@ -3022,7 +3012,7 @@
               <w14:ligatures w14:val="standardContextual"/>
             </w:rPr>
           </w:pPr>
-          <w:hyperlink w:anchor="_Toc228343029" w:history="1">
+          <w:hyperlink w:anchor="_Toc229585136" w:history="1">
             <w:r>
               <w:rPr>
                 <w:rStyle w:val="a4"/>
@@ -3049,7 +3039,7 @@
                 <w:noProof/>
                 <w:webHidden/>
               </w:rPr>
-              <w:instrText xml:space="preserve"> PAGEREF _Toc228343029 \h </w:instrText>
+              <w:instrText xml:space="preserve"> PAGEREF _Toc229585136 \h </w:instrText>
             </w:r>
             <w:r>
               <w:rPr>
@@ -3093,7 +3083,7 @@
               <w14:ligatures w14:val="standardContextual"/>
             </w:rPr>
           </w:pPr>
-          <w:hyperlink w:anchor="_Toc228343030" w:history="1">
+          <w:hyperlink w:anchor="_Toc229585137" w:history="1">
             <w:r>
               <w:rPr>
                 <w:rStyle w:val="a4"/>
@@ -3120,7 +3110,7 @@
                 <w:noProof/>
                 <w:webHidden/>
               </w:rPr>
-              <w:instrText xml:space="preserve"> PAGEREF _Toc228343030 \h </w:instrText>
+              <w:instrText xml:space="preserve"> PAGEREF _Toc229585137 \h </w:instrText>
             </w:r>
             <w:r>
               <w:rPr>
@@ -3167,7 +3157,7 @@
               <w14:ligatures w14:val="standardContextual"/>
             </w:rPr>
           </w:pPr>
-          <w:hyperlink w:anchor="_Toc228343031" w:history="1">
+          <w:hyperlink w:anchor="_Toc229585138" w:history="1">
             <w:r>
               <w:rPr>
                 <w:rStyle w:val="a4"/>
@@ -3243,7 +3233,7 @@
                 <w:noProof/>
                 <w:webHidden/>
               </w:rPr>
-              <w:instrText xml:space="preserve"> PAGEREF _Toc228343031 \h </w:instrText>
+              <w:instrText xml:space="preserve"> PAGEREF _Toc229585138 \h </w:instrText>
             </w:r>
             <w:r>
               <w:rPr>
@@ -3290,7 +3280,7 @@
               <w14:ligatures w14:val="standardContextual"/>
             </w:rPr>
           </w:pPr>
-          <w:hyperlink w:anchor="_Toc228343032" w:history="1">
+          <w:hyperlink w:anchor="_Toc229585139" w:history="1">
             <w:r>
               <w:rPr>
                 <w:rStyle w:val="a4"/>
@@ -3366,7 +3356,7 @@
                 <w:noProof/>
                 <w:webHidden/>
               </w:rPr>
-              <w:instrText xml:space="preserve"> PAGEREF _Toc228343032 \h </w:instrText>
+              <w:instrText xml:space="preserve"> PAGEREF _Toc229585139 \h </w:instrText>
             </w:r>
             <w:r>
               <w:rPr>
@@ -3413,7 +3403,7 @@
               <w14:ligatures w14:val="standardContextual"/>
             </w:rPr>
           </w:pPr>
-          <w:hyperlink w:anchor="_Toc228343033" w:history="1">
+          <w:hyperlink w:anchor="_Toc229585140" w:history="1">
             <w:r>
               <w:rPr>
                 <w:rStyle w:val="a4"/>
@@ -3467,7 +3457,7 @@
                 <w:noProof/>
                 <w:webHidden/>
               </w:rPr>
-              <w:instrText xml:space="preserve"> PAGEREF _Toc228343033 \h </w:instrText>
+              <w:instrText xml:space="preserve"> PAGEREF _Toc229585140 \h </w:instrText>
             </w:r>
             <w:r>
               <w:rPr>
@@ -3514,7 +3504,7 @@
               <w14:ligatures w14:val="standardContextual"/>
             </w:rPr>
           </w:pPr>
-          <w:hyperlink w:anchor="_Toc228343034" w:history="1">
+          <w:hyperlink w:anchor="_Toc229585141" w:history="1">
             <w:r>
               <w:rPr>
                 <w:rStyle w:val="a4"/>
@@ -3590,7 +3580,7 @@
                 <w:noProof/>
                 <w:webHidden/>
               </w:rPr>
-              <w:instrText xml:space="preserve"> PAGEREF _Toc228343034 \h </w:instrText>
+              <w:instrText xml:space="preserve"> PAGEREF _Toc229585141 \h </w:instrText>
             </w:r>
             <w:r>
               <w:rPr>
@@ -3637,7 +3627,7 @@
               <w14:ligatures w14:val="standardContextual"/>
             </w:rPr>
           </w:pPr>
-          <w:hyperlink w:anchor="_Toc228343035" w:history="1">
+          <w:hyperlink w:anchor="_Toc229585142" w:history="1">
             <w:r>
               <w:rPr>
                 <w:rStyle w:val="a4"/>
@@ -3714,7 +3704,7 @@
                 <w:noProof/>
                 <w:webHidden/>
               </w:rPr>
-              <w:instrText xml:space="preserve"> PAGEREF _Toc228343035 \h </w:instrText>
+              <w:instrText xml:space="preserve"> PAGEREF _Toc229585142 \h </w:instrText>
             </w:r>
             <w:r>
               <w:rPr>
@@ -3758,7 +3748,7 @@
               <w14:ligatures w14:val="standardContextual"/>
             </w:rPr>
           </w:pPr>
-          <w:hyperlink w:anchor="_Toc228343036" w:history="1">
+          <w:hyperlink w:anchor="_Toc229585143" w:history="1">
             <w:r>
               <w:rPr>
                 <w:rStyle w:val="a4"/>
@@ -3785,7 +3775,7 @@
                 <w:noProof/>
                 <w:webHidden/>
               </w:rPr>
-              <w:instrText xml:space="preserve"> PAGEREF _Toc228343036 \h </w:instrText>
+              <w:instrText xml:space="preserve"> PAGEREF _Toc229585143 \h </w:instrText>
             </w:r>
             <w:r>
               <w:rPr>
@@ -3806,6 +3796,471 @@
                 <w:webHidden/>
               </w:rPr>
               <w:t>16</w:t>
+            </w:r>
+            <w:r>
+              <w:rPr>
+                <w:noProof/>
+                <w:webHidden/>
+              </w:rPr>
+              <w:fldChar w:fldCharType="end"/>
+            </w:r>
+          </w:hyperlink>
+        </w:p>
+        <w:p>
+          <w:pPr>
+            <w:pStyle w:val="21"/>
+            <w:tabs>
+              <w:tab w:val="left" w:pos="960"/>
+            </w:tabs>
+            <w:rPr>
+              <w:rFonts w:asciiTheme="minorHAnsi" w:eastAsiaTheme="minorEastAsia" w:hAnsiTheme="minorHAnsi"/>
+              <w:noProof/>
+              <w:kern w:val="2"/>
+              <w:sz w:val="24"/>
+              <w:szCs w:val="24"/>
+              <w:lang w:eastAsia="ru-RU"/>
+              <w14:ligatures w14:val="standardContextual"/>
+            </w:rPr>
+          </w:pPr>
+          <w:hyperlink w:anchor="_Toc229585144" w:history="1">
+            <w:r>
+              <w:rPr>
+                <w:rStyle w:val="a4"/>
+                <w:noProof/>
+              </w:rPr>
+              <w:t>2.1</w:t>
+            </w:r>
+            <w:r>
+              <w:rPr>
+                <w:rFonts w:asciiTheme="minorHAnsi" w:eastAsiaTheme="minorEastAsia" w:hAnsiTheme="minorHAnsi"/>
+                <w:noProof/>
+                <w:kern w:val="2"/>
+                <w:sz w:val="24"/>
+                <w:szCs w:val="24"/>
+                <w:lang w:eastAsia="ru-RU"/>
+                <w14:ligatures w14:val="standardContextual"/>
+              </w:rPr>
+              <w:tab/>
+            </w:r>
+            <w:r>
+              <w:rPr>
+                <w:rStyle w:val="a4"/>
+                <w:noProof/>
+              </w:rPr>
+              <w:t>Обоснование выбора инструментов программирования</w:t>
+            </w:r>
+            <w:r>
+              <w:rPr>
+                <w:noProof/>
+                <w:webHidden/>
+              </w:rPr>
+              <w:tab/>
+            </w:r>
+            <w:r>
+              <w:rPr>
+                <w:noProof/>
+                <w:webHidden/>
+              </w:rPr>
+              <w:fldChar w:fldCharType="begin"/>
+            </w:r>
+            <w:r>
+              <w:rPr>
+                <w:noProof/>
+                <w:webHidden/>
+              </w:rPr>
+              <w:instrText xml:space="preserve"> PAGEREF _Toc229585144 \h </w:instrText>
+            </w:r>
+            <w:r>
+              <w:rPr>
+                <w:noProof/>
+                <w:webHidden/>
+              </w:rPr>
+            </w:r>
+            <w:r>
+              <w:rPr>
+                <w:noProof/>
+                <w:webHidden/>
+              </w:rPr>
+              <w:fldChar w:fldCharType="separate"/>
+            </w:r>
+            <w:r>
+              <w:rPr>
+                <w:noProof/>
+                <w:webHidden/>
+              </w:rPr>
+              <w:t>16</w:t>
+            </w:r>
+            <w:r>
+              <w:rPr>
+                <w:noProof/>
+                <w:webHidden/>
+              </w:rPr>
+              <w:fldChar w:fldCharType="end"/>
+            </w:r>
+          </w:hyperlink>
+        </w:p>
+        <w:p>
+          <w:pPr>
+            <w:pStyle w:val="21"/>
+            <w:tabs>
+              <w:tab w:val="left" w:pos="960"/>
+            </w:tabs>
+            <w:rPr>
+              <w:rFonts w:asciiTheme="minorHAnsi" w:eastAsiaTheme="minorEastAsia" w:hAnsiTheme="minorHAnsi"/>
+              <w:noProof/>
+              <w:kern w:val="2"/>
+              <w:sz w:val="24"/>
+              <w:szCs w:val="24"/>
+              <w:lang w:eastAsia="ru-RU"/>
+              <w14:ligatures w14:val="standardContextual"/>
+            </w:rPr>
+          </w:pPr>
+          <w:hyperlink w:anchor="_Toc229585145" w:history="1">
+            <w:r>
+              <w:rPr>
+                <w:rStyle w:val="a4"/>
+                <w:noProof/>
+              </w:rPr>
+              <w:t>2.2</w:t>
+            </w:r>
+            <w:r>
+              <w:rPr>
+                <w:rFonts w:asciiTheme="minorHAnsi" w:eastAsiaTheme="minorEastAsia" w:hAnsiTheme="minorHAnsi"/>
+                <w:noProof/>
+                <w:kern w:val="2"/>
+                <w:sz w:val="24"/>
+                <w:szCs w:val="24"/>
+                <w:lang w:eastAsia="ru-RU"/>
+                <w14:ligatures w14:val="standardContextual"/>
+              </w:rPr>
+              <w:tab/>
+            </w:r>
+            <w:r>
+              <w:rPr>
+                <w:rStyle w:val="a4"/>
+                <w:noProof/>
+              </w:rPr>
+              <w:t>Описание структуры программы</w:t>
+            </w:r>
+            <w:r>
+              <w:rPr>
+                <w:noProof/>
+                <w:webHidden/>
+              </w:rPr>
+              <w:tab/>
+            </w:r>
+            <w:r>
+              <w:rPr>
+                <w:noProof/>
+                <w:webHidden/>
+              </w:rPr>
+              <w:fldChar w:fldCharType="begin"/>
+            </w:r>
+            <w:r>
+              <w:rPr>
+                <w:noProof/>
+                <w:webHidden/>
+              </w:rPr>
+              <w:instrText xml:space="preserve"> PAGEREF _Toc229585145 \h </w:instrText>
+            </w:r>
+            <w:r>
+              <w:rPr>
+                <w:noProof/>
+                <w:webHidden/>
+              </w:rPr>
+            </w:r>
+            <w:r>
+              <w:rPr>
+                <w:noProof/>
+                <w:webHidden/>
+              </w:rPr>
+              <w:fldChar w:fldCharType="separate"/>
+            </w:r>
+            <w:r>
+              <w:rPr>
+                <w:noProof/>
+                <w:webHidden/>
+              </w:rPr>
+              <w:t>16</w:t>
+            </w:r>
+            <w:r>
+              <w:rPr>
+                <w:noProof/>
+                <w:webHidden/>
+              </w:rPr>
+              <w:fldChar w:fldCharType="end"/>
+            </w:r>
+          </w:hyperlink>
+        </w:p>
+        <w:p>
+          <w:pPr>
+            <w:pStyle w:val="21"/>
+            <w:tabs>
+              <w:tab w:val="left" w:pos="960"/>
+            </w:tabs>
+            <w:rPr>
+              <w:rFonts w:asciiTheme="minorHAnsi" w:eastAsiaTheme="minorEastAsia" w:hAnsiTheme="minorHAnsi"/>
+              <w:noProof/>
+              <w:kern w:val="2"/>
+              <w:sz w:val="24"/>
+              <w:szCs w:val="24"/>
+              <w:lang w:eastAsia="ru-RU"/>
+              <w14:ligatures w14:val="standardContextual"/>
+            </w:rPr>
+          </w:pPr>
+          <w:hyperlink w:anchor="_Toc229585146" w:history="1">
+            <w:r>
+              <w:rPr>
+                <w:rStyle w:val="a4"/>
+                <w:noProof/>
+              </w:rPr>
+              <w:t>2.3</w:t>
+            </w:r>
+            <w:r>
+              <w:rPr>
+                <w:rFonts w:asciiTheme="minorHAnsi" w:eastAsiaTheme="minorEastAsia" w:hAnsiTheme="minorHAnsi"/>
+                <w:noProof/>
+                <w:kern w:val="2"/>
+                <w:sz w:val="24"/>
+                <w:szCs w:val="24"/>
+                <w:lang w:eastAsia="ru-RU"/>
+                <w14:ligatures w14:val="standardContextual"/>
+              </w:rPr>
+              <w:tab/>
+            </w:r>
+            <w:r>
+              <w:rPr>
+                <w:rStyle w:val="a4"/>
+                <w:noProof/>
+              </w:rPr>
+              <w:t>Описание алгоритма функционирования программы</w:t>
+            </w:r>
+            <w:r>
+              <w:rPr>
+                <w:noProof/>
+                <w:webHidden/>
+              </w:rPr>
+              <w:tab/>
+            </w:r>
+            <w:r>
+              <w:rPr>
+                <w:noProof/>
+                <w:webHidden/>
+              </w:rPr>
+              <w:fldChar w:fldCharType="begin"/>
+            </w:r>
+            <w:r>
+              <w:rPr>
+                <w:noProof/>
+                <w:webHidden/>
+              </w:rPr>
+              <w:instrText xml:space="preserve"> PAGEREF _Toc229585146 \h </w:instrText>
+            </w:r>
+            <w:r>
+              <w:rPr>
+                <w:noProof/>
+                <w:webHidden/>
+              </w:rPr>
+            </w:r>
+            <w:r>
+              <w:rPr>
+                <w:noProof/>
+                <w:webHidden/>
+              </w:rPr>
+              <w:fldChar w:fldCharType="separate"/>
+            </w:r>
+            <w:r>
+              <w:rPr>
+                <w:noProof/>
+                <w:webHidden/>
+              </w:rPr>
+              <w:t>17</w:t>
+            </w:r>
+            <w:r>
+              <w:rPr>
+                <w:noProof/>
+                <w:webHidden/>
+              </w:rPr>
+              <w:fldChar w:fldCharType="end"/>
+            </w:r>
+          </w:hyperlink>
+        </w:p>
+        <w:p>
+          <w:pPr>
+            <w:pStyle w:val="21"/>
+            <w:tabs>
+              <w:tab w:val="left" w:pos="960"/>
+            </w:tabs>
+            <w:rPr>
+              <w:rFonts w:asciiTheme="minorHAnsi" w:eastAsiaTheme="minorEastAsia" w:hAnsiTheme="minorHAnsi"/>
+              <w:noProof/>
+              <w:kern w:val="2"/>
+              <w:sz w:val="24"/>
+              <w:szCs w:val="24"/>
+              <w:lang w:eastAsia="ru-RU"/>
+              <w14:ligatures w14:val="standardContextual"/>
+            </w:rPr>
+          </w:pPr>
+          <w:hyperlink w:anchor="_Toc229585147" w:history="1">
+            <w:r>
+              <w:rPr>
+                <w:rStyle w:val="a4"/>
+                <w:noProof/>
+              </w:rPr>
+              <w:t>2.4</w:t>
+            </w:r>
+            <w:r>
+              <w:rPr>
+                <w:rFonts w:asciiTheme="minorHAnsi" w:eastAsiaTheme="minorEastAsia" w:hAnsiTheme="minorHAnsi"/>
+                <w:noProof/>
+                <w:kern w:val="2"/>
+                <w:sz w:val="24"/>
+                <w:szCs w:val="24"/>
+                <w:lang w:eastAsia="ru-RU"/>
+                <w14:ligatures w14:val="standardContextual"/>
+              </w:rPr>
+              <w:tab/>
+            </w:r>
+            <w:r>
+              <w:rPr>
+                <w:rStyle w:val="a4"/>
+                <w:noProof/>
+              </w:rPr>
+              <w:t>Тестирование и отладка (работа клиента)</w:t>
+            </w:r>
+            <w:r>
+              <w:rPr>
+                <w:noProof/>
+                <w:webHidden/>
+              </w:rPr>
+              <w:tab/>
+            </w:r>
+            <w:r>
+              <w:rPr>
+                <w:noProof/>
+                <w:webHidden/>
+              </w:rPr>
+              <w:fldChar w:fldCharType="begin"/>
+            </w:r>
+            <w:r>
+              <w:rPr>
+                <w:noProof/>
+                <w:webHidden/>
+              </w:rPr>
+              <w:instrText xml:space="preserve"> PAGEREF _Toc229585147 \h </w:instrText>
+            </w:r>
+            <w:r>
+              <w:rPr>
+                <w:noProof/>
+                <w:webHidden/>
+              </w:rPr>
+            </w:r>
+            <w:r>
+              <w:rPr>
+                <w:noProof/>
+                <w:webHidden/>
+              </w:rPr>
+              <w:fldChar w:fldCharType="separate"/>
+            </w:r>
+            <w:r>
+              <w:rPr>
+                <w:noProof/>
+                <w:webHidden/>
+              </w:rPr>
+              <w:t>18</w:t>
+            </w:r>
+            <w:r>
+              <w:rPr>
+                <w:noProof/>
+                <w:webHidden/>
+              </w:rPr>
+              <w:fldChar w:fldCharType="end"/>
+            </w:r>
+          </w:hyperlink>
+        </w:p>
+        <w:p>
+          <w:pPr>
+            <w:pStyle w:val="21"/>
+            <w:tabs>
+              <w:tab w:val="left" w:pos="960"/>
+            </w:tabs>
+            <w:rPr>
+              <w:rFonts w:asciiTheme="minorHAnsi" w:eastAsiaTheme="minorEastAsia" w:hAnsiTheme="minorHAnsi"/>
+              <w:noProof/>
+              <w:kern w:val="2"/>
+              <w:sz w:val="24"/>
+              <w:szCs w:val="24"/>
+              <w:lang w:eastAsia="ru-RU"/>
+              <w14:ligatures w14:val="standardContextual"/>
+            </w:rPr>
+          </w:pPr>
+          <w:hyperlink w:anchor="_Toc229585148" w:history="1">
+            <w:r>
+              <w:rPr>
+                <w:rStyle w:val="a4"/>
+                <w:noProof/>
+              </w:rPr>
+              <w:t>2.5</w:t>
+            </w:r>
+            <w:r>
+              <w:rPr>
+                <w:rFonts w:asciiTheme="minorHAnsi" w:eastAsiaTheme="minorEastAsia" w:hAnsiTheme="minorHAnsi"/>
+                <w:noProof/>
+                <w:kern w:val="2"/>
+                <w:sz w:val="24"/>
+                <w:szCs w:val="24"/>
+                <w:lang w:eastAsia="ru-RU"/>
+                <w14:ligatures w14:val="standardContextual"/>
+              </w:rPr>
+              <w:tab/>
+            </w:r>
+            <w:r>
+              <w:rPr>
+                <w:rStyle w:val="a4"/>
+                <w:noProof/>
+              </w:rPr>
+              <w:t>Тестирование и отладка (работа инкассатора)</w:t>
+            </w:r>
+            <w:r>
+              <w:rPr>
+                <w:noProof/>
+                <w:webHidden/>
+              </w:rPr>
+              <w:tab/>
+            </w:r>
+            <w:r>
+              <w:rPr>
+                <w:noProof/>
+                <w:webHidden/>
+              </w:rPr>
+              <w:fldChar w:fldCharType="begin"/>
+            </w:r>
+            <w:r>
+              <w:rPr>
+                <w:noProof/>
+                <w:webHidden/>
+              </w:rPr>
+              <w:instrText xml:space="preserve"> PAGEREF _Toc229585148 \h </w:instrText>
+            </w:r>
+            <w:r>
+              <w:rPr>
+                <w:noProof/>
+                <w:webHidden/>
+              </w:rPr>
+            </w:r>
+            <w:r>
+              <w:rPr>
+                <w:noProof/>
+                <w:webHidden/>
+              </w:rPr>
+              <w:fldChar w:fldCharType="separate"/>
+            </w:r>
+            <w:r>
+              <w:rPr>
+                <w:noProof/>
+                <w:webHidden/>
+              </w:rPr>
+              <w:t>21</w:t>
             </w:r>
             <w:r>
               <w:rPr>
@@ -3829,7 +4284,7 @@
               <w14:ligatures w14:val="standardContextual"/>
             </w:rPr>
           </w:pPr>
-          <w:hyperlink w:anchor="_Toc228343037" w:history="1">
+          <w:hyperlink w:anchor="_Toc229585149" w:history="1">
             <w:r>
               <w:rPr>
                 <w:rStyle w:val="a4"/>
@@ -3856,7 +4311,7 @@
                 <w:noProof/>
                 <w:webHidden/>
               </w:rPr>
-              <w:instrText xml:space="preserve"> PAGEREF _Toc228343037 \h </w:instrText>
+              <w:instrText xml:space="preserve"> PAGEREF _Toc229585149 \h </w:instrText>
             </w:r>
             <w:r>
               <w:rPr>
@@ -3876,7 +4331,7 @@
                 <w:noProof/>
                 <w:webHidden/>
               </w:rPr>
-              <w:t>17</w:t>
+              <w:t>24</w:t>
             </w:r>
             <w:r>
               <w:rPr>
@@ -3900,7 +4355,7 @@
               <w14:ligatures w14:val="standardContextual"/>
             </w:rPr>
           </w:pPr>
-          <w:hyperlink w:anchor="_Toc228343038" w:history="1">
+          <w:hyperlink w:anchor="_Toc229585150" w:history="1">
             <w:r>
               <w:rPr>
                 <w:rStyle w:val="a4"/>
@@ -3927,7 +4382,7 @@
                 <w:noProof/>
                 <w:webHidden/>
               </w:rPr>
-              <w:instrText xml:space="preserve"> PAGEREF _Toc228343038 \h </w:instrText>
+              <w:instrText xml:space="preserve"> PAGEREF _Toc229585150 \h </w:instrText>
             </w:r>
             <w:r>
               <w:rPr>
@@ -3947,7 +4402,7 @@
                 <w:noProof/>
                 <w:webHidden/>
               </w:rPr>
-              <w:t>18</w:t>
+              <w:t>25</w:t>
             </w:r>
             <w:r>
               <w:rPr>
@@ -3971,7 +4426,7 @@
               <w14:ligatures w14:val="standardContextual"/>
             </w:rPr>
           </w:pPr>
-          <w:hyperlink w:anchor="_Toc228343039" w:history="1">
+          <w:hyperlink w:anchor="_Toc229585151" w:history="1">
             <w:r>
               <w:rPr>
                 <w:rStyle w:val="a4"/>
@@ -3998,7 +4453,7 @@
                 <w:noProof/>
                 <w:webHidden/>
               </w:rPr>
-              <w:instrText xml:space="preserve"> PAGEREF _Toc228343039 \h </w:instrText>
+              <w:instrText xml:space="preserve"> PAGEREF _Toc229585151 \h </w:instrText>
             </w:r>
             <w:r>
               <w:rPr>
@@ -4018,7 +4473,7 @@
                 <w:noProof/>
                 <w:webHidden/>
               </w:rPr>
-              <w:t>19</w:t>
+              <w:t>26</w:t>
             </w:r>
             <w:r>
               <w:rPr>
@@ -4061,7 +4516,7 @@
       <w:pPr>
         <w:pStyle w:val="1"/>
       </w:pPr>
-      <w:bookmarkStart w:id="0" w:name="_Toc228343028"/>
+      <w:bookmarkStart w:id="0" w:name="_Toc229585135"/>
       <w:r>
         <w:lastRenderedPageBreak/>
         <w:t>ВВЕДЕНИЕ</w:t>
@@ -4267,7 +4722,7 @@
       <w:pPr>
         <w:pStyle w:val="1"/>
       </w:pPr>
-      <w:bookmarkStart w:id="1" w:name="_Toc228343029"/>
+      <w:bookmarkStart w:id="1" w:name="_Toc229585136"/>
       <w:r>
         <w:lastRenderedPageBreak/>
         <w:t>ПОСТАНОВКА ЗАДАЧИ</w:t>
@@ -4508,7 +4963,7 @@
       <w:pPr>
         <w:pStyle w:val="1"/>
       </w:pPr>
-      <w:bookmarkStart w:id="2" w:name="_Toc228343030"/>
+      <w:bookmarkStart w:id="2" w:name="_Toc229585137"/>
       <w:r>
         <w:lastRenderedPageBreak/>
         <w:t xml:space="preserve">1 </w:t>
@@ -4533,7 +4988,7 @@
           <w:numId w:val="12"/>
         </w:numPr>
       </w:pPr>
-      <w:bookmarkStart w:id="4" w:name="_Toc228343031"/>
+      <w:bookmarkStart w:id="4" w:name="_Toc229585138"/>
       <w:r>
         <w:t>Диаграмма прецедентов (</w:t>
       </w:r>
@@ -4743,7 +5198,7 @@
           <w:numId w:val="12"/>
         </w:numPr>
       </w:pPr>
-      <w:bookmarkStart w:id="5" w:name="_Toc228343032"/>
+      <w:bookmarkStart w:id="5" w:name="_Toc229585139"/>
       <w:r>
         <w:t>Диаграмма классов (</w:t>
       </w:r>
@@ -4907,7 +5362,7 @@
           <w:numId w:val="12"/>
         </w:numPr>
       </w:pPr>
-      <w:bookmarkStart w:id="6" w:name="_Toc228343033"/>
+      <w:bookmarkStart w:id="6" w:name="_Toc229585140"/>
       <w:r>
         <w:t>Диаграммы состояний</w:t>
       </w:r>
@@ -4983,9 +5438,9 @@
           <w:noProof/>
         </w:rPr>
         <w:drawing>
-          <wp:inline distT="0" distB="0" distL="0" distR="0" wp14:anchorId="2E38E0C1" wp14:editId="57130CED">
-            <wp:extent cx="3498850" cy="2622922"/>
-            <wp:effectExtent l="0" t="0" r="6350" b="6350"/>
+          <wp:inline distT="0" distB="0" distL="0" distR="0" wp14:anchorId="2E38E0C1" wp14:editId="492EC804">
+            <wp:extent cx="3668134" cy="2749826"/>
+            <wp:effectExtent l="0" t="0" r="8890" b="0"/>
             <wp:docPr id="1120182541" name="Рисунок 1"/>
             <wp:cNvGraphicFramePr>
               <a:graphicFrameLocks xmlns:a="http://schemas.openxmlformats.org/drawingml/2006/main" noChangeAspect="1"/>
@@ -5006,7 +5461,7 @@
                   <pic:spPr>
                     <a:xfrm>
                       <a:off x="0" y="0"/>
-                      <a:ext cx="3502612" cy="2625742"/>
+                      <a:ext cx="3679653" cy="2758461"/>
                     </a:xfrm>
                     <a:prstGeom prst="rect">
                       <a:avLst/>
@@ -5267,7 +5722,7 @@
           <w:numId w:val="12"/>
         </w:numPr>
       </w:pPr>
-      <w:bookmarkStart w:id="7" w:name="_Toc228343034"/>
+      <w:bookmarkStart w:id="7" w:name="_Toc229585141"/>
       <w:r>
         <w:t>Диаграммы деятельности (</w:t>
       </w:r>
@@ -5568,7 +6023,7 @@
           <w:lang w:val="en-US"/>
         </w:rPr>
       </w:pPr>
-      <w:bookmarkStart w:id="8" w:name="_Toc228343035"/>
+      <w:bookmarkStart w:id="8" w:name="_Toc229585142"/>
       <w:r>
         <w:t>Диаграмма последовательности (</w:t>
       </w:r>
@@ -5712,7 +6167,7 @@
       <w:pPr>
         <w:pStyle w:val="1"/>
       </w:pPr>
-      <w:bookmarkStart w:id="9" w:name="_Toc228343036"/>
+      <w:bookmarkStart w:id="9" w:name="_Toc229585143"/>
       <w:r>
         <w:lastRenderedPageBreak/>
         <w:t xml:space="preserve">2 </w:t>
@@ -5736,10 +6191,12 @@
         </w:tabs>
         <w:ind w:left="0" w:firstLine="709"/>
       </w:pPr>
-      <w:bookmarkStart w:id="10" w:name="_Hlk158638100"/>
+      <w:bookmarkStart w:id="10" w:name="_Toc229585144"/>
+      <w:bookmarkStart w:id="11" w:name="_Hlk158638100"/>
       <w:r>
         <w:t>Обоснование выбора инструментов программирования</w:t>
       </w:r>
+      <w:bookmarkEnd w:id="10"/>
     </w:p>
     <w:p>
       <w:pPr>
@@ -5847,8 +6304,13 @@
         </w:tabs>
         <w:ind w:left="0" w:firstLine="709"/>
       </w:pPr>
-      <w:r>
-        <w:t xml:space="preserve">Описание структуры программы </w:t>
+      <w:bookmarkStart w:id="12" w:name="_Toc229585145"/>
+      <w:r>
+        <w:t>Описание структуры программы</w:t>
+      </w:r>
+      <w:bookmarkEnd w:id="12"/>
+      <w:r>
+        <w:t xml:space="preserve"> </w:t>
       </w:r>
     </w:p>
     <w:p>
@@ -5867,14 +6329,12 @@
       <w:r>
         <w:t xml:space="preserve">Файлы программы разделены на заголовочные файлы и файлы реализации файлы. Заголовки содержат интерфейсы используемых классов, а </w:t>
       </w:r>
-      <w:proofErr w:type="spellStart"/>
       <w:r>
         <w:rPr>
           <w:lang w:val="en-US"/>
         </w:rPr>
         <w:t>cpp</w:t>
       </w:r>
-      <w:proofErr w:type="spellEnd"/>
       <w:r>
         <w:t>-</w:t>
       </w:r>
@@ -5929,14 +6389,12 @@
       <w:r>
         <w:t xml:space="preserve">который, в свою очередь, порождает классы </w:t>
       </w:r>
-      <w:proofErr w:type="spellStart"/>
       <w:r>
         <w:rPr>
           <w:lang w:val="en-US"/>
         </w:rPr>
         <w:t>BankOfficer</w:t>
       </w:r>
-      <w:proofErr w:type="spellEnd"/>
       <w:r>
         <w:t xml:space="preserve"> </w:t>
       </w:r>
@@ -5969,42 +6427,36 @@
       <w:r>
         <w:t xml:space="preserve"> (банкомат). Он имитирует работу банковского аппарата, при этом в качестве своих параметров включает объекты других классов, отвечающих за технику: </w:t>
       </w:r>
-      <w:proofErr w:type="spellStart"/>
       <w:r>
         <w:rPr>
           <w:lang w:val="en-US"/>
         </w:rPr>
         <w:t>CardReader</w:t>
       </w:r>
-      <w:proofErr w:type="spellEnd"/>
       <w:r>
         <w:t xml:space="preserve"> (картоприёмник)</w:t>
       </w:r>
       <w:r>
         <w:t xml:space="preserve">, </w:t>
       </w:r>
-      <w:proofErr w:type="spellStart"/>
       <w:r>
         <w:rPr>
           <w:lang w:val="en-US"/>
         </w:rPr>
         <w:t>CashHandler</w:t>
       </w:r>
-      <w:proofErr w:type="spellEnd"/>
       <w:r>
         <w:t xml:space="preserve"> (кассовый аппарат)</w:t>
       </w:r>
       <w:r>
         <w:t xml:space="preserve">, </w:t>
       </w:r>
-      <w:proofErr w:type="spellStart"/>
       <w:r>
         <w:rPr>
           <w:lang w:val="en-US"/>
         </w:rPr>
         <w:t>BillAcceptor</w:t>
       </w:r>
-      <w:proofErr w:type="spellEnd"/>
       <w:r>
         <w:t xml:space="preserve"> (</w:t>
       </w:r>
@@ -6043,14 +6495,12 @@
       <w:r>
         <w:t>.</w:t>
       </w:r>
-      <w:proofErr w:type="spellStart"/>
       <w:r>
         <w:rPr>
           <w:lang w:val="en-US"/>
         </w:rPr>
         <w:t>cpp</w:t>
       </w:r>
-      <w:proofErr w:type="spellEnd"/>
       <w:r>
         <w:t xml:space="preserve">. </w:t>
       </w:r>
@@ -6078,9 +6528,11 @@
         </w:tabs>
         <w:ind w:left="0" w:firstLine="709"/>
       </w:pPr>
+      <w:bookmarkStart w:id="13" w:name="_Toc229585146"/>
       <w:r>
         <w:t>Описание алгоритма функционирования программы</w:t>
       </w:r>
+      <w:bookmarkEnd w:id="13"/>
     </w:p>
     <w:p>
       <w:pPr>
@@ -6193,6 +6645,7 @@
         </w:tabs>
         <w:ind w:left="0" w:firstLine="709"/>
       </w:pPr>
+      <w:bookmarkStart w:id="14" w:name="_Toc229585147"/>
       <w:r>
         <w:t>Тестирование и отладка</w:t>
       </w:r>
@@ -6202,6 +6655,7 @@
       <w:r>
         <w:t>работа клиента)</w:t>
       </w:r>
+      <w:bookmarkEnd w:id="14"/>
     </w:p>
     <w:p/>
     <w:p>
@@ -6496,9 +6950,9 @@
           <w:noProof/>
         </w:rPr>
         <w:drawing>
-          <wp:inline distT="0" distB="0" distL="0" distR="0" wp14:anchorId="19077EA7" wp14:editId="164493A4">
-            <wp:extent cx="3022600" cy="1987463"/>
-            <wp:effectExtent l="0" t="0" r="6350" b="0"/>
+          <wp:inline distT="0" distB="0" distL="0" distR="0" wp14:anchorId="19077EA7" wp14:editId="31D2E122">
+            <wp:extent cx="2829339" cy="1860388"/>
+            <wp:effectExtent l="0" t="0" r="0" b="6985"/>
             <wp:docPr id="943028932" name="Рисунок 1"/>
             <wp:cNvGraphicFramePr>
               <a:graphicFrameLocks xmlns:a="http://schemas.openxmlformats.org/drawingml/2006/main" noChangeAspect="1"/>
@@ -6519,7 +6973,7 @@
                   <pic:spPr>
                     <a:xfrm>
                       <a:off x="0" y="0"/>
-                      <a:ext cx="3036802" cy="1996802"/>
+                      <a:ext cx="2848522" cy="1873001"/>
                     </a:xfrm>
                     <a:prstGeom prst="rect">
                       <a:avLst/>
@@ -6545,9 +6999,6 @@
       <w:pPr>
         <w:ind w:firstLine="0"/>
         <w:jc w:val="center"/>
-        <w:rPr>
-          <w:lang w:val="en-US"/>
-        </w:rPr>
       </w:pPr>
     </w:p>
     <w:p>
@@ -6574,9 +7025,9 @@
           <w:noProof/>
         </w:rPr>
         <w:drawing>
-          <wp:inline distT="0" distB="0" distL="0" distR="0" wp14:anchorId="7D07C9A1" wp14:editId="74607FAF">
-            <wp:extent cx="3450277" cy="2565400"/>
-            <wp:effectExtent l="0" t="0" r="0" b="6350"/>
+          <wp:inline distT="0" distB="0" distL="0" distR="0" wp14:anchorId="7D07C9A1" wp14:editId="352DBBBA">
+            <wp:extent cx="3140351" cy="2334959"/>
+            <wp:effectExtent l="0" t="0" r="3175" b="8255"/>
             <wp:docPr id="658744147" name="Рисунок 1"/>
             <wp:cNvGraphicFramePr>
               <a:graphicFrameLocks xmlns:a="http://schemas.openxmlformats.org/drawingml/2006/main" noChangeAspect="1"/>
@@ -6597,7 +7048,7 @@
                   <pic:spPr>
                     <a:xfrm>
                       <a:off x="0" y="0"/>
-                      <a:ext cx="3461930" cy="2574064"/>
+                      <a:ext cx="3160239" cy="2349746"/>
                     </a:xfrm>
                     <a:prstGeom prst="rect">
                       <a:avLst/>
@@ -6703,8 +7154,13 @@
         <w:ind w:left="0" w:firstLine="709"/>
       </w:pPr>
       <w:r>
-        <w:t xml:space="preserve"> Тестирование и отладка (работа инкассатора)</w:t>
-      </w:r>
+        <w:t xml:space="preserve"> </w:t>
+      </w:r>
+      <w:bookmarkStart w:id="15" w:name="_Toc229585148"/>
+      <w:r>
+        <w:t>Тестирование и отладка (работа инкассатора)</w:t>
+      </w:r>
+      <w:bookmarkEnd w:id="15"/>
     </w:p>
     <w:p/>
     <w:p>
@@ -7022,13 +7478,7 @@
         <w:t>Рисунок 2.5.4 – Разгрузка кассового аппарата</w:t>
       </w:r>
     </w:p>
-    <w:p>
-      <w:pPr>
-        <w:rPr>
-          <w:lang w:val="en-US"/>
-        </w:rPr>
-      </w:pPr>
-    </w:p>
+    <w:p/>
     <w:p>
       <w:r>
         <w:t>Текущая форма работы с наличными, а именно ввод их итоговой суммы и разложение на купюры от большего номинала к меньшему, не очень правильно с точки зрения симуляции, однако позволяет на текущем этапе отобразить ход банковских операций.</w:t>
@@ -7037,7 +7487,7 @@
     <w:p/>
     <w:p/>
     <w:p/>
-    <w:bookmarkEnd w:id="10"/>
+    <w:bookmarkEnd w:id="11"/>
     <w:p>
       <w:pPr>
         <w:spacing w:after="160" w:line="259" w:lineRule="auto"/>
@@ -7051,7 +7501,7 @@
       <w:pPr>
         <w:pStyle w:val="1"/>
       </w:pPr>
-      <w:bookmarkStart w:id="11" w:name="_Toc228343037"/>
+      <w:bookmarkStart w:id="16" w:name="_Toc229585149"/>
       <w:r>
         <w:lastRenderedPageBreak/>
         <w:t>З</w:t>
@@ -7059,7 +7509,7 @@
       <w:r>
         <w:t>АКЛЮЧЕНИЕ</w:t>
       </w:r>
-      <w:bookmarkEnd w:id="11"/>
+      <w:bookmarkEnd w:id="16"/>
     </w:p>
     <w:p/>
     <w:p/>
@@ -7159,7 +7609,7 @@
       <w:pPr>
         <w:pStyle w:val="1"/>
       </w:pPr>
-      <w:bookmarkStart w:id="12" w:name="_Toc228343038"/>
+      <w:bookmarkStart w:id="17" w:name="_Toc229585150"/>
       <w:r>
         <w:rPr>
           <w:caps w:val="0"/>
@@ -7167,7 +7617,7 @@
         <w:lastRenderedPageBreak/>
         <w:t>СПИСОК ИСПОЛЬЗОВАННЫХ ИСТОЧНИКОВ</w:t>
       </w:r>
-      <w:bookmarkEnd w:id="12"/>
+      <w:bookmarkEnd w:id="17"/>
     </w:p>
     <w:p/>
     <w:p/>
@@ -7183,12 +7633,61 @@
         </w:tabs>
         <w:ind w:left="0" w:firstLine="709"/>
       </w:pPr>
-    </w:p>
-    <w:p>
-      <w:pPr>
+      <w:r>
+        <w:t>Методические указания к лабораторным занятиям по дисциплине</w:t>
+      </w:r>
+      <w:r>
+        <w:t xml:space="preserve"> </w:t>
+      </w:r>
+      <w:r>
+        <w:t>"Технологии создания программных продуктов". Часть 1 / Сост. Строганов</w:t>
+      </w:r>
+      <w:r>
+        <w:t xml:space="preserve"> </w:t>
+      </w:r>
+      <w:r>
+        <w:t>В.А., Дрозин А.Ю. — Севастополь: Изд-во СевГУ, 2015</w:t>
+      </w:r>
+      <w:r>
+        <w:t xml:space="preserve"> </w:t>
+      </w:r>
+      <w:r>
+        <w:t>— 48 с.</w:t>
+      </w:r>
+    </w:p>
+    <w:p>
+      <w:pPr>
+        <w:pStyle w:val="a7"/>
+        <w:numPr>
+          <w:ilvl w:val="0"/>
+          <w:numId w:val="1"/>
+        </w:numPr>
         <w:tabs>
           <w:tab w:val="left" w:pos="1134"/>
         </w:tabs>
+        <w:ind w:left="0" w:firstLine="709"/>
+      </w:pPr>
+      <w:r>
+        <w:t>UML‑диаграммы классов: сущности, связи, интерфейсы // Prog-Cpp.ru. URL: https://prog-cpp.ru/uml-classes</w:t>
+      </w:r>
+      <w:r>
+        <w:t xml:space="preserve"> </w:t>
+      </w:r>
+      <w:r>
+        <w:t>[</w:t>
+      </w:r>
+      <w:r>
+        <w:t>Электронный ресурс</w:t>
+      </w:r>
+      <w:r>
+        <w:t>]</w:t>
+      </w:r>
+    </w:p>
+    <w:p>
+      <w:pPr>
+        <w:tabs>
+          <w:tab w:val="left" w:pos="1134"/>
+        </w:tabs>
       </w:pPr>
       <w:r>
         <w:br w:type="page"/>
@@ -7197,16 +7696,13 @@
     <w:p>
       <w:pPr>
         <w:pStyle w:val="1"/>
-        <w:rPr>
-          <w:lang w:val="en-US"/>
-        </w:rPr>
-      </w:pPr>
-      <w:bookmarkStart w:id="13" w:name="_Toc228343039"/>
+      </w:pPr>
+      <w:bookmarkStart w:id="18" w:name="_Toc229585151"/>
       <w:r>
         <w:lastRenderedPageBreak/>
         <w:t>ПРИЛОЖЕНИЕ А</w:t>
       </w:r>
-      <w:bookmarkEnd w:id="13"/>
+      <w:bookmarkEnd w:id="18"/>
     </w:p>
     <w:p>
       <w:pPr>
@@ -7218,10 +7714,18 @@
     </w:p>
     <w:p>
       <w:pPr>
+        <w:ind w:firstLine="0"/>
         <w:rPr>
           <w:lang w:val="en-US"/>
         </w:rPr>
       </w:pPr>
+    </w:p>
+    <w:p>
+      <w:pPr>
+        <w:rPr>
+          <w:lang w:val="en-US"/>
+        </w:rPr>
+      </w:pPr>
       <w:r>
         <w:t>Листинг</w:t>
       </w:r>
@@ -7279,82 +7783,1210 @@
     </w:p>
     <w:p>
       <w:pPr>
-        <w:rPr>
-          <w:lang w:val="en-US"/>
-        </w:rPr>
-      </w:pPr>
-    </w:p>
-    <w:p>
-      <w:pPr>
-        <w:rPr>
-          <w:lang w:val="en-US"/>
-        </w:rPr>
-      </w:pPr>
-      <w:r>
-        <w:t>Листинг</w:t>
-      </w:r>
-      <w:r>
-        <w:rPr>
-          <w:lang w:val="en-US"/>
-        </w:rPr>
+        <w:pStyle w:val="ac"/>
+      </w:pPr>
+      <w:r>
+        <w:t>#include "BankCard.h"</w:t>
+      </w:r>
+    </w:p>
+    <w:p>
+      <w:pPr>
+        <w:pStyle w:val="ac"/>
+      </w:pPr>
+      <w:r>
+        <w:t>#include "Client.h"</w:t>
+      </w:r>
+    </w:p>
+    <w:p>
+      <w:pPr>
+        <w:pStyle w:val="ac"/>
+      </w:pPr>
+      <w:r>
+        <w:t>#include "Collector.h"</w:t>
+      </w:r>
+    </w:p>
+    <w:p>
+      <w:pPr>
+        <w:pStyle w:val="ac"/>
+      </w:pPr>
+      <w:r>
+        <w:t>#include "BankOfficer.h"</w:t>
+      </w:r>
+    </w:p>
+    <w:p>
+      <w:pPr>
+        <w:pStyle w:val="ac"/>
+      </w:pPr>
+      <w:r>
+        <w:t>#include "ATM.h"</w:t>
+      </w:r>
+    </w:p>
+    <w:p>
+      <w:pPr>
+        <w:pStyle w:val="ac"/>
+      </w:pPr>
+    </w:p>
+    <w:p>
+      <w:pPr>
+        <w:pStyle w:val="ac"/>
+      </w:pPr>
+      <w:r>
+        <w:t>#include &lt;iostream&gt;</w:t>
+      </w:r>
+    </w:p>
+    <w:p>
+      <w:pPr>
+        <w:pStyle w:val="ac"/>
+      </w:pPr>
+      <w:r>
+        <w:t>#include &lt;vector&gt;</w:t>
+      </w:r>
+    </w:p>
+    <w:p>
+      <w:pPr>
+        <w:pStyle w:val="ac"/>
+      </w:pPr>
+    </w:p>
+    <w:p>
+      <w:pPr>
+        <w:pStyle w:val="ac"/>
+      </w:pPr>
+      <w:r>
+        <w:t>using namespace std;</w:t>
+      </w:r>
+    </w:p>
+    <w:p>
+      <w:pPr>
+        <w:pStyle w:val="ac"/>
+      </w:pPr>
+    </w:p>
+    <w:p>
+      <w:pPr>
+        <w:pStyle w:val="ac"/>
+        <w:rPr>
+          <w:lang w:val="ru-RU"/>
+        </w:rPr>
+      </w:pPr>
+      <w:r>
+        <w:rPr>
+          <w:lang w:val="ru-RU"/>
+        </w:rPr>
+        <w:t>// ============================ ЗАПОЛНЕНИЕ ДАННЫХ ============================</w:t>
+      </w:r>
+    </w:p>
+    <w:p>
+      <w:pPr>
+        <w:pStyle w:val="ac"/>
+        <w:rPr>
+          <w:lang w:val="ru-RU"/>
+        </w:rPr>
+      </w:pPr>
+    </w:p>
+    <w:p>
+      <w:pPr>
+        <w:pStyle w:val="ac"/>
+        <w:rPr>
+          <w:lang w:val="ru-RU"/>
+        </w:rPr>
+      </w:pPr>
+      <w:r>
+        <w:rPr>
+          <w:lang w:val="ru-RU"/>
+        </w:rPr>
+        <w:t>// Задание пользователей</w:t>
+      </w:r>
+    </w:p>
+    <w:p>
+      <w:pPr>
+        <w:pStyle w:val="ac"/>
+        <w:rPr>
+          <w:lang w:val="ru-RU"/>
+        </w:rPr>
+      </w:pPr>
+      <w:r>
+        <w:rPr>
+          <w:lang w:val="ru-RU"/>
+        </w:rPr>
+        <w:t>static vector&lt;Person*&gt; createUsers() {</w:t>
+      </w:r>
+    </w:p>
+    <w:p>
+      <w:pPr>
+        <w:pStyle w:val="ac"/>
+      </w:pPr>
+      <w:r>
+        <w:rPr>
+          <w:lang w:val="ru-RU"/>
+        </w:rPr>
+        <w:t xml:space="preserve">    </w:t>
+      </w:r>
+      <w:r>
+        <w:t>Client* client = new Client("Ivan Maheev");</w:t>
+      </w:r>
+    </w:p>
+    <w:p>
+      <w:pPr>
+        <w:pStyle w:val="ac"/>
+      </w:pPr>
+    </w:p>
+    <w:p>
+      <w:pPr>
+        <w:pStyle w:val="ac"/>
+      </w:pPr>
+      <w:r>
+        <w:t xml:space="preserve">    client-&gt;addCard(new BankCard("1234567891011121", "NovaBank", client, 1234));</w:t>
+      </w:r>
+    </w:p>
+    <w:p>
+      <w:pPr>
+        <w:pStyle w:val="ac"/>
+      </w:pPr>
+      <w:r>
+        <w:t xml:space="preserve">    client-&gt;addCard(new BankCard("1122334455667788", "BangBank", client, 0000));</w:t>
+      </w:r>
+    </w:p>
+    <w:p>
+      <w:pPr>
+        <w:pStyle w:val="ac"/>
+      </w:pPr>
+      <w:r>
+        <w:t xml:space="preserve">    client-&gt;addCard(new BankCard("9999000099990000", "Platinum", client, 1111));</w:t>
+      </w:r>
+    </w:p>
+    <w:p>
+      <w:pPr>
+        <w:pStyle w:val="ac"/>
+      </w:pPr>
+    </w:p>
+    <w:p>
+      <w:pPr>
+        <w:pStyle w:val="ac"/>
+      </w:pPr>
+      <w:r>
+        <w:t xml:space="preserve">    Collector* collector = new Collector("Mihail Ladogin", 1);</w:t>
+      </w:r>
+    </w:p>
+    <w:p>
+      <w:pPr>
+        <w:pStyle w:val="ac"/>
+      </w:pPr>
+      <w:r>
+        <w:t xml:space="preserve">    BankOfficer* officer = new BankOfficer("Nina Baranova", 33);</w:t>
+      </w:r>
+    </w:p>
+    <w:p>
+      <w:pPr>
+        <w:pStyle w:val="ac"/>
+      </w:pPr>
+    </w:p>
+    <w:p>
+      <w:pPr>
+        <w:pStyle w:val="ac"/>
+      </w:pPr>
+      <w:r>
+        <w:t xml:space="preserve">    Client* client2 = new Client("Eduard Afrikanov");</w:t>
+      </w:r>
+    </w:p>
+    <w:p>
+      <w:pPr>
+        <w:pStyle w:val="ac"/>
+      </w:pPr>
+      <w:r>
+        <w:t xml:space="preserve">    client2-&gt;addCard(new BankCard("1010101010101010", "NovaBank", client2, 4321));</w:t>
+      </w:r>
+    </w:p>
+    <w:p>
+      <w:pPr>
+        <w:pStyle w:val="ac"/>
+      </w:pPr>
+      <w:r>
+        <w:t xml:space="preserve">    client2-&gt;getCards()[0]-&gt;deposit(900000);</w:t>
+      </w:r>
+    </w:p>
+    <w:p>
+      <w:pPr>
+        <w:pStyle w:val="ac"/>
+      </w:pPr>
+    </w:p>
+    <w:p>
+      <w:pPr>
+        <w:pStyle w:val="ac"/>
+      </w:pPr>
+      <w:r>
+        <w:t xml:space="preserve">    return vector&lt;Person*&gt;{ client, collector, officer, client2 };</w:t>
+      </w:r>
+    </w:p>
+    <w:p>
+      <w:pPr>
+        <w:pStyle w:val="ac"/>
+      </w:pPr>
+      <w:r>
+        <w:t>}</w:t>
+      </w:r>
+    </w:p>
+    <w:p>
+      <w:pPr>
+        <w:pStyle w:val="ac"/>
+      </w:pPr>
+    </w:p>
+    <w:p>
+      <w:pPr>
+        <w:pStyle w:val="ac"/>
+      </w:pPr>
+    </w:p>
+    <w:p>
+      <w:pPr>
+        <w:pStyle w:val="ac"/>
+      </w:pPr>
+    </w:p>
+    <w:p>
+      <w:pPr>
+        <w:pStyle w:val="ac"/>
+      </w:pPr>
+      <w:r>
+        <w:t xml:space="preserve">// ========================== </w:t>
+      </w:r>
+      <w:r>
+        <w:rPr>
+          <w:lang w:val="ru-RU"/>
+        </w:rPr>
+        <w:t>ВЫБОР</w:t>
+      </w:r>
+      <w:r>
         <w:t xml:space="preserve"> </w:t>
       </w:r>
       <w:r>
-        <w:t>А</w:t>
-      </w:r>
-      <w:r>
-        <w:rPr>
-          <w:lang w:val="en-US"/>
-        </w:rPr>
-        <w:t>.</w:t>
-      </w:r>
-      <w:r>
-        <w:rPr>
-          <w:lang w:val="en-US"/>
-        </w:rPr>
-        <w:t>2</w:t>
-      </w:r>
-      <w:r>
-        <w:rPr>
-          <w:lang w:val="en-US"/>
-        </w:rPr>
-        <w:t xml:space="preserve"> – </w:t>
-      </w:r>
-      <w:r>
-        <w:t>Код</w:t>
-      </w:r>
-      <w:r>
-        <w:rPr>
-          <w:lang w:val="en-US"/>
-        </w:rPr>
+        <w:rPr>
+          <w:lang w:val="ru-RU"/>
+        </w:rPr>
+        <w:t>ДАННЫХ</w:t>
+      </w:r>
+      <w:r>
+        <w:t>/</w:t>
+      </w:r>
+      <w:r>
+        <w:rPr>
+          <w:lang w:val="ru-RU"/>
+        </w:rPr>
+        <w:t>ОПЕРАЦИЙ</w:t>
+      </w:r>
+      <w:r>
+        <w:t xml:space="preserve"> ==========================</w:t>
+      </w:r>
+    </w:p>
+    <w:p>
+      <w:pPr>
+        <w:pStyle w:val="ac"/>
+      </w:pPr>
+    </w:p>
+    <w:p>
+      <w:pPr>
+        <w:pStyle w:val="ac"/>
+      </w:pPr>
+      <w:r>
+        <w:t xml:space="preserve">// </w:t>
+      </w:r>
+      <w:r>
+        <w:rPr>
+          <w:lang w:val="ru-RU"/>
+        </w:rPr>
+        <w:t>Выбор</w:t>
+      </w:r>
+      <w:r>
         <w:t xml:space="preserve"> </w:t>
       </w:r>
       <w:r>
-        <w:t>файла</w:t>
-      </w:r>
-      <w:r>
-        <w:rPr>
-          <w:lang w:val="en-US"/>
-        </w:rPr>
+        <w:rPr>
+          <w:lang w:val="ru-RU"/>
+        </w:rPr>
+        <w:t>пользователя</w:t>
+      </w:r>
+    </w:p>
+    <w:p>
+      <w:pPr>
+        <w:pStyle w:val="ac"/>
+      </w:pPr>
+      <w:r>
+        <w:t>static Person* chooseUser(const vector&lt;Person*&gt;&amp; users) {</w:t>
+      </w:r>
+    </w:p>
+    <w:p>
+      <w:pPr>
+        <w:pStyle w:val="ac"/>
+      </w:pPr>
+      <w:r>
+        <w:t xml:space="preserve">    vector&lt;string&gt; userList;</w:t>
+      </w:r>
+    </w:p>
+    <w:p>
+      <w:pPr>
+        <w:pStyle w:val="ac"/>
+      </w:pPr>
+      <w:r>
+        <w:t xml:space="preserve">    </w:t>
+      </w:r>
+    </w:p>
+    <w:p>
+      <w:pPr>
+        <w:pStyle w:val="ac"/>
+      </w:pPr>
+      <w:r>
+        <w:t xml:space="preserve">    for (auto* user : users) {</w:t>
+      </w:r>
+    </w:p>
+    <w:p>
+      <w:pPr>
+        <w:pStyle w:val="ac"/>
+      </w:pPr>
+      <w:r>
+        <w:t xml:space="preserve">        userList.push_back(user-&gt;getName() + " (" + user-&gt;getRole() + ")");</w:t>
+      </w:r>
+    </w:p>
+    <w:p>
+      <w:pPr>
+        <w:pStyle w:val="ac"/>
+      </w:pPr>
+      <w:r>
+        <w:t xml:space="preserve">    }</w:t>
+      </w:r>
+    </w:p>
+    <w:p>
+      <w:pPr>
+        <w:pStyle w:val="ac"/>
+      </w:pPr>
+    </w:p>
+    <w:p>
+      <w:pPr>
+        <w:pStyle w:val="ac"/>
+      </w:pPr>
+      <w:r>
+        <w:t xml:space="preserve">    int userIndex = ATM_UI::showChoiseMenu(</w:t>
+      </w:r>
+    </w:p>
+    <w:p>
+      <w:pPr>
+        <w:pStyle w:val="ac"/>
+      </w:pPr>
+      <w:r>
+        <w:t xml:space="preserve">        userList, "Users list", "Choose user", false</w:t>
+      </w:r>
+    </w:p>
+    <w:p>
+      <w:pPr>
+        <w:pStyle w:val="ac"/>
+      </w:pPr>
+      <w:r>
+        <w:t xml:space="preserve">    );</w:t>
+      </w:r>
+    </w:p>
+    <w:p>
+      <w:pPr>
+        <w:pStyle w:val="ac"/>
+      </w:pPr>
+    </w:p>
+    <w:p>
+      <w:pPr>
+        <w:pStyle w:val="ac"/>
+      </w:pPr>
+      <w:r>
+        <w:lastRenderedPageBreak/>
+        <w:t xml:space="preserve">    if (userIndex == 0) return nullptr;</w:t>
+      </w:r>
+    </w:p>
+    <w:p>
+      <w:pPr>
+        <w:pStyle w:val="ac"/>
+      </w:pPr>
+      <w:r>
+        <w:t xml:space="preserve">    return users[userIndex - 1];</w:t>
+      </w:r>
+    </w:p>
+    <w:p>
+      <w:pPr>
+        <w:pStyle w:val="ac"/>
+      </w:pPr>
+      <w:r>
+        <w:t>}</w:t>
+      </w:r>
+    </w:p>
+    <w:p>
+      <w:pPr>
+        <w:pStyle w:val="ac"/>
+      </w:pPr>
+    </w:p>
+    <w:p>
+      <w:pPr>
+        <w:pStyle w:val="ac"/>
+      </w:pPr>
+      <w:r>
+        <w:t xml:space="preserve">// </w:t>
+      </w:r>
+      <w:r>
+        <w:rPr>
+          <w:lang w:val="ru-RU"/>
+        </w:rPr>
+        <w:t>Выбор</w:t>
+      </w:r>
+      <w:r>
         <w:t xml:space="preserve"> </w:t>
       </w:r>
       <w:r>
         <w:rPr>
-          <w:lang w:val="en-US"/>
-        </w:rPr>
-        <w:t>main</w:t>
-      </w:r>
-      <w:r>
-        <w:rPr>
-          <w:lang w:val="en-US"/>
-        </w:rPr>
-        <w:t>.</w:t>
-      </w:r>
-      <w:r>
-        <w:rPr>
-          <w:lang w:val="en-US"/>
-        </w:rPr>
-        <w:t>cpp</w:t>
+          <w:lang w:val="ru-RU"/>
+        </w:rPr>
+        <w:t>карты</w:t>
+      </w:r>
+    </w:p>
+    <w:p>
+      <w:pPr>
+        <w:pStyle w:val="ac"/>
+      </w:pPr>
+      <w:r>
+        <w:t>static BankCard* chooseBankCard(Client* user) {</w:t>
+      </w:r>
+    </w:p>
+    <w:p>
+      <w:pPr>
+        <w:pStyle w:val="ac"/>
+      </w:pPr>
+      <w:r>
+        <w:t xml:space="preserve">    int cardsAmount = int(user-&gt;getCards().size()); // </w:t>
+      </w:r>
+      <w:r>
+        <w:rPr>
+          <w:lang w:val="ru-RU"/>
+        </w:rPr>
+        <w:t>количество</w:t>
+      </w:r>
+      <w:r>
+        <w:t xml:space="preserve"> </w:t>
+      </w:r>
+      <w:r>
+        <w:rPr>
+          <w:lang w:val="ru-RU"/>
+        </w:rPr>
+        <w:t>карт</w:t>
+      </w:r>
+      <w:r>
+        <w:t xml:space="preserve"> </w:t>
+      </w:r>
+      <w:r>
+        <w:rPr>
+          <w:lang w:val="ru-RU"/>
+        </w:rPr>
+        <w:t>у</w:t>
+      </w:r>
+      <w:r>
+        <w:t xml:space="preserve"> </w:t>
+      </w:r>
+      <w:r>
+        <w:rPr>
+          <w:lang w:val="ru-RU"/>
+        </w:rPr>
+        <w:t>клиента</w:t>
+      </w:r>
+    </w:p>
+    <w:p>
+      <w:pPr>
+        <w:pStyle w:val="ac"/>
+      </w:pPr>
+      <w:r>
+        <w:t xml:space="preserve">    if (cardsAmount == 0) return nullptr;</w:t>
+      </w:r>
+    </w:p>
+    <w:p>
+      <w:pPr>
+        <w:pStyle w:val="ac"/>
+      </w:pPr>
+    </w:p>
+    <w:p>
+      <w:pPr>
+        <w:pStyle w:val="ac"/>
+      </w:pPr>
+      <w:r>
+        <w:t xml:space="preserve">    vector&lt;string&gt; cardsList;</w:t>
+      </w:r>
+    </w:p>
+    <w:p>
+      <w:pPr>
+        <w:pStyle w:val="ac"/>
+      </w:pPr>
+    </w:p>
+    <w:p>
+      <w:pPr>
+        <w:pStyle w:val="ac"/>
+      </w:pPr>
+      <w:r>
+        <w:t xml:space="preserve">    for (auto* card : user-&gt;getCards()) {</w:t>
+      </w:r>
+    </w:p>
+    <w:p>
+      <w:pPr>
+        <w:pStyle w:val="ac"/>
+      </w:pPr>
+      <w:r>
+        <w:t xml:space="preserve">        cardsList.push_back(card-&gt;getBank());</w:t>
+      </w:r>
+    </w:p>
+    <w:p>
+      <w:pPr>
+        <w:pStyle w:val="ac"/>
+      </w:pPr>
+      <w:r>
+        <w:t xml:space="preserve">    }</w:t>
+      </w:r>
+    </w:p>
+    <w:p>
+      <w:pPr>
+        <w:pStyle w:val="ac"/>
+      </w:pPr>
+    </w:p>
+    <w:p>
+      <w:pPr>
+        <w:pStyle w:val="ac"/>
+      </w:pPr>
+      <w:r>
+        <w:t xml:space="preserve">    int cardIndex = ATM_UI::showChoiseMenu(</w:t>
+      </w:r>
+    </w:p>
+    <w:p>
+      <w:pPr>
+        <w:pStyle w:val="ac"/>
+      </w:pPr>
+      <w:r>
+        <w:t xml:space="preserve">        cardsList, </w:t>
+      </w:r>
+    </w:p>
+    <w:p>
+      <w:pPr>
+        <w:pStyle w:val="ac"/>
+      </w:pPr>
+      <w:r>
+        <w:t xml:space="preserve">        "Cards of " + user-&gt;getName(), </w:t>
+      </w:r>
+    </w:p>
+    <w:p>
+      <w:pPr>
+        <w:pStyle w:val="ac"/>
+      </w:pPr>
+      <w:r>
+        <w:t xml:space="preserve">        "Choose card for operations",</w:t>
+      </w:r>
+    </w:p>
+    <w:p>
+      <w:pPr>
+        <w:pStyle w:val="ac"/>
+      </w:pPr>
+      <w:r>
+        <w:t xml:space="preserve">        false</w:t>
+      </w:r>
+    </w:p>
+    <w:p>
+      <w:pPr>
+        <w:pStyle w:val="ac"/>
+      </w:pPr>
+      <w:r>
+        <w:t xml:space="preserve">    );</w:t>
+      </w:r>
+    </w:p>
+    <w:p>
+      <w:pPr>
+        <w:pStyle w:val="ac"/>
+      </w:pPr>
+    </w:p>
+    <w:p>
+      <w:pPr>
+        <w:pStyle w:val="ac"/>
+      </w:pPr>
+      <w:r>
+        <w:t xml:space="preserve">    if (cardIndex == 0) return nullptr;</w:t>
+      </w:r>
+    </w:p>
+    <w:p>
+      <w:pPr>
+        <w:pStyle w:val="ac"/>
+      </w:pPr>
+      <w:r>
+        <w:t xml:space="preserve">    return user-&gt;getCards()[cardIndex - 1];</w:t>
+      </w:r>
+    </w:p>
+    <w:p>
+      <w:pPr>
+        <w:pStyle w:val="ac"/>
+      </w:pPr>
+      <w:r>
+        <w:t>}</w:t>
+      </w:r>
+    </w:p>
+    <w:p>
+      <w:pPr>
+        <w:pStyle w:val="ac"/>
+      </w:pPr>
+    </w:p>
+    <w:p>
+      <w:pPr>
+        <w:pStyle w:val="ac"/>
+      </w:pPr>
+    </w:p>
+    <w:p>
+      <w:pPr>
+        <w:pStyle w:val="ac"/>
+      </w:pPr>
+    </w:p>
+    <w:p>
+      <w:pPr>
+        <w:pStyle w:val="ac"/>
+      </w:pPr>
+      <w:r>
+        <w:t xml:space="preserve">// =========================== </w:t>
+      </w:r>
+      <w:r>
+        <w:rPr>
+          <w:lang w:val="ru-RU"/>
+        </w:rPr>
+        <w:t>ВЫПОЛНЕНИЕ</w:t>
+      </w:r>
+      <w:r>
+        <w:t xml:space="preserve"> </w:t>
+      </w:r>
+      <w:r>
+        <w:rPr>
+          <w:lang w:val="ru-RU"/>
+        </w:rPr>
+        <w:t>ПРОГРАММЫ</w:t>
+      </w:r>
+      <w:r>
+        <w:t xml:space="preserve"> ===========================</w:t>
+      </w:r>
+    </w:p>
+    <w:p>
+      <w:pPr>
+        <w:pStyle w:val="ac"/>
+      </w:pPr>
+      <w:r>
+        <w:t>int main()</w:t>
+      </w:r>
+    </w:p>
+    <w:p>
+      <w:pPr>
+        <w:pStyle w:val="ac"/>
+      </w:pPr>
+      <w:r>
+        <w:t>{</w:t>
+      </w:r>
+    </w:p>
+    <w:p>
+      <w:pPr>
+        <w:pStyle w:val="ac"/>
+      </w:pPr>
+      <w:r>
+        <w:t xml:space="preserve">    vector&lt;Person*&gt; users = createUsers();</w:t>
+      </w:r>
+    </w:p>
+    <w:p>
+      <w:pPr>
+        <w:pStyle w:val="ac"/>
+      </w:pPr>
+      <w:r>
+        <w:t xml:space="preserve">    ATM* atm = new ATM("NovaBank");</w:t>
+      </w:r>
+    </w:p>
+    <w:p>
+      <w:pPr>
+        <w:pStyle w:val="ac"/>
+      </w:pPr>
+      <w:r>
+        <w:t xml:space="preserve">    </w:t>
+      </w:r>
+    </w:p>
+    <w:p>
+      <w:pPr>
+        <w:pStyle w:val="ac"/>
+      </w:pPr>
+      <w:r>
+        <w:t xml:space="preserve">    while (true) {</w:t>
+      </w:r>
+    </w:p>
+    <w:p>
+      <w:pPr>
+        <w:pStyle w:val="ac"/>
+      </w:pPr>
+      <w:r>
+        <w:t xml:space="preserve">        system("cls");</w:t>
+      </w:r>
+    </w:p>
+    <w:p>
+      <w:pPr>
+        <w:pStyle w:val="ac"/>
+      </w:pPr>
+      <w:r>
+        <w:t xml:space="preserve">        cout &lt;&lt; "___Hello World!___" &lt;&lt; endl;</w:t>
+      </w:r>
+    </w:p>
+    <w:p>
+      <w:pPr>
+        <w:pStyle w:val="ac"/>
+      </w:pPr>
+    </w:p>
+    <w:p>
+      <w:pPr>
+        <w:pStyle w:val="ac"/>
+      </w:pPr>
+      <w:r>
+        <w:t xml:space="preserve">        // </w:t>
+      </w:r>
+      <w:r>
+        <w:rPr>
+          <w:lang w:val="ru-RU"/>
+        </w:rPr>
+        <w:t>выбрать</w:t>
+      </w:r>
+      <w:r>
+        <w:t xml:space="preserve"> </w:t>
+      </w:r>
+      <w:r>
+        <w:rPr>
+          <w:lang w:val="ru-RU"/>
+        </w:rPr>
+        <w:t>пользователя</w:t>
+      </w:r>
+    </w:p>
+    <w:p>
+      <w:pPr>
+        <w:pStyle w:val="ac"/>
+      </w:pPr>
+      <w:r>
+        <w:t xml:space="preserve">        Person* user = chooseUser(users);</w:t>
+      </w:r>
+    </w:p>
+    <w:p>
+      <w:pPr>
+        <w:pStyle w:val="ac"/>
+      </w:pPr>
+    </w:p>
+    <w:p>
+      <w:pPr>
+        <w:pStyle w:val="ac"/>
+        <w:rPr>
+          <w:lang w:val="ru-RU"/>
+        </w:rPr>
+      </w:pPr>
+      <w:r>
+        <w:t xml:space="preserve">        </w:t>
+      </w:r>
+      <w:r>
+        <w:rPr>
+          <w:lang w:val="ru-RU"/>
+        </w:rPr>
+        <w:t>// если пользователь не выбран - конец программы</w:t>
+      </w:r>
+    </w:p>
+    <w:p>
+      <w:pPr>
+        <w:pStyle w:val="ac"/>
+      </w:pPr>
+      <w:r>
+        <w:rPr>
+          <w:lang w:val="ru-RU"/>
+        </w:rPr>
+        <w:t xml:space="preserve">        </w:t>
+      </w:r>
+      <w:r>
+        <w:t>if (!user) {</w:t>
+      </w:r>
+    </w:p>
+    <w:p>
+      <w:pPr>
+        <w:pStyle w:val="ac"/>
+      </w:pPr>
+      <w:r>
+        <w:t xml:space="preserve">            cout &lt;&lt; "\n___Goodbye World!___\n";</w:t>
+      </w:r>
+    </w:p>
+    <w:p>
+      <w:pPr>
+        <w:pStyle w:val="ac"/>
+      </w:pPr>
+      <w:r>
+        <w:t xml:space="preserve">            break;</w:t>
+      </w:r>
+    </w:p>
+    <w:p>
+      <w:pPr>
+        <w:pStyle w:val="ac"/>
+      </w:pPr>
+      <w:r>
+        <w:t xml:space="preserve">        }</w:t>
+      </w:r>
+    </w:p>
+    <w:p>
+      <w:pPr>
+        <w:pStyle w:val="ac"/>
+      </w:pPr>
+    </w:p>
+    <w:p>
+      <w:pPr>
+        <w:pStyle w:val="ac"/>
+      </w:pPr>
+      <w:r>
+        <w:t xml:space="preserve">        string role = user-&gt;getRole();</w:t>
+      </w:r>
+    </w:p>
+    <w:p>
+      <w:pPr>
+        <w:pStyle w:val="ac"/>
+      </w:pPr>
+      <w:r>
+        <w:t xml:space="preserve">        </w:t>
+      </w:r>
+    </w:p>
+    <w:p>
+      <w:pPr>
+        <w:pStyle w:val="ac"/>
+      </w:pPr>
+      <w:r>
+        <w:t xml:space="preserve">        // ============== </w:t>
+      </w:r>
+      <w:r>
+        <w:rPr>
+          <w:lang w:val="ru-RU"/>
+        </w:rPr>
+        <w:t>КЛИЕНТ</w:t>
+      </w:r>
+      <w:r>
+        <w:t xml:space="preserve"> ==============</w:t>
+      </w:r>
+    </w:p>
+    <w:p>
+      <w:pPr>
+        <w:pStyle w:val="ac"/>
+      </w:pPr>
+      <w:r>
+        <w:t xml:space="preserve">        if (role == "client") {</w:t>
+      </w:r>
+    </w:p>
+    <w:p>
+      <w:pPr>
+        <w:pStyle w:val="ac"/>
+      </w:pPr>
+      <w:r>
+        <w:t xml:space="preserve">            Client* client = dynamic_cast&lt;Client*&gt;(user);</w:t>
+      </w:r>
+    </w:p>
+    <w:p>
+      <w:pPr>
+        <w:pStyle w:val="ac"/>
+      </w:pPr>
+    </w:p>
+    <w:p>
+      <w:pPr>
+        <w:pStyle w:val="ac"/>
+      </w:pPr>
+      <w:r>
+        <w:t xml:space="preserve">            BankCard* card = chooseBankCard(client);</w:t>
+      </w:r>
+    </w:p>
+    <w:p>
+      <w:pPr>
+        <w:pStyle w:val="ac"/>
+      </w:pPr>
+      <w:r>
+        <w:t xml:space="preserve">            if (!card) continue;</w:t>
+      </w:r>
+    </w:p>
+    <w:p>
+      <w:pPr>
+        <w:pStyle w:val="ac"/>
+      </w:pPr>
+    </w:p>
+    <w:p>
+      <w:pPr>
+        <w:pStyle w:val="ac"/>
+        <w:rPr>
+          <w:lang w:val="ru-RU"/>
+        </w:rPr>
+      </w:pPr>
+      <w:r>
+        <w:t xml:space="preserve">            </w:t>
+      </w:r>
+      <w:r>
+        <w:rPr>
+          <w:lang w:val="ru-RU"/>
+        </w:rPr>
+        <w:t>// cеанс обслуживание клиента на банкомате</w:t>
+      </w:r>
+    </w:p>
+    <w:p>
+      <w:pPr>
+        <w:pStyle w:val="ac"/>
+        <w:rPr>
+          <w:lang w:val="ru-RU"/>
+        </w:rPr>
+      </w:pPr>
+      <w:r>
+        <w:rPr>
+          <w:lang w:val="ru-RU"/>
+        </w:rPr>
+        <w:t xml:space="preserve">            atm-&gt;startSession(client, card);</w:t>
+      </w:r>
+    </w:p>
+    <w:p>
+      <w:pPr>
+        <w:pStyle w:val="ac"/>
+      </w:pPr>
+      <w:r>
+        <w:rPr>
+          <w:lang w:val="ru-RU"/>
+        </w:rPr>
+        <w:t xml:space="preserve">        </w:t>
+      </w:r>
+      <w:r>
+        <w:t>}</w:t>
+      </w:r>
+    </w:p>
+    <w:p>
+      <w:pPr>
+        <w:pStyle w:val="ac"/>
+      </w:pPr>
+    </w:p>
+    <w:p>
+      <w:pPr>
+        <w:pStyle w:val="ac"/>
+      </w:pPr>
+      <w:r>
+        <w:t xml:space="preserve">        // ============ </w:t>
+      </w:r>
+      <w:r>
+        <w:rPr>
+          <w:lang w:val="ru-RU"/>
+        </w:rPr>
+        <w:t>ИНКАССАТОР</w:t>
+      </w:r>
+      <w:r>
+        <w:t xml:space="preserve"> ============</w:t>
+      </w:r>
+    </w:p>
+    <w:p>
+      <w:pPr>
+        <w:pStyle w:val="ac"/>
+      </w:pPr>
+      <w:r>
+        <w:lastRenderedPageBreak/>
+        <w:t xml:space="preserve">        else if (role == "collector") {</w:t>
+      </w:r>
+    </w:p>
+    <w:p>
+      <w:pPr>
+        <w:pStyle w:val="ac"/>
+      </w:pPr>
+      <w:r>
+        <w:t xml:space="preserve">            Collector* collector = dynamic_cast&lt;Collector*&gt;(user);</w:t>
+      </w:r>
+    </w:p>
+    <w:p>
+      <w:pPr>
+        <w:pStyle w:val="ac"/>
+      </w:pPr>
+      <w:r>
+        <w:t xml:space="preserve">            </w:t>
+      </w:r>
+    </w:p>
+    <w:p>
+      <w:pPr>
+        <w:pStyle w:val="ac"/>
+      </w:pPr>
+      <w:r>
+        <w:t xml:space="preserve">            atm-&gt;startSession(collector);</w:t>
+      </w:r>
+    </w:p>
+    <w:p>
+      <w:pPr>
+        <w:pStyle w:val="ac"/>
+      </w:pPr>
+      <w:r>
+        <w:t xml:space="preserve">        }</w:t>
+      </w:r>
+    </w:p>
+    <w:p>
+      <w:pPr>
+        <w:pStyle w:val="ac"/>
+      </w:pPr>
+    </w:p>
+    <w:p>
+      <w:pPr>
+        <w:pStyle w:val="ac"/>
+      </w:pPr>
+      <w:r>
+        <w:t xml:space="preserve">        // ========== </w:t>
+      </w:r>
+      <w:r>
+        <w:rPr>
+          <w:lang w:val="ru-RU"/>
+        </w:rPr>
+        <w:t>СОТРУДНИК</w:t>
+      </w:r>
+      <w:r>
+        <w:t xml:space="preserve"> </w:t>
+      </w:r>
+      <w:r>
+        <w:rPr>
+          <w:lang w:val="ru-RU"/>
+        </w:rPr>
+        <w:t>БАНКА</w:t>
+      </w:r>
+      <w:r>
+        <w:t xml:space="preserve"> ==========</w:t>
+      </w:r>
+    </w:p>
+    <w:p>
+      <w:pPr>
+        <w:pStyle w:val="ac"/>
+      </w:pPr>
+      <w:r>
+        <w:t xml:space="preserve">        else if (role == "officer") {</w:t>
+      </w:r>
+    </w:p>
+    <w:p>
+      <w:pPr>
+        <w:pStyle w:val="ac"/>
+      </w:pPr>
+      <w:r>
+        <w:t xml:space="preserve">            BankOfficer* officer = dynamic_cast&lt;BankOfficer*&gt;(user);</w:t>
+      </w:r>
+    </w:p>
+    <w:p>
+      <w:pPr>
+        <w:pStyle w:val="ac"/>
+      </w:pPr>
+    </w:p>
+    <w:p>
+      <w:pPr>
+        <w:pStyle w:val="ac"/>
+      </w:pPr>
+      <w:r>
+        <w:t xml:space="preserve">            // -------</w:t>
+      </w:r>
+    </w:p>
+    <w:p>
+      <w:pPr>
+        <w:pStyle w:val="ac"/>
+      </w:pPr>
+      <w:r>
+        <w:t xml:space="preserve">            cout &lt;&lt; "\nOFFICER'S SCENARIO NOT DONE\n";</w:t>
+      </w:r>
+    </w:p>
+    <w:p>
+      <w:pPr>
+        <w:pStyle w:val="ac"/>
+      </w:pPr>
+      <w:r>
+        <w:t xml:space="preserve">            // -------</w:t>
+      </w:r>
+    </w:p>
+    <w:p>
+      <w:pPr>
+        <w:pStyle w:val="ac"/>
+      </w:pPr>
+      <w:r>
+        <w:t xml:space="preserve">        }</w:t>
+      </w:r>
+    </w:p>
+    <w:p>
+      <w:pPr>
+        <w:pStyle w:val="ac"/>
+      </w:pPr>
+    </w:p>
+    <w:p>
+      <w:pPr>
+        <w:pStyle w:val="ac"/>
+      </w:pPr>
+      <w:r>
+        <w:t xml:space="preserve">        ATM_UI::waitForEnter();</w:t>
+      </w:r>
+    </w:p>
+    <w:p>
+      <w:pPr>
+        <w:pStyle w:val="ac"/>
+      </w:pPr>
+      <w:r>
+        <w:t xml:space="preserve">    }</w:t>
+      </w:r>
+    </w:p>
+    <w:p>
+      <w:pPr>
+        <w:pStyle w:val="ac"/>
+      </w:pPr>
+    </w:p>
+    <w:p>
+      <w:pPr>
+        <w:pStyle w:val="ac"/>
+      </w:pPr>
+      <w:r>
+        <w:t xml:space="preserve">    // </w:t>
+      </w:r>
+      <w:r>
+        <w:rPr>
+          <w:lang w:val="ru-RU"/>
+        </w:rPr>
+        <w:t>очистка</w:t>
+      </w:r>
+      <w:r>
+        <w:t xml:space="preserve"> </w:t>
+      </w:r>
+      <w:r>
+        <w:rPr>
+          <w:lang w:val="ru-RU"/>
+        </w:rPr>
+        <w:t>памяти</w:t>
+      </w:r>
+    </w:p>
+    <w:p>
+      <w:pPr>
+        <w:pStyle w:val="ac"/>
+      </w:pPr>
+      <w:r>
+        <w:t xml:space="preserve">    delete atm;</w:t>
+      </w:r>
+    </w:p>
+    <w:p>
+      <w:pPr>
+        <w:pStyle w:val="ac"/>
+      </w:pPr>
+      <w:r>
+        <w:t xml:space="preserve">    for (Person* user : users) { delete user; }</w:t>
+      </w:r>
+    </w:p>
+    <w:p>
+      <w:pPr>
+        <w:pStyle w:val="ac"/>
+      </w:pPr>
+    </w:p>
+    <w:p>
+      <w:pPr>
+        <w:pStyle w:val="ac"/>
+        <w:rPr>
+          <w:lang w:val="ru-RU"/>
+        </w:rPr>
+      </w:pPr>
+      <w:r>
+        <w:t xml:space="preserve">    </w:t>
+      </w:r>
+      <w:r>
+        <w:rPr>
+          <w:lang w:val="ru-RU"/>
+        </w:rPr>
+        <w:t>return 0;</w:t>
+      </w:r>
+    </w:p>
+    <w:p>
+      <w:pPr>
+        <w:pStyle w:val="ac"/>
+      </w:pPr>
+      <w:r>
+        <w:rPr>
+          <w:lang w:val="ru-RU"/>
+        </w:rPr>
+        <w:t>}</w:t>
       </w:r>
     </w:p>
     <w:p>
